--- a/tillsyn/A 61826-2025 tillsynsbegäran.docx
+++ b/tillsyn/A 61826-2025 tillsynsbegäran.docx
@@ -751,7 +751,7 @@
     <w:r>
       <w:tab/>
       <w:tab/>
-      <w:t>2026-01-03</w:t>
+      <w:t>2026-01-04</w:t>
       <w:br/>
       <w:br/>
     </w:r>

--- a/tillsyn/A 61826-2025 tillsynsbegäran.docx
+++ b/tillsyn/A 61826-2025 tillsynsbegäran.docx
@@ -1027,7 +1027,7 @@
     <w:r>
       <w:tab/>
       <w:tab/>
-      <w:t>2026-02-13</w:t>
+      <w:t>2026-02-17</w:t>
       <w:br/>
       <w:br/>
     </w:r>

--- a/tillsyn/A 61826-2025 tillsynsbegäran.docx
+++ b/tillsyn/A 61826-2025 tillsynsbegäran.docx
@@ -1027,7 +1027,7 @@
     <w:r>
       <w:tab/>
       <w:tab/>
-      <w:t>2026-02-17</w:t>
+      <w:t>2026-02-19</w:t>
       <w:br/>
       <w:br/>
     </w:r>

--- a/tillsyn/A 61826-2025 tillsynsbegäran.docx
+++ b/tillsyn/A 61826-2025 tillsynsbegäran.docx
@@ -1027,7 +1027,7 @@
     <w:r>
       <w:tab/>
       <w:tab/>
-      <w:t>2026-02-19</w:t>
+      <w:t>2026-02-20</w:t>
       <w:br/>
       <w:br/>
     </w:r>

--- a/tillsyn/A 61826-2025 tillsynsbegäran.docx
+++ b/tillsyn/A 61826-2025 tillsynsbegäran.docx
@@ -1027,7 +1027,7 @@
     <w:r>
       <w:tab/>
       <w:tab/>
-      <w:t>2026-02-20</w:t>
+      <w:t>2026-02-21</w:t>
       <w:br/>
       <w:br/>
     </w:r>

--- a/tillsyn/A 61826-2025 tillsynsbegäran.docx
+++ b/tillsyn/A 61826-2025 tillsynsbegäran.docx
@@ -1027,7 +1027,7 @@
     <w:r>
       <w:tab/>
       <w:tab/>
-      <w:t>2026-02-21</w:t>
+      <w:t>2026-02-22</w:t>
       <w:br/>
       <w:br/>
     </w:r>

--- a/tillsyn/A 61826-2025 tillsynsbegäran.docx
+++ b/tillsyn/A 61826-2025 tillsynsbegäran.docx
@@ -1027,7 +1027,7 @@
     <w:r>
       <w:tab/>
       <w:tab/>
-      <w:t>2026-02-22</w:t>
+      <w:t>2026-02-23</w:t>
       <w:br/>
       <w:br/>
     </w:r>

--- a/tillsyn/A 61826-2025 tillsynsbegäran.docx
+++ b/tillsyn/A 61826-2025 tillsynsbegäran.docx
@@ -1027,7 +1027,7 @@
     <w:r>
       <w:tab/>
       <w:tab/>
-      <w:t>2026-02-23</w:t>
+      <w:t>2026-02-24</w:t>
       <w:br/>
       <w:br/>
     </w:r>

--- a/tillsyn/A 61826-2025 tillsynsbegäran.docx
+++ b/tillsyn/A 61826-2025 tillsynsbegäran.docx
@@ -1027,7 +1027,7 @@
     <w:r>
       <w:tab/>
       <w:tab/>
-      <w:t>2026-02-24</w:t>
+      <w:t>2026-02-25</w:t>
       <w:br/>
       <w:br/>
     </w:r>

--- a/tillsyn/A 61826-2025 tillsynsbegäran.docx
+++ b/tillsyn/A 61826-2025 tillsynsbegäran.docx
@@ -1027,7 +1027,7 @@
     <w:r>
       <w:tab/>
       <w:tab/>
-      <w:t>2026-02-25</w:t>
+      <w:t>2026-02-26</w:t>
       <w:br/>
       <w:br/>
     </w:r>

--- a/tillsyn/A 61826-2025 tillsynsbegäran.docx
+++ b/tillsyn/A 61826-2025 tillsynsbegäran.docx
@@ -1027,7 +1027,7 @@
     <w:r>
       <w:tab/>
       <w:tab/>
-      <w:t>2026-02-26</w:t>
+      <w:t>2026-02-28</w:t>
       <w:br/>
       <w:br/>
     </w:r>

--- a/tillsyn/A 61826-2025 tillsynsbegäran.docx
+++ b/tillsyn/A 61826-2025 tillsynsbegäran.docx
@@ -1027,7 +1027,7 @@
     <w:r>
       <w:tab/>
       <w:tab/>
-      <w:t>2026-02-28</w:t>
+      <w:t>2026-03-01</w:t>
       <w:br/>
       <w:br/>
     </w:r>

--- a/tillsyn/A 61826-2025 tillsynsbegäran.docx
+++ b/tillsyn/A 61826-2025 tillsynsbegäran.docx
@@ -1027,7 +1027,7 @@
     <w:r>
       <w:tab/>
       <w:tab/>
-      <w:t>2026-03-01</w:t>
+      <w:t>2026-03-02</w:t>
       <w:br/>
       <w:br/>
     </w:r>

--- a/tillsyn/A 61826-2025 tillsynsbegäran.docx
+++ b/tillsyn/A 61826-2025 tillsynsbegäran.docx
@@ -204,7 +204,7 @@
         <w:rPr>
           <w:i/>
         </w:rPr>
-        <w:t xml:space="preserve"> 9070 Trädklädd betesmark </w:t>
+        <w:t xml:space="preserve"> 9070 Trädklädd betesmark</w:t>
       </w:r>
       <w:r>
         <w:t xml:space="preserve"> (SLU Artdatabanken, 2024).</w:t>
@@ -1027,7 +1027,7 @@
     <w:r>
       <w:tab/>
       <w:tab/>
-      <w:t>2026-03-02</w:t>
+      <w:t>2026-03-03</w:t>
       <w:br/>
       <w:br/>
     </w:r>

--- a/tillsyn/A 61826-2025 tillsynsbegäran.docx
+++ b/tillsyn/A 61826-2025 tillsynsbegäran.docx
@@ -1027,7 +1027,7 @@
     <w:r>
       <w:tab/>
       <w:tab/>
-      <w:t>2026-03-03</w:t>
+      <w:t>2026-03-04</w:t>
       <w:br/>
       <w:br/>
     </w:r>

--- a/tillsyn/A 61826-2025 tillsynsbegäran.docx
+++ b/tillsyn/A 61826-2025 tillsynsbegäran.docx
@@ -1027,7 +1027,7 @@
     <w:r>
       <w:tab/>
       <w:tab/>
-      <w:t>2026-03-04</w:t>
+      <w:t>2026-03-05</w:t>
       <w:br/>
       <w:br/>
     </w:r>

--- a/tillsyn/A 61826-2025 tillsynsbegäran.docx
+++ b/tillsyn/A 61826-2025 tillsynsbegäran.docx
@@ -1027,7 +1027,7 @@
     <w:r>
       <w:tab/>
       <w:tab/>
-      <w:t>2026-03-05</w:t>
+      <w:t>2026-03-06</w:t>
       <w:br/>
       <w:br/>
     </w:r>

--- a/tillsyn/A 61826-2025 tillsynsbegäran.docx
+++ b/tillsyn/A 61826-2025 tillsynsbegäran.docx
@@ -1027,7 +1027,7 @@
     <w:r>
       <w:tab/>
       <w:tab/>
-      <w:t>2026-03-06</w:t>
+      <w:t>2026-03-07</w:t>
       <w:br/>
       <w:br/>
     </w:r>

--- a/tillsyn/A 61826-2025 tillsynsbegäran.docx
+++ b/tillsyn/A 61826-2025 tillsynsbegäran.docx
@@ -1027,7 +1027,7 @@
     <w:r>
       <w:tab/>
       <w:tab/>
-      <w:t>2026-03-07</w:t>
+      <w:t>2026-03-08</w:t>
       <w:br/>
       <w:br/>
     </w:r>

--- a/tillsyn/A 61826-2025 tillsynsbegäran.docx
+++ b/tillsyn/A 61826-2025 tillsynsbegäran.docx
@@ -1027,7 +1027,7 @@
     <w:r>
       <w:tab/>
       <w:tab/>
-      <w:t>2026-03-08</w:t>
+      <w:t>2026-03-09</w:t>
       <w:br/>
       <w:br/>
     </w:r>

--- a/tillsyn/A 61826-2025 tillsynsbegäran.docx
+++ b/tillsyn/A 61826-2025 tillsynsbegäran.docx
@@ -1027,7 +1027,7 @@
     <w:r>
       <w:tab/>
       <w:tab/>
-      <w:t>2026-03-09</w:t>
+      <w:t>2026-03-10</w:t>
       <w:br/>
       <w:br/>
     </w:r>

--- a/tillsyn/A 61826-2025 tillsynsbegäran.docx
+++ b/tillsyn/A 61826-2025 tillsynsbegäran.docx
@@ -1027,7 +1027,7 @@
     <w:r>
       <w:tab/>
       <w:tab/>
-      <w:t>2026-03-10</w:t>
+      <w:t>2026-03-11</w:t>
       <w:br/>
       <w:br/>
     </w:r>

--- a/tillsyn/A 61826-2025 tillsynsbegäran.docx
+++ b/tillsyn/A 61826-2025 tillsynsbegäran.docx
@@ -1027,7 +1027,7 @@
     <w:r>
       <w:tab/>
       <w:tab/>
-      <w:t>2026-03-11</w:t>
+      <w:t>2026-03-12</w:t>
       <w:br/>
       <w:br/>
     </w:r>

--- a/tillsyn/A 61826-2025 tillsynsbegäran.docx
+++ b/tillsyn/A 61826-2025 tillsynsbegäran.docx
@@ -1027,7 +1027,7 @@
     <w:r>
       <w:tab/>
       <w:tab/>
-      <w:t>2026-03-12</w:t>
+      <w:t>2026-03-13</w:t>
       <w:br/>
       <w:br/>
     </w:r>

--- a/tillsyn/A 61826-2025 tillsynsbegäran.docx
+++ b/tillsyn/A 61826-2025 tillsynsbegäran.docx
@@ -1051,7 +1051,7 @@
     <w:r>
       <w:tab/>
       <w:tab/>
-      <w:t>2026-04-14</w:t>
+      <w:t>2026-04-15</w:t>
       <w:br/>
       <w:br/>
     </w:r>

--- a/tillsyn/A 61826-2025 tillsynsbegäran.docx
+++ b/tillsyn/A 61826-2025 tillsynsbegäran.docx
@@ -1051,7 +1051,7 @@
     <w:r>
       <w:tab/>
       <w:tab/>
-      <w:t>2026-04-15</w:t>
+      <w:t>2026-04-16</w:t>
       <w:br/>
       <w:br/>
     </w:r>

--- a/tillsyn/A 61826-2025 tillsynsbegäran.docx
+++ b/tillsyn/A 61826-2025 tillsynsbegäran.docx
@@ -1051,7 +1051,7 @@
     <w:r>
       <w:tab/>
       <w:tab/>
-      <w:t>2026-04-16</w:t>
+      <w:t>2026-04-17</w:t>
       <w:br/>
       <w:br/>
     </w:r>

--- a/tillsyn/A 61826-2025 tillsynsbegäran.docx
+++ b/tillsyn/A 61826-2025 tillsynsbegäran.docx
@@ -1051,7 +1051,7 @@
     <w:r>
       <w:tab/>
       <w:tab/>
-      <w:t>2026-04-17</w:t>
+      <w:t>2026-04-18</w:t>
       <w:br/>
       <w:br/>
     </w:r>

--- a/tillsyn/A 61826-2025 tillsynsbegäran.docx
+++ b/tillsyn/A 61826-2025 tillsynsbegäran.docx
@@ -341,7 +341,7 @@
         <w:t>Pletocarpon nephromeum</w:t>
       </w:r>
       <w:r>
-        <w:t xml:space="preserve"> (EN), som växer på stuplav. Ytterligare två sällsynta lavparasiter, </w:t>
+        <w:t xml:space="preserve"> (EN), som växer på stuplav. Ytterligare tre sällsynta lavparasiter, </w:t>
       </w:r>
       <w:r>
         <w:rPr>
@@ -350,7 +350,7 @@
         <w:t>Protounguicularia nephromatis</w:t>
       </w:r>
       <w:r>
-        <w:t xml:space="preserve"> (VU) och </w:t>
+        <w:t xml:space="preserve"> (VU), </w:t>
       </w:r>
       <w:r>
         <w:rPr>
@@ -359,7 +359,16 @@
         <w:t>Refractohilum galligenum</w:t>
       </w:r>
       <w:r>
-        <w:t xml:space="preserve"> (NT), kan också påträffas på stuplav. Stuplav är typisk art för </w:t>
+        <w:t xml:space="preserve"> (NT) och </w:t>
+      </w:r>
+      <w:r>
+        <w:rPr>
+          <w:i/>
+        </w:rPr>
+        <w:t>Roselliniella nephromatis</w:t>
+      </w:r>
+      <w:r>
+        <w:t xml:space="preserve"> (DD), kan också påträffas på stuplav. Stuplav är typisk art för </w:t>
       </w:r>
       <w:r>
         <w:rPr>
@@ -1051,7 +1060,7 @@
     <w:r>
       <w:tab/>
       <w:tab/>
-      <w:t>2026-04-18</w:t>
+      <w:t>2026-04-19</w:t>
       <w:br/>
       <w:br/>
     </w:r>

--- a/tillsyn/A 61826-2025 tillsynsbegäran.docx
+++ b/tillsyn/A 61826-2025 tillsynsbegäran.docx
@@ -1060,7 +1060,7 @@
     <w:r>
       <w:tab/>
       <w:tab/>
-      <w:t>2026-04-19</w:t>
+      <w:t>2026-04-20</w:t>
       <w:br/>
       <w:br/>
     </w:r>

--- a/tillsyn/A 61826-2025 tillsynsbegäran.docx
+++ b/tillsyn/A 61826-2025 tillsynsbegäran.docx
@@ -1060,7 +1060,7 @@
     <w:r>
       <w:tab/>
       <w:tab/>
-      <w:t>2026-04-20</w:t>
+      <w:t>2026-04-21</w:t>
       <w:br/>
       <w:br/>
     </w:r>

--- a/tillsyn/A 61826-2025 tillsynsbegäran.docx
+++ b/tillsyn/A 61826-2025 tillsynsbegäran.docx
@@ -1060,7 +1060,7 @@
     <w:r>
       <w:tab/>
       <w:tab/>
-      <w:t>2026-04-21</w:t>
+      <w:t>2026-04-22</w:t>
       <w:br/>
       <w:br/>
     </w:r>

--- a/tillsyn/A 61826-2025 tillsynsbegäran.docx
+++ b/tillsyn/A 61826-2025 tillsynsbegäran.docx
@@ -1060,7 +1060,7 @@
     <w:r>
       <w:tab/>
       <w:tab/>
-      <w:t>2026-04-22</w:t>
+      <w:t>2026-04-23</w:t>
       <w:br/>
       <w:br/>
     </w:r>

--- a/tillsyn/A 61826-2025 tillsynsbegäran.docx
+++ b/tillsyn/A 61826-2025 tillsynsbegäran.docx
@@ -1060,7 +1060,7 @@
     <w:r>
       <w:tab/>
       <w:tab/>
-      <w:t>2026-04-23</w:t>
+      <w:t>2026-04-24</w:t>
       <w:br/>
       <w:br/>
     </w:r>

--- a/tillsyn/A 61826-2025 tillsynsbegäran.docx
+++ b/tillsyn/A 61826-2025 tillsynsbegäran.docx
@@ -1060,7 +1060,7 @@
     <w:r>
       <w:tab/>
       <w:tab/>
-      <w:t>2026-04-24</w:t>
+      <w:t>2026-04-25</w:t>
       <w:br/>
       <w:br/>
     </w:r>

--- a/tillsyn/A 61826-2025 tillsynsbegäran.docx
+++ b/tillsyn/A 61826-2025 tillsynsbegäran.docx
@@ -1060,7 +1060,7 @@
     <w:r>
       <w:tab/>
       <w:tab/>
-      <w:t>2026-04-25</w:t>
+      <w:t>2026-04-26</w:t>
       <w:br/>
       <w:br/>
     </w:r>

--- a/tillsyn/A 61826-2025 tillsynsbegäran.docx
+++ b/tillsyn/A 61826-2025 tillsynsbegäran.docx
@@ -1060,7 +1060,7 @@
     <w:r>
       <w:tab/>
       <w:tab/>
-      <w:t>2026-04-26</w:t>
+      <w:t>2026-04-27</w:t>
       <w:br/>
       <w:br/>
     </w:r>

--- a/tillsyn/A 61826-2025 tillsynsbegäran.docx
+++ b/tillsyn/A 61826-2025 tillsynsbegäran.docx
@@ -1060,7 +1060,7 @@
     <w:r>
       <w:tab/>
       <w:tab/>
-      <w:t>2026-04-27</w:t>
+      <w:t>2026-04-28</w:t>
       <w:br/>
       <w:br/>
     </w:r>

--- a/tillsyn/A 61826-2025 tillsynsbegäran.docx
+++ b/tillsyn/A 61826-2025 tillsynsbegäran.docx
@@ -1060,7 +1060,7 @@
     <w:r>
       <w:tab/>
       <w:tab/>
-      <w:t>2026-04-28</w:t>
+      <w:t>2026-04-29</w:t>
       <w:br/>
       <w:br/>
     </w:r>

--- a/tillsyn/A 61826-2025 tillsynsbegäran.docx
+++ b/tillsyn/A 61826-2025 tillsynsbegäran.docx
@@ -1060,7 +1060,7 @@
     <w:r>
       <w:tab/>
       <w:tab/>
-      <w:t>2026-04-29</w:t>
+      <w:t>2026-04-30</w:t>
       <w:br/>
       <w:br/>
     </w:r>

--- a/tillsyn/A 61826-2025 tillsynsbegäran.docx
+++ b/tillsyn/A 61826-2025 tillsynsbegäran.docx
@@ -1060,7 +1060,7 @@
     <w:r>
       <w:tab/>
       <w:tab/>
-      <w:t>2026-05-16</w:t>
+      <w:t>2026-05-17</w:t>
       <w:br/>
       <w:br/>
     </w:r>

--- a/tillsyn/A 61826-2025 tillsynsbegäran.docx
+++ b/tillsyn/A 61826-2025 tillsynsbegäran.docx
@@ -1060,7 +1060,7 @@
     <w:r>
       <w:tab/>
       <w:tab/>
-      <w:t>2026-05-17</w:t>
+      <w:t>2026-05-18</w:t>
       <w:br/>
       <w:br/>
     </w:r>

--- a/tillsyn/A 61826-2025 tillsynsbegäran.docx
+++ b/tillsyn/A 61826-2025 tillsynsbegäran.docx
@@ -1060,7 +1060,7 @@
     <w:r>
       <w:tab/>
       <w:tab/>
-      <w:t>2026-05-18</w:t>
+      <w:t>2026-05-19</w:t>
       <w:br/>
       <w:br/>
     </w:r>

--- a/tillsyn/A 61826-2025 tillsynsbegäran.docx
+++ b/tillsyn/A 61826-2025 tillsynsbegäran.docx
@@ -1060,7 +1060,7 @@
     <w:r>
       <w:tab/>
       <w:tab/>
-      <w:t>2026-05-19</w:t>
+      <w:t>2026-05-20</w:t>
       <w:br/>
       <w:br/>
     </w:r>

--- a/tillsyn/A 61826-2025 tillsynsbegäran.docx
+++ b/tillsyn/A 61826-2025 tillsynsbegäran.docx
@@ -1060,7 +1060,7 @@
     <w:r>
       <w:tab/>
       <w:tab/>
-      <w:t>2026-05-20</w:t>
+      <w:t>2026-05-21</w:t>
       <w:br/>
       <w:br/>
     </w:r>

--- a/tillsyn/A 61826-2025 tillsynsbegäran.docx
+++ b/tillsyn/A 61826-2025 tillsynsbegäran.docx
@@ -1060,7 +1060,7 @@
     <w:r>
       <w:tab/>
       <w:tab/>
-      <w:t>2026-05-21</w:t>
+      <w:t>2026-05-22</w:t>
       <w:br/>
       <w:br/>
     </w:r>

--- a/tillsyn/A 61826-2025 tillsynsbegäran.docx
+++ b/tillsyn/A 61826-2025 tillsynsbegäran.docx
@@ -1060,7 +1060,7 @@
     <w:r>
       <w:tab/>
       <w:tab/>
-      <w:t>2026-05-22</w:t>
+      <w:t>2026-05-23</w:t>
       <w:br/>
       <w:br/>
     </w:r>

--- a/tillsyn/A 61826-2025 tillsynsbegäran.docx
+++ b/tillsyn/A 61826-2025 tillsynsbegäran.docx
@@ -1060,7 +1060,7 @@
     <w:r>
       <w:tab/>
       <w:tab/>
-      <w:t>2026-05-23</w:t>
+      <w:t>2026-05-24</w:t>
       <w:br/>
       <w:br/>
     </w:r>

--- a/tillsyn/A 61826-2025 tillsynsbegäran.docx
+++ b/tillsyn/A 61826-2025 tillsynsbegäran.docx
@@ -1060,7 +1060,7 @@
     <w:r>
       <w:tab/>
       <w:tab/>
-      <w:t>2026-05-24</w:t>
+      <w:t>2026-05-25</w:t>
       <w:br/>
       <w:br/>
     </w:r>

--- a/tillsyn/A 61826-2025 tillsynsbegäran.docx
+++ b/tillsyn/A 61826-2025 tillsynsbegäran.docx
@@ -1060,7 +1060,7 @@
     <w:r>
       <w:tab/>
       <w:tab/>
-      <w:t>2026-05-25</w:t>
+      <w:t>2026-05-26</w:t>
       <w:br/>
       <w:br/>
     </w:r>

--- a/tillsyn/A 61826-2025 tillsynsbegäran.docx
+++ b/tillsyn/A 61826-2025 tillsynsbegäran.docx
@@ -1060,7 +1060,7 @@
     <w:r>
       <w:tab/>
       <w:tab/>
-      <w:t>2026-05-26</w:t>
+      <w:t>2026-05-27</w:t>
       <w:br/>
       <w:br/>
     </w:r>

--- a/tillsyn/A 61826-2025 tillsynsbegäran.docx
+++ b/tillsyn/A 61826-2025 tillsynsbegäran.docx
@@ -1060,7 +1060,7 @@
     <w:r>
       <w:tab/>
       <w:tab/>
-      <w:t>2026-05-27</w:t>
+      <w:t>2026-05-28</w:t>
       <w:br/>
       <w:br/>
     </w:r>

--- a/tillsyn/A 61826-2025 tillsynsbegäran.docx
+++ b/tillsyn/A 61826-2025 tillsynsbegäran.docx
@@ -1060,7 +1060,7 @@
     <w:r>
       <w:tab/>
       <w:tab/>
-      <w:t>2026-05-28</w:t>
+      <w:t>2026-05-29</w:t>
       <w:br/>
       <w:br/>
     </w:r>

--- a/tillsyn/A 61826-2025 tillsynsbegäran.docx
+++ b/tillsyn/A 61826-2025 tillsynsbegäran.docx
@@ -1060,7 +1060,7 @@
     <w:r>
       <w:tab/>
       <w:tab/>
-      <w:t>2026-05-29</w:t>
+      <w:t>2026-05-30</w:t>
       <w:br/>
       <w:br/>
     </w:r>

--- a/tillsyn/A 61826-2025 tillsynsbegäran.docx
+++ b/tillsyn/A 61826-2025 tillsynsbegäran.docx
@@ -1060,7 +1060,7 @@
     <w:r>
       <w:tab/>
       <w:tab/>
-      <w:t>2026-05-30</w:t>
+      <w:t>2026-05-31</w:t>
       <w:br/>
       <w:br/>
     </w:r>

--- a/tillsyn/A 61826-2025 tillsynsbegäran.docx
+++ b/tillsyn/A 61826-2025 tillsynsbegäran.docx
@@ -1060,7 +1060,7 @@
     <w:r>
       <w:tab/>
       <w:tab/>
-      <w:t>2026-05-31</w:t>
+      <w:t>2026-06-01</w:t>
       <w:br/>
       <w:br/>
     </w:r>

--- a/tillsyn/A 61826-2025 tillsynsbegäran.docx
+++ b/tillsyn/A 61826-2025 tillsynsbegäran.docx
@@ -1060,7 +1060,7 @@
     <w:r>
       <w:tab/>
       <w:tab/>
-      <w:t>2026-06-01</w:t>
+      <w:t>2026-06-02</w:t>
       <w:br/>
       <w:br/>
     </w:r>

--- a/tillsyn/A 61826-2025 tillsynsbegäran.docx
+++ b/tillsyn/A 61826-2025 tillsynsbegäran.docx
@@ -1060,7 +1060,7 @@
     <w:r>
       <w:tab/>
       <w:tab/>
-      <w:t>2026-06-02</w:t>
+      <w:t>2026-06-03</w:t>
       <w:br/>
       <w:br/>
     </w:r>

--- a/tillsyn/A 61826-2025 tillsynsbegäran.docx
+++ b/tillsyn/A 61826-2025 tillsynsbegäran.docx
@@ -1060,7 +1060,7 @@
     <w:r>
       <w:tab/>
       <w:tab/>
-      <w:t>2026-06-03</w:t>
+      <w:t>2026-06-04</w:t>
       <w:br/>
       <w:br/>
     </w:r>

--- a/tillsyn/A 61826-2025 tillsynsbegäran.docx
+++ b/tillsyn/A 61826-2025 tillsynsbegäran.docx
@@ -1060,7 +1060,7 @@
     <w:r>
       <w:tab/>
       <w:tab/>
-      <w:t>2026-06-04</w:t>
+      <w:t>2026-06-05</w:t>
       <w:br/>
       <w:br/>
     </w:r>

--- a/tillsyn/A 61826-2025 tillsynsbegäran.docx
+++ b/tillsyn/A 61826-2025 tillsynsbegäran.docx
@@ -1060,7 +1060,7 @@
     <w:r>
       <w:tab/>
       <w:tab/>
-      <w:t>2026-06-05</w:t>
+      <w:t>2026-06-06</w:t>
       <w:br/>
       <w:br/>
     </w:r>

--- a/tillsyn/A 61826-2025 tillsynsbegäran.docx
+++ b/tillsyn/A 61826-2025 tillsynsbegäran.docx
@@ -1060,7 +1060,7 @@
     <w:r>
       <w:tab/>
       <w:tab/>
-      <w:t>2026-06-06</w:t>
+      <w:t>2026-06-07</w:t>
       <w:br/>
       <w:br/>
     </w:r>

--- a/tillsyn/A 61826-2025 tillsynsbegäran.docx
+++ b/tillsyn/A 61826-2025 tillsynsbegäran.docx
@@ -1060,7 +1060,7 @@
     <w:r>
       <w:tab/>
       <w:tab/>
-      <w:t>2026-06-07</w:t>
+      <w:t>2026-06-08</w:t>
       <w:br/>
       <w:br/>
     </w:r>

--- a/tillsyn/A 61826-2025 tillsynsbegäran.docx
+++ b/tillsyn/A 61826-2025 tillsynsbegäran.docx
@@ -1060,7 +1060,7 @@
     <w:r>
       <w:tab/>
       <w:tab/>
-      <w:t>2026-06-08</w:t>
+      <w:t>2026-06-09</w:t>
       <w:br/>
       <w:br/>
     </w:r>

--- a/tillsyn/A 61826-2025 tillsynsbegäran.docx
+++ b/tillsyn/A 61826-2025 tillsynsbegäran.docx
@@ -1060,7 +1060,7 @@
     <w:r>
       <w:tab/>
       <w:tab/>
-      <w:t>2026-06-09</w:t>
+      <w:t>2026-06-10</w:t>
       <w:br/>
       <w:br/>
     </w:r>

--- a/tillsyn/A 61826-2025 tillsynsbegäran.docx
+++ b/tillsyn/A 61826-2025 tillsynsbegäran.docx
@@ -1060,7 +1060,7 @@
     <w:r>
       <w:tab/>
       <w:tab/>
-      <w:t>2026-06-10</w:t>
+      <w:t>2026-06-11</w:t>
       <w:br/>
       <w:br/>
     </w:r>

--- a/tillsyn/A 61826-2025 tillsynsbegäran.docx
+++ b/tillsyn/A 61826-2025 tillsynsbegäran.docx
@@ -1060,7 +1060,7 @@
     <w:r>
       <w:tab/>
       <w:tab/>
-      <w:t>2026-06-11</w:t>
+      <w:t>2026-06-12</w:t>
       <w:br/>
       <w:br/>
     </w:r>

--- a/tillsyn/A 61826-2025 tillsynsbegäran.docx
+++ b/tillsyn/A 61826-2025 tillsynsbegäran.docx
@@ -1060,7 +1060,7 @@
     <w:r>
       <w:tab/>
       <w:tab/>
-      <w:t>2026-06-12</w:t>
+      <w:t>2026-06-13</w:t>
       <w:br/>
       <w:br/>
     </w:r>

--- a/tillsyn/A 61826-2025 tillsynsbegäran.docx
+++ b/tillsyn/A 61826-2025 tillsynsbegäran.docx
@@ -1060,7 +1060,7 @@
     <w:r>
       <w:tab/>
       <w:tab/>
-      <w:t>2026-06-13</w:t>
+      <w:t>2026-06-14</w:t>
       <w:br/>
       <w:br/>
     </w:r>

--- a/tillsyn/A 61826-2025 tillsynsbegäran.docx
+++ b/tillsyn/A 61826-2025 tillsynsbegäran.docx
@@ -1060,7 +1060,7 @@
     <w:r>
       <w:tab/>
       <w:tab/>
-      <w:t>2026-06-15</w:t>
+      <w:t>2026-06-16</w:t>
       <w:br/>
       <w:br/>
     </w:r>

--- a/tillsyn/A 61826-2025 tillsynsbegäran.docx
+++ b/tillsyn/A 61826-2025 tillsynsbegäran.docx
@@ -1060,7 +1060,7 @@
     <w:r>
       <w:tab/>
       <w:tab/>
-      <w:t>2026-06-16</w:t>
+      <w:t>2026-06-17</w:t>
       <w:br/>
       <w:br/>
     </w:r>

--- a/tillsyn/A 61826-2025 tillsynsbegäran.docx
+++ b/tillsyn/A 61826-2025 tillsynsbegäran.docx
@@ -1,6 +1,6 @@
 
 <file path=word/document.xml><?xml version="1.0" encoding="utf-8"?>
-<w:document xmlns:wpc="http://schemas.microsoft.com/office/word/2010/wordprocessingCanvas" xmlns:cx="http://schemas.microsoft.com/office/drawing/2014/chartex" xmlns:cx1="http://schemas.microsoft.com/office/drawing/2015/9/8/chartex" xmlns:cx2="http://schemas.microsoft.com/office/drawing/2015/10/21/chartex" xmlns:cx3="http://schemas.microsoft.com/office/drawing/2016/5/9/chartex" xmlns:cx4="http://schemas.microsoft.com/office/drawing/2016/5/10/chartex" xmlns:cx5="http://schemas.microsoft.com/office/drawing/2016/5/11/chartex" xmlns:cx6="http://schemas.microsoft.com/office/drawing/2016/5/12/chartex" xmlns:cx7="http://schemas.microsoft.com/office/drawing/2016/5/13/chartex" xmlns:cx8="http://schemas.microsoft.com/office/drawing/2016/5/14/chartex" xmlns:mc="http://schemas.openxmlformats.org/markup-compatibility/2006" xmlns:aink="http://schemas.microsoft.com/office/drawing/2016/ink" xmlns:am3d="http://schemas.microsoft.com/office/drawing/2017/model3d" xmlns:o="urn:schemas-microsoft-com:office:office" xmlns:oel="http://schemas.microsoft.com/office/2019/extlst" xmlns:r="http://schemas.openxmlformats.org/officeDocument/2006/relationships" xmlns:m="http://schemas.openxmlformats.org/officeDocument/2006/math" xmlns:v="urn:schemas-microsoft-com:vml" xmlns:wp14="http://schemas.microsoft.com/office/word/2010/wordprocessingDrawing" xmlns:wp="http://schemas.openxmlformats.org/drawingml/2006/wordprocessingDrawing" xmlns:w10="urn:schemas-microsoft-com:office:word" xmlns:w="http://schemas.openxmlformats.org/wordprocessingml/2006/main" xmlns:w14="http://schemas.microsoft.com/office/word/2010/wordml" xmlns:w15="http://schemas.microsoft.com/office/word/2012/wordml" xmlns:w16cex="http://schemas.microsoft.com/office/word/2018/wordml/cex" xmlns:w16cid="http://schemas.microsoft.com/office/word/2016/wordml/cid" xmlns:w16="http://schemas.microsoft.com/office/word/2018/wordml" xmlns:w16sdtdh="http://schemas.microsoft.com/office/word/2020/wordml/sdtdatahash" xmlns:w16se="http://schemas.microsoft.com/office/word/2015/wordml/symex" xmlns:wpg="http://schemas.microsoft.com/office/word/2010/wordprocessingGroup" xmlns:wpi="http://schemas.microsoft.com/office/word/2010/wordprocessingInk" xmlns:wne="http://schemas.microsoft.com/office/word/2006/wordml" xmlns:wps="http://schemas.microsoft.com/office/word/2010/wordprocessingShape" mc:Ignorable="w14 w15 w16se w16cid w16 w16cex w16sdtdh wp14">
+<w:document xmlns:wpc="http://schemas.microsoft.com/office/word/2010/wordprocessingCanvas" xmlns:cx="http://schemas.microsoft.com/office/drawing/2014/chartex" xmlns:cx1="http://schemas.microsoft.com/office/drawing/2015/9/8/chartex" xmlns:cx2="http://schemas.microsoft.com/office/drawing/2015/10/21/chartex" xmlns:cx3="http://schemas.microsoft.com/office/drawing/2016/5/9/chartex" xmlns:cx4="http://schemas.microsoft.com/office/drawing/2016/5/10/chartex" xmlns:cx5="http://schemas.microsoft.com/office/drawing/2016/5/11/chartex" xmlns:cx6="http://schemas.microsoft.com/office/drawing/2016/5/12/chartex" xmlns:cx7="http://schemas.microsoft.com/office/drawing/2016/5/13/chartex" xmlns:cx8="http://schemas.microsoft.com/office/drawing/2016/5/14/chartex" xmlns:mc="http://schemas.openxmlformats.org/markup-compatibility/2006" xmlns:aink="http://schemas.microsoft.com/office/drawing/2016/ink" xmlns:am3d="http://schemas.microsoft.com/office/drawing/2017/model3d" xmlns:o="urn:schemas-microsoft-com:office:office" xmlns:oel="http://schemas.microsoft.com/office/2019/extlst" xmlns:r="http://schemas.openxmlformats.org/officeDocument/2006/relationships" xmlns:m="http://schemas.openxmlformats.org/officeDocument/2006/math" xmlns:v="urn:schemas-microsoft-com:vml" xmlns:wp14="http://schemas.microsoft.com/office/word/2010/wordprocessingDrawing" xmlns:wp="http://schemas.openxmlformats.org/drawingml/2006/wordprocessingDrawing" xmlns:w10="urn:schemas-microsoft-com:office:word" xmlns:w="http://schemas.openxmlformats.org/wordprocessingml/2006/main" xmlns:w14="http://schemas.microsoft.com/office/word/2010/wordml" xmlns:w15="http://schemas.microsoft.com/office/word/2012/wordml" xmlns:w16cex="http://schemas.microsoft.com/office/word/2018/wordml/cex" xmlns:w16cid="http://schemas.microsoft.com/office/word/2016/wordml/cid" xmlns:w16="http://schemas.microsoft.com/office/word/2018/wordml" xmlns:w16du="http://schemas.microsoft.com/office/word/2023/wordml/word16du" xmlns:w16sdtdh="http://schemas.microsoft.com/office/word/2020/wordml/sdtdatahash" xmlns:w16sdtfl="http://schemas.microsoft.com/office/word/2024/wordml/sdtformatlock" xmlns:w16se="http://schemas.microsoft.com/office/word/2015/wordml/symex" xmlns:wpg="http://schemas.microsoft.com/office/word/2010/wordprocessingGroup" xmlns:wpi="http://schemas.microsoft.com/office/word/2010/wordprocessingInk" xmlns:wne="http://schemas.microsoft.com/office/word/2006/wordml" xmlns:wps="http://schemas.microsoft.com/office/word/2010/wordprocessingShape" mc:Ignorable="w14 w15 w16se w16cid w16 w16cex w16sdtdh w16sdtfl w16du wp14">
   <w:body>
     <w:p>
       <w:pPr>
@@ -12,35 +12,10 @@
     </w:p>
     <w:p>
       <w:r>
-        <w:t>Detta dokument behandlar höga naturvärden i avverkningsanmälan A 61826-2025 i Sundsvalls kommun. Denna avverkningsanmälan inkom 2025-12-12 00:00:00 och omfattar 10,2 ha.</w:t>
-      </w:r>
-    </w:p>
-    <w:p>
-      <w:r>
-        <w:t>Vi begär härmed att Skogsstyrelsen fattar beslut enligt miljöbalken som säkerställer att skogens höga naturvärden bevaras samt säkerställer att EU-lagstiftning efterlevs och att artskyddsbrott förhindras. Vi önskar även ta del av de ställningstaganden och beslut som myndigheterna meddelar till följd av aktuell avverkningsanmälan och föreningens inlaga (se 34 § förvaltningslagen).</w:t>
-      </w:r>
-    </w:p>
-    <w:p>
-      <w:r>
-        <w:t>Nedan beskrivs fynd av naturvårdsarter och fridlysta arter som gjorts i det avverkningsanmälda området. I BILAGA 1 finns artfakta om fridlysta och rödlistade arter.</w:t>
-      </w:r>
-    </w:p>
-    <w:p>
-      <w:pPr>
-        <w:pStyle w:val="Heading1"/>
-      </w:pPr>
-      <w:r>
-        <w:t>Naturvårdsarter</w:t>
-      </w:r>
-    </w:p>
-    <w:p>
-      <w:r>
-        <w:t>I avverkningsanmälan har följande 19 naturvårdsarter hittats: aspgelélav (VU), fläckporing (VU), blågrå svartspik (NT), doftskinn (NT), garnlav (NT), lunglav (NT), rosenticka (NT), tallticka (NT), tretåig hackspett (NT, §4), ullticka (NT), vedflamlav (NT), vedskivlav (NT), violettgrå tagellav (NT), bronshjon (S), korallblylav (S), stuplav (S), vedticka (S), vågbandad barkbock (S) och kungsfågel (§4). Av dessa är 13 rödlistade. För rödlistade arter har rödlistekategorin angivits inom parentes. Arter som är signalarter enligt Skogsstyrelsen har markerats med (S). För fridlysta arter anges även paragrafen i Artskyddsförordningen som arten är fridlyst enligt.</w:t>
-      </w:r>
-    </w:p>
-    <w:p>
-      <w:r>
-        <w:t>De påträffade naturvårdsarterna är ett tydligt kvitto på att detta rör sig om en skog med höga naturvärden. I Figur 1 visas en karta över det avverkningsanmälda området, där samtliga fyndplatser för naturvårdsarter som finns registrerade på Artportalen har markerats.</w:t>
+        <w:t>Detta dokument behandlar höga naturvärden i avverkningsanmälan A 61826-2025 i Sundsvalls kommun som inkom 2025-12-12 och omfattar 10,2 ha.</w:t>
+      </w:r>
+      <w:r>
+        <w:t xml:space="preserve"> I Figur 1 visas fyndplatser för naturvårdsarter i området, som finns registrerade på Artportalen.</w:t>
       </w:r>
     </w:p>
     <w:p>
@@ -50,7 +25,7 @@
       <w:r>
         <w:drawing>
           <wp:inline xmlns:a="http://schemas.openxmlformats.org/drawingml/2006/main" xmlns:pic="http://schemas.openxmlformats.org/drawingml/2006/picture">
-            <wp:extent cx="5486400" cy="2498825"/>
+            <wp:extent cx="5486400" cy="3482261"/>
             <wp:docPr id="1" name="Picture 1"/>
             <wp:cNvGraphicFramePr>
               <a:graphicFrameLocks noChangeAspect="1"/>
@@ -71,7 +46,7 @@
                   <pic:spPr>
                     <a:xfrm>
                       <a:off x="0" y="0"/>
-                      <a:ext cx="5486400" cy="2498825"/>
+                      <a:ext cx="5486400" cy="3482261"/>
                     </a:xfrm>
                     <a:prstGeom prst="rect"/>
                   </pic:spPr>
@@ -85,475 +60,30 @@
     <w:p>
       <w:pPr>
         <w:pStyle w:val="Caption"/>
+        <w:spacing w:after="240"/>
       </w:pPr>
       <w:r>
-        <w:t>Figur 1. Fyndplatser för naturvårdsarter i det avverkningsanmälda området (röd linje). Markörer utan svart kant är placerade på fyndplatsen. Markörer med svart kant är placerade vid sidan av fyndplatsen och har ett svart streck som visar fyndplatsens exakta position. Kartans mittpunktskoordinat är N 6895778, E 621492 i SWEREF 99 TM.</w:t>
+        <w:t>Figur 1. Fyndplatser för naturvårdsarter i och inom 2 meter från avverkningsanmälan (röd linje). Inom parentes anges rödlistekategorier, S för signalarter, Tför typiska arter och fridlysningsparagrafer i artskyddsförordningen.Markörer utan svart kant är placerade på fyndplatsen. Markörer med svart kant är placerade vid sidan av fyndplatsen och har ett svart streck som visar fyndplatsens exakta position. Kartans mittpunktskoordinat är N 6895778, E 621492 i SWEREF 99 TM.</w:t>
       </w:r>
     </w:p>
     <w:p>
       <w:r>
-        <w:rPr>
-          <w:b/>
-        </w:rPr>
-        <w:t>Aspgelélav (VU)</w:t>
-      </w:r>
-      <w:r>
-        <w:t xml:space="preserve"> växer praktiskt taget enbart på asp i skog med hög luftfuktighet. Aspgelélav missgynnas vid slutavverkning. I norra Sverige hotas arten genom slutavverkning av äldre barrskog med åldriga aspar, ofta på skogsbergens sluttningar. Arten försvinner på aspar som lämnas kvar på hyggen. Aspgelélav (VU) är typisk art för </w:t>
-      </w:r>
-      <w:r>
-        <w:rPr>
-          <w:i/>
-        </w:rPr>
-        <w:t>9010 Taiga</w:t>
-      </w:r>
-      <w:r>
-        <w:t xml:space="preserve"> (SLU Artdatabanken, 2024).</w:t>
+        <w:t>Vi begär härmed att Skogsstyrelsen fattar beslut enligt miljöbalken som säkerställer att skogens höga naturvärden bevaras samt att EU-lagstiftning efterlevs och att artskyddsbrott förhindras.</w:t>
       </w:r>
     </w:p>
     <w:p>
       <w:r>
-        <w:rPr>
-          <w:b/>
-        </w:rPr>
-        <w:t>Blågrå svartspik (NT)</w:t>
-      </w:r>
-      <w:r>
-        <w:t xml:space="preserve"> växer på torr, hård ved av gamla, solbelysta torrakor, högstubbar av tall och grova döda grenar på levande tallar i öppna bestånd av naturskogskaraktär. Nästan alltid rör det sig om tjärrika torrträd och högstubbar (töreved, keloträd) som kan vara en bra bit över hundra år, i vissa fall sannolikt hundratals år gamla. Skogsbruk är idag det allvarligaste hotet. Ett långsiktigt hot är att nybildningen av gamla torrakor och högstubbar är en långsam process vilken ofta är beroende av skogsbrand. Nytt substrat bildas numera sannolikt nästan inte alls då antalet naturliga skogsbränder har minskat drastiskt på grund av effektivare brandbekämpning. Döda träd som lämnas efter avverkning är inte lämpliga för arten, eftersom dessa träd inte varit utsatta för skogsbrand och bildat tjärrik ved. Skogsbruksåtgärder på eller i närheten av växtplatserna bör undvikas. Naturskogsartade skogar med förekomst av arten indikerar höga biologiska värden och bör bevaras. Blågrå svartspik har en mycket begränsad utbredning utanför de nordiska länderna varför dessa länder har ett speciellt ansvar för arten (SLU Artdatabanken, 2024).</w:t>
+        <w:t>Vi begär vidare att Skogsstyrelsen säkerställer att inga skador eller försämringar av naturtypens bevarandestatus i området tillåts ske. Se Rådets direktiv 92/43/EEG samt ickeförsämringskravet i EU:s naturrestaureringsförordning (EU 2024/1991).</w:t>
       </w:r>
     </w:p>
     <w:p>
       <w:r>
-        <w:rPr>
-          <w:b/>
-        </w:rPr>
-        <w:t>Bronshjon</w:t>
-      </w:r>
-      <w:r>
-        <w:t xml:space="preserve"> är en skalbagge vars larvutveckling sker under grov bark på stammar av döda eller döende barrträd, främst gran, i mindre omfattning tall. Arten är knuten till äldre, naturskogslik granskog med inslag av torkande träd. Bronshjon är typisk art för </w:t>
-      </w:r>
-      <w:r>
-        <w:rPr>
-          <w:i/>
-        </w:rPr>
-        <w:t>9010 Taiga</w:t>
-      </w:r>
-      <w:r>
-        <w:t xml:space="preserve"> (SLU Artdatabanken, 2025).</w:t>
+        <w:t>Vi önskar även ta del av de ställningstaganden och beslut som myndigheten meddelar till följd av aktuell avverkningsanmälan och föreningens inlaga (se 34 § förvaltningslagen).</w:t>
       </w:r>
     </w:p>
     <w:p>
       <w:r>
-        <w:rPr>
-          <w:b/>
-        </w:rPr>
-        <w:t>Doftskinn (NT)</w:t>
-      </w:r>
-      <w:r>
-        <w:t xml:space="preserve">, rödlistad som nära hotad, är en mycket bra signalart för boreal granskog och indikerar ett gran-skogsekosystem med lång kontinuitet av grova lågor. Arten är placerad i toppen av Skogsstyrelsens värdepyramid för bedömning av skog med höga naturvärden och har klassats som en “urskogsindikator”, då den förekommer med ett tydligt optimum i helt eller nästan helt orörda skogar. Doftskinn är typisk art för </w:t>
-      </w:r>
-      <w:r>
-        <w:rPr>
-          <w:i/>
-        </w:rPr>
-        <w:t xml:space="preserve">9010 Taiga </w:t>
-      </w:r>
-      <w:r>
-        <w:t>(SLU Artdatabanken, 2025; Nitare &amp; Skogsstyrelsen, 2019).</w:t>
-      </w:r>
-    </w:p>
-    <w:p>
-      <w:r>
-        <w:rPr>
-          <w:b/>
-        </w:rPr>
-        <w:t>Fläckporing (VU)</w:t>
-      </w:r>
-      <w:r>
-        <w:t xml:space="preserve"> är en mycket bra signalart som visar på tallnaturskogar med höga naturvärden. Den är placerad högst upp i Skogsstyrelsens värdepyramid för bedömning av skog med höga naturvärden och indikerar områden som är mer eller mindre opåverkade av skogsbruk och där det funnits en kontinuitet av tallågor i olika nedbrytningsstadier. För att på lång sikt bibehålla livskraftiga populationer i ett område behövs troligen större skyddade områden som tillåter att man upprätthåller en naturlig branddynamik. Fläckporing är typisk art för </w:t>
-      </w:r>
-      <w:r>
-        <w:rPr>
-          <w:i/>
-        </w:rPr>
-        <w:t>9010 Taiga</w:t>
-      </w:r>
-      <w:r>
-        <w:t xml:space="preserve"> (SLU Artdatabanken, 2024; Nitare &amp; Skogsstyrelsen, 2019).</w:t>
-      </w:r>
-    </w:p>
-    <w:p>
-      <w:r>
-        <w:rPr>
-          <w:b/>
-        </w:rPr>
-        <w:t>Garnlav (VU)</w:t>
-      </w:r>
-      <w:r>
-        <w:t xml:space="preserve"> är en utpräglad barrskogsart som ibland kan drapera träden i norrländska grannaturskogar med hög luftfuktighet. Den förekommer även i talldominerade bestånd där den, förutom i trädens grenverk, påträffas hängande över ojämnheter i tallbarken. Arten har minskat starkt i södra och mellersta Sverige och den minskar även i sitt nordliga utbredningsområde. Minskningstakten uppgår till 30 (20–50) % inom 50 år och överstiger gränsvärdet för Sårbar (VU). Orsaken till tillbakagången beror främst på slutavverkningar av naturskogsartade skogar. Bestånd med riklig förekomst bör regelmässigt sparas, vilket även gynnar flera andra sällsynta och rödlistade arter. Garnlav är värdväxt för den mycket sällsynta och akut hotade fjärilen barrskogslavfly (CR) som hör hemma i boreala barrskogar med riklig förekomst av värdväxten. Tidigare kunde arten konstateras årligen på flera platser vid Dala-Floda i Dalarna innan lokalerna kalavverkades. Senaste fyndet i landet av barrskogslavfly är från år 2000 då den påträffades vid Högberget i Sollefteå kommun. Garnlav är typisk art för </w:t>
-      </w:r>
-      <w:r>
-        <w:rPr>
-          <w:i/>
-        </w:rPr>
-        <w:t xml:space="preserve">9010 Taiga </w:t>
-      </w:r>
-      <w:r>
-        <w:t>och</w:t>
-      </w:r>
-      <w:r>
-        <w:rPr>
-          <w:i/>
-        </w:rPr>
-        <w:t xml:space="preserve"> 9070 Trädklädd betesmark</w:t>
-      </w:r>
-      <w:r>
-        <w:t xml:space="preserve"> (SLU Artdatabanken, 2026).</w:t>
-      </w:r>
-    </w:p>
-    <w:p>
-      <w:r>
-        <w:rPr>
-          <w:b/>
-        </w:rPr>
-        <w:t>Korallblylav</w:t>
-      </w:r>
-      <w:r>
-        <w:t xml:space="preserve"> växer på bark av asp, ask, rönn, sälg, bok och lönn och signalerar överallt skogsbestånd med höga naturvärden och den följs nästan alltid av andra ovanliga och rödlistade arter. Den indikerar hög och jämn luftfuktighet och växer främst i områden med lång skoglig kontinuitet där det funnits ett ständigt inslag av gamla lövträd. Korallblylav är typisk art för </w:t>
-      </w:r>
-      <w:r>
-        <w:rPr>
-          <w:i/>
-        </w:rPr>
-        <w:t xml:space="preserve">9020 Nordlig ädellövskog, 9070 Trädklädd betesmark, 9160 Näringsrik ekskog, 9180 Ädellövskog i branter </w:t>
-      </w:r>
-      <w:r>
-        <w:t>och</w:t>
-      </w:r>
-      <w:r>
-        <w:rPr>
-          <w:i/>
-        </w:rPr>
-        <w:t xml:space="preserve"> 9190 Näringsfattig ekskog</w:t>
-      </w:r>
-      <w:r>
-        <w:t xml:space="preserve"> (SLU Artdatabanken, 2024; Nitare &amp; Skogsstyrelsen, 2019).</w:t>
-      </w:r>
-    </w:p>
-    <w:p>
-      <w:r>
-        <w:rPr>
-          <w:b/>
-        </w:rPr>
-        <w:t>Lunglav (NT)</w:t>
-      </w:r>
-      <w:r>
-        <w:t xml:space="preserve"> är en av vårt lands främsta signalarter som överallt indikerar gamla lövträd, skogsbestånd med höga naturvärden och ekosystem med långskoglig kontinuitet. Lokalt kan förekomsten vara mycket riklig men den hittas nästan enbart i gamla och ej slutavverkade skogar. Artens samtliga förekomster bör uppmärksammas från naturvårdssynpunkt, då många lokaler även hyser andra ovanliga och rödlistade arter. Rikliga förekomster bör skyddas med biotopskydd, frivilliga avsättningar eller reservat. På lunglav kan de sällsynta lavparasiterna lunglavshårprick (CR), </w:t>
-      </w:r>
-      <w:r>
-        <w:rPr>
-          <w:i/>
-        </w:rPr>
-        <w:t>Abrothallus diederichii</w:t>
-      </w:r>
-      <w:r>
-        <w:t xml:space="preserve"> (VU), </w:t>
-      </w:r>
-      <w:r>
-        <w:rPr>
-          <w:i/>
-        </w:rPr>
-        <w:t>Abrothallus lobariae</w:t>
-      </w:r>
-      <w:r>
-        <w:t xml:space="preserve"> (VU), </w:t>
-      </w:r>
-      <w:r>
-        <w:rPr>
-          <w:i/>
-        </w:rPr>
-        <w:t>Calycina lobariae</w:t>
-      </w:r>
-      <w:r>
-        <w:t xml:space="preserve"> (VU), lunglavsknapp (VU) och skrovelmössing (VU) påträffas. Lunglav är typisk art för </w:t>
-      </w:r>
-      <w:r>
-        <w:rPr>
-          <w:i/>
-        </w:rPr>
-        <w:t>9010 Taiga, 9020 Nordlig ädellövskog, 9110 Näringsfattig bokskog, 9130 Näringsrik bokskog, 9160 Näringsrik ekskog, 9180 Ädellövskog i branter, 9190 Näringsfattig ekskog, 9070 Trädklädd betesmark, 9040 Fjällbjörkskog</w:t>
-      </w:r>
-      <w:r>
-        <w:t xml:space="preserve"> och</w:t>
-      </w:r>
-      <w:r>
-        <w:rPr>
-          <w:i/>
-        </w:rPr>
-        <w:t xml:space="preserve"> 6530 Lövängar</w:t>
-      </w:r>
-      <w:r>
-        <w:t xml:space="preserve"> (SLU Artdatabanken, 2026; Nitare &amp; Skogsstyrelsen, 2019).</w:t>
-      </w:r>
-    </w:p>
-    <w:p>
-      <w:r>
-        <w:rPr>
-          <w:b/>
-        </w:rPr>
-        <w:t>Rosenticka (NT)</w:t>
-      </w:r>
-      <w:r>
-        <w:t xml:space="preserve">, rödlistad som nära hotad, ingår i en karaktäristisk association av vedsvampar som växer på gamla, grova granlågor i urskogsartade barrskogar. Den är placerad i toppen av Skogsstyrelsens värdepyramid för bedömning av skog med höga naturvärden och indikerar ett granskogsekosystem med långvarig kontinuitet av grova lågor. Artens beroende av grova granlågor innebär att alla skogsskötselåtgärder på eller i omedelbar närhet av lokalerna utgör ett hot på lång sikt. Det är angeläget att populationerna inte ytterligare glesas ut och ett tillräckligt antal områden där arten nu finns måste sparas för framtiden. Rosenticka är typisk art för </w:t>
-      </w:r>
-      <w:r>
-        <w:rPr>
-          <w:i/>
-        </w:rPr>
-        <w:t xml:space="preserve">9010 Taiga </w:t>
-      </w:r>
-      <w:r>
-        <w:t xml:space="preserve">och </w:t>
-      </w:r>
-      <w:r>
-        <w:rPr>
-          <w:i/>
-        </w:rPr>
-        <w:t>9050 Näringsrik granskog</w:t>
-      </w:r>
-      <w:r>
-        <w:t xml:space="preserve"> (Nitare &amp; Skogsstyrelsen, 2019; SLU Artdatabanken, 2024).</w:t>
-      </w:r>
-    </w:p>
-    <w:p>
-      <w:r>
-        <w:rPr>
-          <w:b/>
-        </w:rPr>
-        <w:t>Stuplav</w:t>
-      </w:r>
-      <w:r>
-        <w:t xml:space="preserve"> är en mycket bra signalart i hela sitt utbredningsområde och förekommer nästan enbart i skogsmiljöer med höga naturvärden. Den indikerar långvarig förekomst av gamla lövträd och miljöer med konstant hög luftfuktighet. I skogar med suboceaniskt klimat finns det en mycket sällsynt parasit, njurlavsknapp </w:t>
-      </w:r>
-      <w:r>
-        <w:rPr>
-          <w:i/>
-        </w:rPr>
-        <w:t>Pletocarpon nephromeum</w:t>
-      </w:r>
-      <w:r>
-        <w:t xml:space="preserve"> (EN), som växer på stuplav. Ytterligare tre sällsynta lavparasiter, </w:t>
-      </w:r>
-      <w:r>
-        <w:rPr>
-          <w:i/>
-        </w:rPr>
-        <w:t>Protounguicularia nephromatis</w:t>
-      </w:r>
-      <w:r>
-        <w:t xml:space="preserve"> (VU), </w:t>
-      </w:r>
-      <w:r>
-        <w:rPr>
-          <w:i/>
-        </w:rPr>
-        <w:t>Refractohilum galligenum</w:t>
-      </w:r>
-      <w:r>
-        <w:t xml:space="preserve"> (NT) och </w:t>
-      </w:r>
-      <w:r>
-        <w:rPr>
-          <w:i/>
-        </w:rPr>
-        <w:t>Roselliniella nephromatis</w:t>
-      </w:r>
-      <w:r>
-        <w:t xml:space="preserve"> (DD), kan också påträffas på stuplav. Stuplav är typisk art för </w:t>
-      </w:r>
-      <w:r>
-        <w:rPr>
-          <w:i/>
-        </w:rPr>
-        <w:t>9010 Taiga</w:t>
-      </w:r>
-      <w:r>
-        <w:t xml:space="preserve"> (SLU Artdatabanken, 2026; Nitare &amp; Skogsstyrelsen, 2019).</w:t>
-      </w:r>
-    </w:p>
-    <w:p>
-      <w:r>
-        <w:rPr>
-          <w:b/>
-        </w:rPr>
-        <w:t xml:space="preserve">Tallticka (NT) </w:t>
-      </w:r>
-      <w:r>
-        <w:t xml:space="preserve">uppträder först på tallar som är 100–150 år gamla men är vanligast på träd som är runt 150–200 år eller äldre. I skogslandskapet är den främst knuten till tallnaturskogar och restbiotoper med biologiskt gamla träd och signalerar vanligtvis skyddsvärda tallbestånd med höga naturvärden. Tallticka är typisk art för </w:t>
-      </w:r>
-      <w:r>
-        <w:rPr>
-          <w:i/>
-        </w:rPr>
-        <w:t xml:space="preserve">9010 Taiga </w:t>
-      </w:r>
-      <w:r>
-        <w:t xml:space="preserve">och </w:t>
-      </w:r>
-      <w:r>
-        <w:rPr>
-          <w:i/>
-        </w:rPr>
-        <w:t>9060 Åsbarrskog</w:t>
-      </w:r>
-      <w:r>
-        <w:t xml:space="preserve"> (SLU Artdatabanken, 2023; Nitare &amp; Skogsstyrelsen, 2019).</w:t>
-      </w:r>
-    </w:p>
-    <w:p>
-      <w:r>
-        <w:rPr>
-          <w:b/>
-        </w:rPr>
-        <w:t>Ullticka (NT)</w:t>
-      </w:r>
-      <w:r>
-        <w:t xml:space="preserve"> är knuten till restbestånd av barrnaturskog och förekommer med ett tydligt optimum i orörda eller måttligt påverkade gamla granskogar där det föreligger viss kontinuitet av grov död ved. Ullticka är en bra signalart inom hela sitt utbredningsområde och i södra Sverige är den sällsynt och en god signalart för skyddsvärda granskogsmiljöer. Den hotas av avverkning och fragmentering av naturskog och äldre granskog med lång trädkontinuitet. På ullticka kan ibland ulltickeporing (VU) påträffas - det är en sällsynt ticka som nyligen delats upp i de tre olika arterna ulltickeporing </w:t>
-      </w:r>
-      <w:r>
-        <w:rPr>
-          <w:i/>
-        </w:rPr>
-        <w:t xml:space="preserve">Skeletocutis brevispora </w:t>
-      </w:r>
-      <w:r>
-        <w:t>(VU)</w:t>
-      </w:r>
-      <w:r>
-        <w:rPr>
-          <w:i/>
-        </w:rPr>
-        <w:t>, Skeletocutis delicata</w:t>
-      </w:r>
-      <w:r>
-        <w:t xml:space="preserve"> (VU)</w:t>
-      </w:r>
-      <w:r>
-        <w:rPr>
-          <w:i/>
-        </w:rPr>
-        <w:t xml:space="preserve"> och Skeletocutis exilis</w:t>
-      </w:r>
-      <w:r>
-        <w:t xml:space="preserve"> (NT). Ullticka är typisk art för </w:t>
-      </w:r>
-      <w:r>
-        <w:rPr>
-          <w:i/>
-        </w:rPr>
-        <w:t xml:space="preserve">9010 Taiga, 9050 Näringsrik granskog </w:t>
-      </w:r>
-      <w:r>
-        <w:t xml:space="preserve">och </w:t>
-      </w:r>
-      <w:r>
-        <w:rPr>
-          <w:i/>
-        </w:rPr>
-        <w:t>9030 Landhöjningsskog</w:t>
-      </w:r>
-      <w:r>
-        <w:t xml:space="preserve"> (SLU Artdatabanken, 2026; Nitare &amp; Skogsstyrelsen, 2019; Miettinen &amp; Niemelä, 2018).</w:t>
-      </w:r>
-    </w:p>
-    <w:p>
-      <w:r>
-        <w:rPr>
-          <w:b/>
-        </w:rPr>
-        <w:t>Vedflamlav (NT)</w:t>
-      </w:r>
-      <w:r>
-        <w:t xml:space="preserve"> växer på gammal hård och torr, exponerad kärnved av tall, främst på högstubbar i ljusöppna lägen, t.ex. vid och på myrar, sjökanter, i glesa hällmarkskogar och i brandpräglade tallnaturskogar. Substratet nyskapas i begränsad omfattning och arten är en utmärkt indikator på höga naturvärden i denna skogstyp. Tall- och barrblandskogar med naturskogskaraktär och spår av bränder har ofta höga biologiska värden och bör skyddas. På vedflamlavens bål kan den sällsynta spiklaven/parasiten </w:t>
-      </w:r>
-      <w:r>
-        <w:rPr>
-          <w:i/>
-        </w:rPr>
-        <w:t>Calicium ramboldiicola</w:t>
-      </w:r>
-      <w:r>
-        <w:t xml:space="preserve"> (VU) påträffas (SLU Artdatabanken, 2026).</w:t>
-      </w:r>
-    </w:p>
-    <w:p>
-      <w:r>
-        <w:rPr>
-          <w:b/>
-        </w:rPr>
-        <w:t>Vedskivlav (NT)</w:t>
-      </w:r>
-      <w:r>
-        <w:t xml:space="preserve"> växer på gammal, torr, exponerad, hård kärnved av framförallt tall i naturskogsartade bestånd. Avverkning av tallskog av naturskogskaraktär med spår av återkommande bränder är ett hot. Mängden lämplig ved att växa på för vedskivlav minskar, dels på grund av naturlig nedbrytning men framförallt på grund av att de förstörs i samband med slutavverkningar, gallringar och markberedning. Tall- och blandbarrskogar av naturskogskaraktär med spår av återkommande bränder bör skyddas. Vedskivlav är typisk art för </w:t>
-      </w:r>
-      <w:r>
-        <w:rPr>
-          <w:i/>
-        </w:rPr>
-        <w:t>9010 Taiga</w:t>
-      </w:r>
-      <w:r>
-        <w:t xml:space="preserve"> (SLU Artdatabanken, 2024).</w:t>
-      </w:r>
-    </w:p>
-    <w:p>
-      <w:r>
-        <w:rPr>
-          <w:b/>
-        </w:rPr>
-        <w:t xml:space="preserve">Vedticka </w:t>
-      </w:r>
-      <w:r>
-        <w:t xml:space="preserve">är en bra signalart söder om den naturliga norrlandsgränsen. Den är huvudsakligen knuten till äldre barrskogar där det föreligger långvarig kontinuitet av död barrved. Vedticka är typisk art för </w:t>
-      </w:r>
-      <w:r>
-        <w:rPr>
-          <w:i/>
-        </w:rPr>
-        <w:t xml:space="preserve">9010 Taiga </w:t>
-      </w:r>
-      <w:r>
-        <w:t>(Nitare &amp; Skogsstyrelsen, 2019; SLU Artdatabanken, 2025).</w:t>
-      </w:r>
-    </w:p>
-    <w:p>
-      <w:r>
-        <w:rPr>
-          <w:b/>
-        </w:rPr>
-        <w:t>Violettgrå tagellav (NT)</w:t>
-      </w:r>
-      <w:r>
-        <w:t xml:space="preserve"> växer nästan uteslutande i gamla olikåldriga barrnaturskogar med lång skoglig kontinuitet och är en utmärkt signal på skog med höga naturvärden. Slutavverkning av tidigare aldrig slutavverkad skog (kontinuitetsskog) är det största hotet. Biotopen nyskapas i begränsad omfattning och barrskog äldre än 160 år, där den violettgrå tagellaven huvudsakligen påträffas har minskat med 50% de senaste 50 åren. Lågproduktiv skogsmark där laven förekommer bör undantas från skogsbruk och rika förekomster i äldre granskog bör skyddas. Arten är känslig för uttorkning och det är väsentligt att tillräckligt stora bestånd avsätts. Violettgrå tagellav är typisk art för </w:t>
-      </w:r>
-      <w:r>
-        <w:rPr>
-          <w:i/>
-        </w:rPr>
-        <w:t>9010 Taiga</w:t>
-      </w:r>
-      <w:r>
-        <w:t xml:space="preserve"> (SLU Artdatabanken, 2024; Nitare &amp; Skogsstyrelsen, 2019).</w:t>
-      </w:r>
-    </w:p>
-    <w:p>
-      <w:r>
-        <w:rPr>
-          <w:b/>
-        </w:rPr>
-        <w:t xml:space="preserve">Vågbandad barkbock </w:t>
-      </w:r>
-      <w:r>
-        <w:t>är en långhorning vars larvutveckling sker under bark på nyligen döda stående barrträd, främst gran, mer undantagsvis på tall. Främst i stående träd, särskilt gamla, långsamvuxna granar med grov bark, även i grövre grenar, stubbar eller vindfällen. Arten är starkt knuten till naturskogsliknande granskogar, och gynnas av extrema torrsomrar som försvagar träden. Arten påverkas negativt av brist på kontinuitetsskog och en minskning av populationen pågår eller förväntas ske (SLU Artdatabanken, 2025).</w:t>
+        <w:t>Nedan beskrivs fynd av naturvårdsarter och fridlysta arter som gjorts i det avverkningsanmälda området. I BILAGA 1 finns artfakta om fridlysta och rödlistade arter.</w:t>
       </w:r>
     </w:p>
     <w:p>
@@ -561,12 +91,30 @@
         <w:pStyle w:val="Heading1"/>
       </w:pPr>
       <w:r>
-        <w:t>Fridlysta arter</w:t>
+        <w:t>Naturvårdsarter</w:t>
       </w:r>
     </w:p>
     <w:p>
       <w:r>
-        <w:t>Följande fridlysta arter har sina livsmiljöer och växtplatser i den avverkningsanmälda skogen: tretåig hackspett (NT, §4) och kungsfågel (§4).</w:t>
+        <w:t>I och inom 2 meter från avverkningsanmälan har följande 19 naturvårdsarter hittats: aspgelélav (VU, T), fläckporing (VU, T), garnlav (VU, T), blågrå svartspik (NT), doftskinn (NT, T), lunglav (NT, T), rosenticka (NT, T), tallticka (NT, T), tretåig hackspett (NT, T, §4), ullticka (NT, T), vedflamlav (NT), vedskivlav (NT, T), violettgrå tagellav (NT, T), bronshjon (S, T), korallblylav (S, T), stuplav (S, T), vedticka (S, T), vågbandad barkbock (S) och kungsfågel (§4). Av dessa är 13 rödlistade. För rödlistade arter har rödlistekategorin angivits inom parentes. Arter som är signalarter enligt Skogsstyrelsen har markerats med (S). Typiska arter inom Natura 2000 som är kopplade till skogsekosystem har markerats med (T). För fridlysta arter anges även paragrafen i Artskyddsförordningen som arten är fridlyst enligt.</w:t>
+      </w:r>
+    </w:p>
+    <w:p>
+      <w:r>
+        <w:t>De påträffade naturvårdsarterna är ett tydligt kvitto på att det rör sig om en skog med höga naturvärden.</w:t>
+      </w:r>
+    </w:p>
+    <w:p>
+      <w:pPr>
+        <w:pStyle w:val="Heading2"/>
+      </w:pPr>
+      <w:r>
+        <w:t>Fridlysta arter</w:t>
+      </w:r>
+    </w:p>
+    <w:p>
+      <w:r>
+        <w:t>Följande fridlysta arter har sina livsmiljöer och växtplatser i den avverkningsanmälda skogen: tretåig hackspett (NT, T, §4) och kungsfågel (§4).</w:t>
       </w:r>
     </w:p>
     <w:p>
@@ -615,6 +163,552 @@
     <w:p>
       <w:r>
         <w:t>I BILAGA 1 finns mer detaljerad information om ekologi samt krav på livsmiljö hos fridlysta arter.</w:t>
+      </w:r>
+    </w:p>
+    <w:p>
+      <w:pPr>
+        <w:pStyle w:val="Heading2"/>
+      </w:pPr>
+      <w:r>
+        <w:t>Övriga naturvårdsarter</w:t>
+      </w:r>
+    </w:p>
+    <w:p>
+      <w:r>
+        <w:rPr>
+          <w:b/>
+        </w:rPr>
+        <w:t>Aspgelélav (VU)</w:t>
+      </w:r>
+      <w:r>
+        <w:t xml:space="preserve"> växer praktiskt taget enbart på asp i skog med hög luftfuktighet. Aspgelélav missgynnas vid slutavverkning. I norra Sverige hotas arten genom slutavverkning av äldre barrskog med åldriga aspar, ofta på skogsbergens sluttningar. Arten försvinner på aspar som lämnas kvar på hyggen. Aspgelélav (VU) är typisk art för </w:t>
+      </w:r>
+      <w:r>
+        <w:rPr>
+          <w:i/>
+        </w:rPr>
+        <w:t>9010 Taiga</w:t>
+      </w:r>
+      <w:r>
+        <w:t xml:space="preserve"> (SLU Artdatabanken, 2024).</w:t>
+      </w:r>
+    </w:p>
+    <w:p>
+      <w:r>
+        <w:rPr>
+          <w:b/>
+        </w:rPr>
+        <w:t>Blågrå svartspik (NT)</w:t>
+      </w:r>
+      <w:r>
+        <w:t xml:space="preserve"> växer på torr, hård ved av gamla, solbelysta torrakor, högstubbar av tall och grova döda grenar på levande tallar i öppna bestånd av naturskogskaraktär. Nästan alltid rör det sig om tjärrika torrträd och högstubbar (töreved, keloträd) som kan vara en bra bit över hundra år, i vissa fall sannolikt hundratals år gamla. Skogsbruk är idag det allvarligaste hotet. Ett långsiktigt hot är att nybildningen av gamla torrakor och högstubbar är en långsam process vilken ofta är beroende av skogsbrand. Nytt substrat bildas numera sannolikt nästan inte alls då antalet naturliga skogsbränder har minskat drastiskt på grund av effektivare brandbekämpning. Döda träd som lämnas efter avverkning är inte lämpliga för arten, eftersom dessa träd inte varit utsatta för skogsbrand och bildat tjärrik ved. Skogsbruksåtgärder på eller i närheten av växtplatserna bör undvikas. Naturskogsartade skogar med förekomst av arten indikerar höga biologiska värden och bör bevaras. Blågrå svartspik har en mycket begränsad utbredning utanför de nordiska länderna varför dessa länder har ett speciellt ansvar för arten (SLU Artdatabanken, 2024).</w:t>
+      </w:r>
+    </w:p>
+    <w:p>
+      <w:r>
+        <w:rPr>
+          <w:b/>
+        </w:rPr>
+        <w:t>Bronshjon</w:t>
+      </w:r>
+      <w:r>
+        <w:t xml:space="preserve"> är en skalbagge vars larvutveckling sker under grov bark på stammar av döda eller döende barrträd, främst gran, i mindre omfattning tall. Arten är knuten till äldre, naturskogslik granskog med inslag av torkande träd. Bronshjon är typisk art för </w:t>
+      </w:r>
+      <w:r>
+        <w:rPr>
+          <w:i/>
+        </w:rPr>
+        <w:t>9010 Taiga</w:t>
+      </w:r>
+      <w:r>
+        <w:t xml:space="preserve"> (SLU Artdatabanken, 2025).</w:t>
+      </w:r>
+    </w:p>
+    <w:p>
+      <w:r>
+        <w:rPr>
+          <w:b/>
+        </w:rPr>
+        <w:t>Doftskinn (NT)</w:t>
+      </w:r>
+      <w:r>
+        <w:t xml:space="preserve">, rödlistad som nära hotad, är en mycket bra signalart för boreal granskog och indikerar ett gran-skogsekosystem med lång kontinuitet av grova lågor. Arten är placerad i toppen av Skogsstyrelsens värdepyramid för bedömning av skog med höga naturvärden och har klassats som en “urskogsindikator”, då den förekommer med ett tydligt optimum i helt eller nästan helt orörda skogar. Doftskinn är typisk art för </w:t>
+      </w:r>
+      <w:r>
+        <w:rPr>
+          <w:i/>
+        </w:rPr>
+        <w:t xml:space="preserve">9010 Taiga </w:t>
+      </w:r>
+      <w:r>
+        <w:t>(SLU Artdatabanken, 2025; Nitare &amp; Skogsstyrelsen, 2019).</w:t>
+      </w:r>
+    </w:p>
+    <w:p>
+      <w:r>
+        <w:rPr>
+          <w:b/>
+        </w:rPr>
+        <w:t>Fläckporing (VU)</w:t>
+      </w:r>
+      <w:r>
+        <w:t xml:space="preserve"> är en mycket bra signalart som visar på tallnaturskogar med höga naturvärden. Den är placerad högst upp i Skogsstyrelsens värdepyramid för bedömning av skog med höga naturvärden och indikerar områden som är mer eller mindre opåverkade av skogsbruk och där det funnits en kontinuitet av tallågor i olika nedbrytningsstadier. För att på lång sikt bibehålla livskraftiga populationer i ett område behövs troligen större skyddade områden som tillåter att man upprätthåller en naturlig branddynamik. Fläckporing är typisk art för </w:t>
+      </w:r>
+      <w:r>
+        <w:rPr>
+          <w:i/>
+        </w:rPr>
+        <w:t>9010 Taiga</w:t>
+      </w:r>
+      <w:r>
+        <w:t xml:space="preserve"> (SLU Artdatabanken, 2024; Nitare &amp; Skogsstyrelsen, 2019).</w:t>
+      </w:r>
+    </w:p>
+    <w:p>
+      <w:r>
+        <w:rPr>
+          <w:b/>
+        </w:rPr>
+        <w:t>Garnlav (VU)</w:t>
+      </w:r>
+      <w:r>
+        <w:t xml:space="preserve"> är en utpräglad barrskogsart som ibland kan drapera träden i norrländska grannaturskogar med hög luftfuktighet. Den förekommer även i talldominerade bestånd där den, förutom i trädens grenverk, påträffas hängande över ojämnheter i tallbarken. Arten har minskat starkt i södra och mellersta Sverige och den minskar även i sitt nordliga utbredningsområde. Minskningstakten uppgår till 30 (20–50) % inom 50 år och överstiger gränsvärdet för Sårbar (VU). Orsaken till tillbakagången beror främst på slutavverkningar av naturskogsartade skogar. Bestånd med riklig förekomst bör regelmässigt sparas, vilket även gynnar flera andra sällsynta och rödlistade arter. Garnlav är värdväxt för den mycket sällsynta och akut hotade fjärilen barrskogslavfly (CR) som hör hemma i boreala barrskogar med riklig förekomst av värdväxten. Tidigare kunde arten konstateras årligen på flera platser vid Dala-Floda i Dalarna innan lokalerna kalavverkades. Senaste fyndet i landet av barrskogslavfly är från år 2000 då den påträffades vid Högberget i Sollefteå kommun. Garnlav är typisk art för </w:t>
+      </w:r>
+      <w:r>
+        <w:rPr>
+          <w:i/>
+        </w:rPr>
+        <w:t xml:space="preserve">9010 Taiga </w:t>
+      </w:r>
+      <w:r>
+        <w:t>och</w:t>
+      </w:r>
+      <w:r>
+        <w:rPr>
+          <w:i/>
+        </w:rPr>
+        <w:t xml:space="preserve"> 9070 Trädklädd betesmark</w:t>
+      </w:r>
+      <w:r>
+        <w:t xml:space="preserve"> (SLU Artdatabanken, 2026).</w:t>
+      </w:r>
+    </w:p>
+    <w:p>
+      <w:r>
+        <w:rPr>
+          <w:b/>
+        </w:rPr>
+        <w:t>Korallblylav</w:t>
+      </w:r>
+      <w:r>
+        <w:t xml:space="preserve"> växer på bark av asp, ask, rönn, sälg, bok och lönn och signalerar överallt skogsbestånd med höga naturvärden och den följs nästan alltid av andra ovanliga och rödlistade arter. Den indikerar hög och jämn luftfuktighet och växer främst i områden med lång skoglig kontinuitet där det funnits ett ständigt inslag av gamla lövträd. Korallblylav är typisk art för </w:t>
+      </w:r>
+      <w:r>
+        <w:rPr>
+          <w:i/>
+        </w:rPr>
+        <w:t xml:space="preserve">9020 Nordlig ädellövskog, 9070 Trädklädd betesmark, 9160 Näringsrik ekskog, 9180 Ädellövskog i branter </w:t>
+      </w:r>
+      <w:r>
+        <w:t>och</w:t>
+      </w:r>
+      <w:r>
+        <w:rPr>
+          <w:i/>
+        </w:rPr>
+        <w:t xml:space="preserve"> 9190 Näringsfattig ekskog</w:t>
+      </w:r>
+      <w:r>
+        <w:t xml:space="preserve"> (SLU Artdatabanken, 2024; Nitare &amp; Skogsstyrelsen, 2019).</w:t>
+      </w:r>
+    </w:p>
+    <w:p>
+      <w:r>
+        <w:rPr>
+          <w:b/>
+        </w:rPr>
+        <w:t>Lunglav (NT)</w:t>
+      </w:r>
+      <w:r>
+        <w:t xml:space="preserve"> är en av vårt lands främsta signalarter som överallt indikerar gamla lövträd, skogsbestånd med höga naturvärden och ekosystem med långskoglig kontinuitet. Lokalt kan förekomsten vara mycket riklig men den hittas nästan enbart i gamla och ej slutavverkade skogar. Artens samtliga förekomster bör uppmärksammas från naturvårdssynpunkt, då många lokaler även hyser andra ovanliga och rödlistade arter. Rikliga förekomster bör skyddas med biotopskydd, frivilliga avsättningar eller reservat. På lunglav kan de sällsynta lavparasiterna lunglavshårprick (CR), </w:t>
+      </w:r>
+      <w:r>
+        <w:rPr>
+          <w:i/>
+        </w:rPr>
+        <w:t>Abrothallus diederichii</w:t>
+      </w:r>
+      <w:r>
+        <w:t xml:space="preserve"> (VU), </w:t>
+      </w:r>
+      <w:r>
+        <w:rPr>
+          <w:i/>
+        </w:rPr>
+        <w:t>Abrothallus lobariae</w:t>
+      </w:r>
+      <w:r>
+        <w:t xml:space="preserve"> (VU), </w:t>
+      </w:r>
+      <w:r>
+        <w:rPr>
+          <w:i/>
+        </w:rPr>
+        <w:t>Calycina lobariae</w:t>
+      </w:r>
+      <w:r>
+        <w:t xml:space="preserve"> (VU), lunglavsknapp (VU) och skrovelmössing (VU) påträffas. Lunglav är typisk art för </w:t>
+      </w:r>
+      <w:r>
+        <w:rPr>
+          <w:i/>
+        </w:rPr>
+        <w:t>9010 Taiga, 9020 Nordlig ädellövskog, 9110 Näringsfattig bokskog, 9130 Näringsrik bokskog, 9160 Näringsrik ekskog, 9180 Ädellövskog i branter, 9190 Näringsfattig ekskog, 9070 Trädklädd betesmark, 9040 Fjällbjörkskog</w:t>
+      </w:r>
+      <w:r>
+        <w:t xml:space="preserve"> och</w:t>
+      </w:r>
+      <w:r>
+        <w:rPr>
+          <w:i/>
+        </w:rPr>
+        <w:t xml:space="preserve"> 6530 Lövängar</w:t>
+      </w:r>
+      <w:r>
+        <w:t xml:space="preserve"> (SLU Artdatabanken, 2026; Nitare &amp; Skogsstyrelsen, 2019).</w:t>
+      </w:r>
+    </w:p>
+    <w:p>
+      <w:r>
+        <w:rPr>
+          <w:b/>
+        </w:rPr>
+        <w:t>Rosenticka (NT)</w:t>
+      </w:r>
+      <w:r>
+        <w:t xml:space="preserve">, rödlistad som nära hotad, ingår i en karaktäristisk association av vedsvampar som växer på gamla, grova granlågor i urskogsartade barrskogar. Den är placerad i toppen av Skogsstyrelsens värdepyramid för bedömning av skog med höga naturvärden och indikerar ett granskogsekosystem med långvarig kontinuitet av grova lågor. Artens beroende av grova granlågor innebär att alla skogsskötselåtgärder på eller i omedelbar närhet av lokalerna utgör ett hot på lång sikt. Det är angeläget att populationerna inte ytterligare glesas ut och ett tillräckligt antal områden där arten nu finns måste sparas för framtiden. Rosenticka är typisk art för </w:t>
+      </w:r>
+      <w:r>
+        <w:rPr>
+          <w:i/>
+        </w:rPr>
+        <w:t xml:space="preserve">9010 Taiga </w:t>
+      </w:r>
+      <w:r>
+        <w:t xml:space="preserve">och </w:t>
+      </w:r>
+      <w:r>
+        <w:rPr>
+          <w:i/>
+        </w:rPr>
+        <w:t>9050 Näringsrik granskog</w:t>
+      </w:r>
+      <w:r>
+        <w:t xml:space="preserve"> (Nitare &amp; Skogsstyrelsen, 2019; SLU Artdatabanken, 2024).</w:t>
+      </w:r>
+    </w:p>
+    <w:p>
+      <w:r>
+        <w:rPr>
+          <w:b/>
+        </w:rPr>
+        <w:t>Stuplav</w:t>
+      </w:r>
+      <w:r>
+        <w:t xml:space="preserve"> är en mycket bra signalart i hela sitt utbredningsområde och förekommer nästan enbart i skogsmiljöer med höga naturvärden. Den indikerar långvarig förekomst av gamla lövträd och miljöer med konstant hög luftfuktighet. I skogar med suboceaniskt klimat finns det en mycket sällsynt parasit, njurlavsknapp </w:t>
+      </w:r>
+      <w:r>
+        <w:rPr>
+          <w:i/>
+        </w:rPr>
+        <w:t>Pletocarpon nephromeum</w:t>
+      </w:r>
+      <w:r>
+        <w:t xml:space="preserve"> (EN), som växer på stuplav. Ytterligare tre sällsynta lavparasiter, </w:t>
+      </w:r>
+      <w:r>
+        <w:rPr>
+          <w:i/>
+        </w:rPr>
+        <w:t>Protounguicularia nephromatis</w:t>
+      </w:r>
+      <w:r>
+        <w:t xml:space="preserve"> (VU), </w:t>
+      </w:r>
+      <w:r>
+        <w:rPr>
+          <w:i/>
+        </w:rPr>
+        <w:t>Refractohilum galligenum</w:t>
+      </w:r>
+      <w:r>
+        <w:t xml:space="preserve"> (NT) och </w:t>
+      </w:r>
+      <w:r>
+        <w:rPr>
+          <w:i/>
+        </w:rPr>
+        <w:t>Roselliniella nephromatis</w:t>
+      </w:r>
+      <w:r>
+        <w:t xml:space="preserve"> (DD), kan också påträffas på stuplav. Stuplav är typisk art för </w:t>
+      </w:r>
+      <w:r>
+        <w:rPr>
+          <w:i/>
+        </w:rPr>
+        <w:t>9010 Taiga</w:t>
+      </w:r>
+      <w:r>
+        <w:t xml:space="preserve"> (SLU Artdatabanken, 2026; Nitare &amp; Skogsstyrelsen, 2019).</w:t>
+      </w:r>
+    </w:p>
+    <w:p>
+      <w:r>
+        <w:rPr>
+          <w:b/>
+        </w:rPr>
+        <w:t xml:space="preserve">Tallticka (NT) </w:t>
+      </w:r>
+      <w:r>
+        <w:t xml:space="preserve">uppträder först på tallar som är 100–150 år gamla men är vanligast på träd som är runt 150–200 år eller äldre. I skogslandskapet är den främst knuten till tallnaturskogar och restbiotoper med biologiskt gamla träd och signalerar vanligtvis skyddsvärda tallbestånd med höga naturvärden. Tallticka är typisk art för </w:t>
+      </w:r>
+      <w:r>
+        <w:rPr>
+          <w:i/>
+        </w:rPr>
+        <w:t xml:space="preserve">9010 Taiga </w:t>
+      </w:r>
+      <w:r>
+        <w:t xml:space="preserve">och </w:t>
+      </w:r>
+      <w:r>
+        <w:rPr>
+          <w:i/>
+        </w:rPr>
+        <w:t>9060 Åsbarrskog</w:t>
+      </w:r>
+      <w:r>
+        <w:t xml:space="preserve"> (SLU Artdatabanken, 2023; Nitare &amp; Skogsstyrelsen, 2019).</w:t>
+      </w:r>
+    </w:p>
+    <w:p>
+      <w:r>
+        <w:rPr>
+          <w:b/>
+        </w:rPr>
+        <w:t>Ullticka (NT)</w:t>
+      </w:r>
+      <w:r>
+        <w:t xml:space="preserve"> är knuten till restbestånd av barrnaturskog och förekommer med ett tydligt optimum i orörda eller måttligt påverkade gamla granskogar där det föreligger viss kontinuitet av grov död ved. Ullticka är en bra signalart inom hela sitt utbredningsområde och i södra Sverige är den sällsynt och en god signalart för skyddsvärda granskogsmiljöer. Den hotas av avverkning och fragmentering av naturskog och äldre granskog med lång trädkontinuitet. På ullticka kan ibland ulltickeporing (VU) påträffas - det är en sällsynt ticka som nyligen delats upp i de tre olika arterna ulltickeporing </w:t>
+      </w:r>
+      <w:r>
+        <w:rPr>
+          <w:i/>
+        </w:rPr>
+        <w:t xml:space="preserve">Skeletocutis brevispora </w:t>
+      </w:r>
+      <w:r>
+        <w:t>(VU)</w:t>
+      </w:r>
+      <w:r>
+        <w:rPr>
+          <w:i/>
+        </w:rPr>
+        <w:t>, Skeletocutis delicata</w:t>
+      </w:r>
+      <w:r>
+        <w:t xml:space="preserve"> (VU)</w:t>
+      </w:r>
+      <w:r>
+        <w:rPr>
+          <w:i/>
+        </w:rPr>
+        <w:t xml:space="preserve"> och Skeletocutis exilis</w:t>
+      </w:r>
+      <w:r>
+        <w:t xml:space="preserve"> (NT). Ullticka är typisk art för </w:t>
+      </w:r>
+      <w:r>
+        <w:rPr>
+          <w:i/>
+        </w:rPr>
+        <w:t xml:space="preserve">9010 Taiga, 9050 Näringsrik granskog </w:t>
+      </w:r>
+      <w:r>
+        <w:t xml:space="preserve">och </w:t>
+      </w:r>
+      <w:r>
+        <w:rPr>
+          <w:i/>
+        </w:rPr>
+        <w:t>9030 Landhöjningsskog</w:t>
+      </w:r>
+      <w:r>
+        <w:t xml:space="preserve"> (SLU Artdatabanken, 2026; Nitare &amp; Skogsstyrelsen, 2019; Miettinen &amp; Niemelä, 2018).</w:t>
+      </w:r>
+    </w:p>
+    <w:p>
+      <w:r>
+        <w:rPr>
+          <w:b/>
+        </w:rPr>
+        <w:t>Vedflamlav (NT)</w:t>
+      </w:r>
+      <w:r>
+        <w:t xml:space="preserve"> växer på gammal hård och torr, exponerad kärnved av tall, främst på högstubbar i ljusöppna lägen, t.ex. vid och på myrar, sjökanter, i glesa hällmarkskogar och i brandpräglade tallnaturskogar. Substratet nyskapas i begränsad omfattning och arten är en utmärkt indikator på höga naturvärden i denna skogstyp. Tall- och barrblandskogar med naturskogskaraktär och spår av bränder har ofta höga biologiska värden och bör skyddas. På vedflamlavens bål kan den sällsynta spiklaven/parasiten </w:t>
+      </w:r>
+      <w:r>
+        <w:rPr>
+          <w:i/>
+        </w:rPr>
+        <w:t>Calicium ramboldiicola</w:t>
+      </w:r>
+      <w:r>
+        <w:t xml:space="preserve"> (VU) påträffas (SLU Artdatabanken, 2026).</w:t>
+      </w:r>
+    </w:p>
+    <w:p>
+      <w:r>
+        <w:rPr>
+          <w:b/>
+        </w:rPr>
+        <w:t>Vedskivlav (NT)</w:t>
+      </w:r>
+      <w:r>
+        <w:t xml:space="preserve"> växer på gammal, torr, exponerad, hård kärnved av framförallt tall i naturskogsartade bestånd. Avverkning av tallskog av naturskogskaraktär med spår av återkommande bränder är ett hot. Mängden lämplig ved att växa på för vedskivlav minskar, dels på grund av naturlig nedbrytning men framförallt på grund av att de förstörs i samband med slutavverkningar, gallringar och markberedning. Tall- och blandbarrskogar av naturskogskaraktär med spår av återkommande bränder bör skyddas. Vedskivlav är typisk art för </w:t>
+      </w:r>
+      <w:r>
+        <w:rPr>
+          <w:i/>
+        </w:rPr>
+        <w:t>9010 Taiga</w:t>
+      </w:r>
+      <w:r>
+        <w:t xml:space="preserve"> (SLU Artdatabanken, 2024).</w:t>
+      </w:r>
+    </w:p>
+    <w:p>
+      <w:r>
+        <w:rPr>
+          <w:b/>
+        </w:rPr>
+        <w:t xml:space="preserve">Vedticka </w:t>
+      </w:r>
+      <w:r>
+        <w:t xml:space="preserve">är en bra signalart söder om den naturliga norrlandsgränsen. Den är huvudsakligen knuten till äldre barrskogar där det föreligger långvarig kontinuitet av död barrved. Vedticka är typisk art för </w:t>
+      </w:r>
+      <w:r>
+        <w:rPr>
+          <w:i/>
+        </w:rPr>
+        <w:t xml:space="preserve">9010 Taiga </w:t>
+      </w:r>
+      <w:r>
+        <w:t>(Nitare &amp; Skogsstyrelsen, 2019; SLU Artdatabanken, 2025).</w:t>
+      </w:r>
+    </w:p>
+    <w:p>
+      <w:r>
+        <w:rPr>
+          <w:b/>
+        </w:rPr>
+        <w:t>Violettgrå tagellav (NT)</w:t>
+      </w:r>
+      <w:r>
+        <w:t xml:space="preserve"> växer nästan uteslutande i gamla olikåldriga barrnaturskogar med lång skoglig kontinuitet och är en utmärkt signal på skog med höga naturvärden. Slutavverkning av tidigare aldrig slutavverkad skog (kontinuitetsskog) är det största hotet. Biotopen nyskapas i begränsad omfattning och barrskog äldre än 160 år, där den violettgrå tagellaven huvudsakligen påträffas har minskat med 50% de senaste 50 åren. Lågproduktiv skogsmark där laven förekommer bör undantas från skogsbruk och rika förekomster i äldre granskog bör skyddas. Arten är känslig för uttorkning och det är väsentligt att tillräckligt stora bestånd avsätts. Violettgrå tagellav är typisk art för </w:t>
+      </w:r>
+      <w:r>
+        <w:rPr>
+          <w:i/>
+        </w:rPr>
+        <w:t>9010 Taiga</w:t>
+      </w:r>
+      <w:r>
+        <w:t xml:space="preserve"> (SLU Artdatabanken, 2024; Nitare &amp; Skogsstyrelsen, 2019).</w:t>
+      </w:r>
+    </w:p>
+    <w:p>
+      <w:r>
+        <w:rPr>
+          <w:b/>
+        </w:rPr>
+        <w:t xml:space="preserve">Vågbandad barkbock </w:t>
+      </w:r>
+      <w:r>
+        <w:t>är en långhorning vars larvutveckling sker under bark på nyligen döda stående barrträd, främst gran, mer undantagsvis på tall. Främst i stående träd, särskilt gamla, långsamvuxna granar med grov bark, även i grövre grenar, stubbar eller vindfällen. Arten är starkt knuten till naturskogsliknande granskogar, och gynnas av extrema torrsomrar som försvagar träden. Arten påverkas negativt av brist på kontinuitetsskog och en minskning av populationen pågår eller förväntas ske (SLU Artdatabanken, 2025).</w:t>
+      </w:r>
+    </w:p>
+    <w:p>
+      <w:pPr>
+        <w:pStyle w:val="Heading1"/>
+      </w:pPr>
+      <w:r>
+        <w:t>Typiska arter och EU:s art- och habitatdirektiv</w:t>
+      </w:r>
+    </w:p>
+    <w:p>
+      <w:r>
+        <w:t>Typiska arter används för att lokalisera områden med gynnsam bevarandestatus för de naturtyper som är listade i EU:s art- och habitatdirektiv. Ett exempel är Västlig taiga (EU-kod 9010) som saknar gynnsam bevarandestatus och minskar starkt som naturtyp i Sverige. Naturvårdsverket skriver i sin vägledning för Västlig taiga att dylika miljöer förutsätter normalt att skogarna skyddas långsiktigt, eftersom skogsbruk inte är förenligt med bevarande av naturtypen i gynnsamt tillstånd (Naturvårdsverket, 2011).</w:t>
+      </w:r>
+    </w:p>
+    <w:p>
+      <w:r>
+        <w:t>Följande typiska arter har sina livsmiljöer och växtplatser i den avverkningsanmälda skogen: aspgelélav (VU, T), fläckporing (VU, T), garnlav (VU, T), doftskinn (NT, T), lunglav (NT, T), rosenticka (NT, T), tallticka (NT, T), tretåig hackspett (NT, T, §4), ullticka (NT, T), vedskivlav (NT, T), violettgrå tagellav (NT, T), bronshjon (S, T), korallblylav (S, T), stuplav (S, T) och vedticka (S, T).</w:t>
+      </w:r>
+    </w:p>
+    <w:p>
+      <w:r>
+        <w:t>Enligt Sveriges Artikel 17 rapportering 2013 och 2019 till EU, har naturtypen Västlig taiga (9010) dålig bevarandestatus med negativ trend inom Sveriges boreala region. Skogsbruksåtgärder som avverkning, röjning och gallring pekas ut som några av de främst bidragande orsakerna till naturtypens dåliga status och negativa trend (SLU Artdatabanken, 2019). I EU:s uppföljning av tillståndet för naturtyperna i Skandinavien 2013 – 2018 framgår det att i den boreala regionen är tillståndet så dåligt för Västlig taiga (9010) att habitatet löper allvarlig risk att försvinna regionalt (EEA, 2022). Det allvarliga läget för den biologiska mångfalden i skogen framhålls även i Skogsstyren rapport 2026/07:</w:t>
+      </w:r>
+    </w:p>
+    <w:p>
+      <w:r>
+        <w:rPr>
+          <w:i/>
+        </w:rPr>
+        <w:t>"All avverkning av kända skogliga värdekärnor och sannolika kontinuitetsskogar behöver upphöra för att fylla bristen om 1,56 miljoner hektar bevarad livsmiljötyp. På grund av begränsade kvarvarande arealer av värdekärnor, naturskogar och kontinuitetsskogar leder fortsatt förlust av dessa till en påtaglig risk för långsiktigt negativa effekter för biologisk mångfald i skogslandskapet. Att de återstående arealerna bevaras och ges ett långsiktigt skydd bedöms därför vara av avgörande betydelse."</w:t>
+      </w:r>
+      <w:r>
+        <w:t xml:space="preserve"> (Skogsstyrelsen, 2026).</w:t>
+      </w:r>
+    </w:p>
+    <w:p>
+      <w:r>
+        <w:t>Trots detta har statusen för Västlig taiga ändrats till otillräcklig i stället för dålig i den senaste Artikel 17 rapporteringen 2025. Av Naturvårdsverkets rapport framgår det dock att de ändrade statusbedömningarna jämfört med rapporteringen 2019 inte beror på faktiska miljöförändringar. Ändringarna är av teknisk karaktär och främst en följd av resultaten från genomförda regeringsuppdrag och beslut inför rapporteringen 2025. Det är alltså politisk styrning i stället för faktiska förhållanden i naturen som ändrat på naturtypernas status i rapporteringen, vilket rimmar dåligt med såväl art- och habitatdirektivets syften och mål som med naturrestaureringsförordningen. I praktiken har dock Sveriges nya sätt att rapportera bevarandestatus till EU inte någon betydelse eftersom Naturvårdsverkets rapportering 2025 visar att Västlig taiga</w:t>
+      </w:r>
+      <w:r>
+        <w:rPr>
+          <w:b/>
+        </w:rPr>
+        <w:t xml:space="preserve"> </w:t>
+      </w:r>
+      <w:r>
+        <w:t>inte har gynnsam bevarandestatus.</w:t>
+      </w:r>
+    </w:p>
+    <w:p>
+      <w:r>
+        <w:t>Åtgärder som vidtas i enlighet med art- och habitatdirektivet ska enligt Artikel 2 syfta till att bibehålla eller återställa en gynnsam bevarandestatus hos livsmiljöer samt arter och vilda djur och växter av gemenskapsintresse. Enligt prejudikat från EU-domstolen ska en skogsbruksverksamhet utföras på ett sådant sätt som utgör ett förebyggande och hållbart skogsbruk för att betraktas som förenlig med bevarandekraven i direktivet (se EU-domstolens dom i de förenade målen C 473-19 och C 474-19).</w:t>
+      </w:r>
+    </w:p>
+    <w:p>
+      <w:r>
+        <w:t xml:space="preserve">Av artikel 1.e samma direktiv framgår att en livsmiljös bevarandestatus anses " gynnsam" när — dess naturliga utbredningsområde och de ytor den täcker inom detta område är stabila eller ökande, och — den särskilda struktur och de särskilda funktioner som är nödvändiga för att den skall kunna bibehållas på lång sikt finns, och sannolikt kommer att finnas under en överskådlig framtid, och — bevarandestatusen hos dess </w:t>
+      </w:r>
+      <w:r>
+        <w:rPr>
+          <w:b/>
+        </w:rPr>
+        <w:t>typiska arter</w:t>
+      </w:r>
+      <w:r>
+        <w:t xml:space="preserve"> är gynnsam enligt definitionen i artikel 1.i.</w:t>
+      </w:r>
+    </w:p>
+    <w:p>
+      <w:r>
+        <w:t>EU-direktiv är bindande för EU:s medlemsländer varvid det ankommer på Skogsstyrelsen som nationell tillsynsmyndighet att beakta syftet med EU:s art- och habitatdirektiv vid prövningen av en skogsbruksverksamhet, se Rådets direktiv 92/43/EEG. Se ytterligare information om EU:s livsmiljödirektiv i bilaga 2.</w:t>
       </w:r>
     </w:p>
     <w:p>
@@ -930,6 +1024,254 @@
       </w:r>
       <w:r>
         <w:t>Acta Ornithologica 40(1): 53–60.</w:t>
+      </w:r>
+    </w:p>
+    <w:p>
+      <w:r>
+        <w:br w:type="page"/>
+      </w:r>
+    </w:p>
+    <w:p>
+      <w:pPr>
+        <w:pStyle w:val="Title"/>
+      </w:pPr>
+      <w:r>
+        <w:t>BILAGA 2 – EU:s art- och habitatdirektiv, fågeldirektiv och naturrestaureringsförordning</w:t>
+      </w:r>
+    </w:p>
+    <w:p>
+      <w:pPr>
+        <w:pStyle w:val="Heading2"/>
+      </w:pPr>
+      <w:r>
+        <w:t>Förenlighet med EU-direktiv</w:t>
+      </w:r>
+    </w:p>
+    <w:p>
+      <w:r>
+        <w:t>EU-direktiv är bindande för EU:s medlemsländer varvid det ankommer på Skogsstyrelsen som nationell tillsynsmyndighet att beakta syftet med EU:s art- och habitatdirektiv respektive fågeldirektiv vid prövningen av en skogsbruksverksamhet, se Rådets direktiv 92/43/EEG samt 2009/147/EG. Nationella regler som omfattas av ett EU-direktiv ska enligt fast rättspraxis tolkas i enlighet med direktivet, vilket medför en skyldighet för myndigheten att tolka bestämmelser i nationell rätt i ljuset av direktivets ordalydelse, sammanhang och de mål som eftersträvas med direktivet (se EU-domstolens dom i mål C 477/19).</w:t>
+      </w:r>
+    </w:p>
+    <w:p>
+      <w:r>
+        <w:t>EU:s medlemsstater åläggs i Artikel 3 i fågeldirektivet generella skyldigheter avseende skydd, bevarande och återställande av tillräckligt stora och varierande livsmiljöer för de fågelarter som omfattas av direktivet. Medlemsstaterna ska vidta de åtgärder som är nödvändiga för att bibehålla populationen av fågelarterna på en nivå som svarar särskilt mot ekologiska, vetenskapliga och kulturella behov, eller återupprätta populationen av dessa arter till en sådan nivå (se Europaparlamentets och rådets direktiv 2009/147/EG).</w:t>
+      </w:r>
+    </w:p>
+    <w:p>
+      <w:r>
+        <w:t>Åtgärder som vidtas i enlighet med art- och habitatdirektivet (92/43/EEG) ska enligt Artikel 2 syfta till att bibehålla eller återställa en gynnsam bevarandestatus hos livsmiljöer samt arter och vilda djur och växter av gemenskapsintresse. Enligt prejudikat från EU-domstolen ska en skogsbruksverksamhet utföras på ett sådant sätt som utgör ett förebyggande och hållbart skogsbruk för att betraktas som förenlig med bevarandekraven i direktivet (se EU-domstolens dom i de förenade målen C 473-19 och C 474-19).</w:t>
+      </w:r>
+    </w:p>
+    <w:p>
+      <w:r>
+        <w:t xml:space="preserve">Av artikel 1.e samma direktiv framgår att en livsmiljös bevarandestatus anses " gynnsam" när — dess naturliga utbredningsområde och de ytor den täcker inom detta område är stabila eller ökande, och — den särskilda struktur och de särskilda funktioner som är nödvändiga för att den skall kunna bibehållas på lång sikt finns, och sannolikt kommer att finnas under en överskådlig framtid, och — bevarandestatusen hos dess </w:t>
+      </w:r>
+      <w:r>
+        <w:rPr>
+          <w:b/>
+        </w:rPr>
+        <w:t>typiska arter</w:t>
+      </w:r>
+      <w:r>
+        <w:t xml:space="preserve"> är gynnsam enligt definitionen i artikel 1.i. Typiska arter används för att lokalisera områden med gynnsam bevarandestatus för de naturtyper som ingår i EU:s art- och habitatdirektiv.</w:t>
+      </w:r>
+    </w:p>
+    <w:p>
+      <w:r>
+        <w:t>Västlig taiga (EU-kod 9010) saknar gynnsam bevarandestatus och minskar starkt som naturtyp i Sverige. Naturvårdsverket skriver i sin vägledning för västlig taiga att dylika miljöer förutsätter normalt att skogarna skyddas långsiktigt, eftersom skogsbruk inte är förenligt med bevarande av naturtypen i gynnsamt tillstånd (Naturvårdsverket, 2011). Enligt Sveriges Artikel 17 rapportering 2013 och 2019 till EU, har naturtypen Västlig taiga (9010) dålig bevarandestatus med negativ trend inom Sveriges boreala region. Skogsbruksåtgärder som avverkning, röjning och gallring pekas ut som några av de främst bidragande orsakerna till naturtypens dåliga status och negativa trend (SLU Artdatabanken, 2019). I EU:s uppföljning av tillståndet för naturtyperna i Skandinavien 2013 – 2018 framgår det att i den boreala regionen är tillståndet så dåligt för Västlig taiga (9010) att habitatet löper allvarlig risk att försvinna regionalt (EEA, 2022). Det allvarliga läget för den biologiska mångfalden i skogen framhålls även i Skogsstyren rapport 2026/07:</w:t>
+      </w:r>
+    </w:p>
+    <w:p>
+      <w:r>
+        <w:rPr>
+          <w:i/>
+        </w:rPr>
+        <w:t>"All avverkning av kända skogliga värdekärnor och sannolika kontinuitetsskogar behöver upphöra för att fylla bristen om 1,56 miljoner hektar bevarad livsmiljötyp. På grund av begränsade kvarvarande arealer av värdekärnor, naturskogar och kontinuitetsskogar leder fortsatt förlust av dessa till en påtaglig risk för långsiktigt negativa effekter för biologisk mångfald i skogslandskapet. Att de återstående arealerna bevaras och ges ett långsiktigt skydd bedöms därför vara av avgörande betydelse."</w:t>
+      </w:r>
+      <w:r>
+        <w:t xml:space="preserve"> (Skogsstyrelsen, 2026).</w:t>
+      </w:r>
+    </w:p>
+    <w:p>
+      <w:pPr>
+        <w:pStyle w:val="Caption"/>
+      </w:pPr>
+      <w:r>
+        <w:drawing>
+          <wp:inline xmlns:a="http://schemas.openxmlformats.org/drawingml/2006/main" xmlns:pic="http://schemas.openxmlformats.org/drawingml/2006/picture">
+            <wp:extent cx="5486400" cy="2905862"/>
+            <wp:docPr id="2" name="Picture 2"/>
+            <wp:cNvGraphicFramePr>
+              <a:graphicFrameLocks noChangeAspect="1"/>
+            </wp:cNvGraphicFramePr>
+            <a:graphic>
+              <a:graphicData uri="http://schemas.openxmlformats.org/drawingml/2006/picture">
+                <pic:pic>
+                  <pic:nvPicPr>
+                    <pic:cNvPr id="0" name="uppföljning av västlig taiga.jpeg"/>
+                    <pic:cNvPicPr/>
+                  </pic:nvPicPr>
+                  <pic:blipFill>
+                    <a:blip r:embed="rId17"/>
+                    <a:stretch>
+                      <a:fillRect/>
+                    </a:stretch>
+                  </pic:blipFill>
+                  <pic:spPr>
+                    <a:xfrm>
+                      <a:off x="0" y="0"/>
+                      <a:ext cx="5486400" cy="2905862"/>
+                    </a:xfrm>
+                    <a:prstGeom prst="rect"/>
+                  </pic:spPr>
+                </pic:pic>
+              </a:graphicData>
+            </a:graphic>
+          </wp:inline>
+        </w:drawing>
+      </w:r>
+    </w:p>
+    <w:p>
+      <w:pPr>
+        <w:pStyle w:val="Caption"/>
+      </w:pPr>
+      <w:r>
+        <w:t>EU:s uppföljning av tillståndet för naturtypen Västlig taiga 9010 i Skandinavien 2013 - 2018. Av kartan framgår det att i den boreala regionen är tillståndet så dåligt (röd färg) att habitatet löper allvarlig risk att försvinna regionalt. Källa: European Environment Agency. https:// eunis.eea.europoa.eu/habitats/10176.</w:t>
+      </w:r>
+    </w:p>
+    <w:p>
+      <w:r>
+        <w:t>Trots det allvarliga läget har statusen för Västlig taiga ändrats till otillräcklig i stället för dålig i den senaste Artikel 17 rapporteringen 2025. Av Naturvårdsverkets rapport framgår det dock att de ändrade statusbedömningarna jämfört med rapporteringen 2019 inte beror på faktiska miljöförändringar. Ändringarna är av teknisk karaktär och främst en följd av resultaten från genomförda regeringsuppdrag och beslut inför rapporteringen 2025. Det är alltså politisk styrning i stället för faktiska förhållanden i naturen som ändrat på naturtypernas status i rapporteringen, vilket rimmar dåligt med såväl art- och habitatdirektivets syften och mål som med naturrestaureringsförordningen. I praktiken har dock Sveriges nya sätt att rapportera bevarandestatus till EU inte någon betydelse eftersom Naturvårdsverkets rapportering 2025 visar att Västlig taiga inte har gynnsam bevarandestatus.</w:t>
+      </w:r>
+    </w:p>
+    <w:p>
+      <w:pPr>
+        <w:pStyle w:val="Heading2"/>
+      </w:pPr>
+      <w:r>
+        <w:t>EU:s naturrestaureringsförordning</w:t>
+      </w:r>
+    </w:p>
+    <w:p>
+      <w:r>
+        <w:t>Enligt EU:s naturrestaureringsförordning (EU 2024/1991) ska minst 20 % av landområden och minst 20 % av havsarealen vara restaurerad senast 2030, samt alla ekosystem som är i behov av restaurering senast 2050. Det framgår också av förordningen att det är viktigt att livsmiljötyperna inte försämras innan eller efter att restaureringar genomförts, se exempelvis punkt 37 förordningen.</w:t>
+      </w:r>
+    </w:p>
+    <w:p>
+      <w:r>
+        <w:t>”</w:t>
+      </w:r>
+      <w:r>
+        <w:rPr>
+          <w:i/>
+        </w:rPr>
+        <w:t>Det är viktigt att medlemsstaterna vidtar åtgärder som syftar till att säkerställa att tillståndet för områden som täcks av livsmiljötyper som omfattas av denna förordning och som omfattas av restaureringsåtgärder uppvisar en kontinuerlig förbättring till dess att de uppnår ett gott tillstånd, och att medlemsstaterna vidtar åtgärder som syftar till att säkerställa att dessa livsmiljötyper, när de har uppnått ett gott tillstånd, inte försämras avsevärt, så att det långsiktiga bibehållandet eller uppnåendet av gott tillstånd inte äventyras. (..) Det är också viktigt att medlemsstaterna anstränger sig för att förhindra avsevärd försämring av områden som täcks av sådana livsmiljötyper som antingen redan är i gott skick eller som inte är i gott skick men ännu inte omfattas av restaureringsåtgärder.”</w:t>
+      </w:r>
+    </w:p>
+    <w:p>
+      <w:r>
+        <w:rPr>
+          <w:b/>
+          <w:i/>
+        </w:rPr>
+        <w:t>Artikel 4(12):</w:t>
+      </w:r>
+    </w:p>
+    <w:p>
+      <w:r>
+        <w:rPr>
+          <w:i/>
+        </w:rPr>
+        <w:t>Utan att det påverkar tillämpningen av direktiv 92/43/EEG ska medlemsstaterna, senast den dag då deras nationella restaureringsplaner offentliggörs i enlighet med artikel 17.6 i denna förordning, eftersträva att genomföra de åtgärder som krävs för att förhindra avsevärd försämring av områden där de livsmiljötyper som förtecknas i bilaga I till denna förordning förekommer och som är i gott tillstånd eller som krävs för att uppnå de restaureringsmål som anges i punkt 17 i den här artikeln.</w:t>
+      </w:r>
+    </w:p>
+    <w:p>
+      <w:r>
+        <w:rPr>
+          <w:b/>
+          <w:i/>
+        </w:rPr>
+        <w:t>Artikel 4 (17).   Medlemsstaterna ska säkerställa</w:t>
+      </w:r>
+    </w:p>
+    <w:p>
+      <w:r>
+        <w:rPr>
+          <w:i/>
+        </w:rPr>
+        <w:t>a) en ökning av arealen i gott tillstånd för de livsmiljötyper som förtecknas i bilaga I till dess att minst 90 % är i gott tillstånd och till dess att den gynnsamma referensarealen för varje livsmiljötyp i varje biogeografisk region inom den berörda medlemsstaten har uppnåtts.</w:t>
+      </w:r>
+    </w:p>
+    <w:p>
+      <w:r>
+        <w:t>Referenser</w:t>
+      </w:r>
+    </w:p>
+    <w:p>
+      <w:r>
+        <w:t xml:space="preserve">EEA European Environment Agency, 2022. </w:t>
+      </w:r>
+      <w:r>
+        <w:rPr>
+          <w:i/>
+        </w:rPr>
+        <w:t xml:space="preserve">Western taiga – Conservation status 2013-2018. </w:t>
+      </w:r>
+      <w:r>
+        <w:t>https:// eunis.eea.europoa.eu/habitats/10176.</w:t>
+      </w:r>
+    </w:p>
+    <w:p>
+      <w:r>
+        <w:t>EU-domstolens dom av den 2 juli 2020 i målet C 477/19 (Europeisk hamster) p. 23.</w:t>
+      </w:r>
+    </w:p>
+    <w:p>
+      <w:r>
+        <w:t>EU-domstolens dom av den 4 mars 2021 i de förenade målen C 473-19 och C 474-19 (Skydda skogen) p. 70 och 76.</w:t>
+      </w:r>
+    </w:p>
+    <w:p>
+      <w:r>
+        <w:t>Europaparlamentets och rådets direktiv 2009/147/EG av den 30 november 2009 om bevarande av vilda fåglar.</w:t>
+      </w:r>
+    </w:p>
+    <w:p>
+      <w:r>
+        <w:t>EUROPAPARLAMENTETS OCH RÅDETS FÖRORDNING (EU) 2024/1991 av den 24 juni 2024 om restaurering av natur och om ändring av förordning (EU) 2022/869.</w:t>
+      </w:r>
+    </w:p>
+    <w:p>
+      <w:r>
+        <w:t>Rådets direktiv 92/43/EEG av den 21 mj 1992 om bevarande av livsmiljöer samt vilda djur och växter.</w:t>
+      </w:r>
+    </w:p>
+    <w:p>
+      <w:r>
+        <w:t xml:space="preserve">Skogsstyrelsen, 2026. </w:t>
+      </w:r>
+      <w:r>
+        <w:rPr>
+          <w:i/>
+        </w:rPr>
+        <w:t>Biologisk mångfald i skogen.</w:t>
+      </w:r>
+      <w:r>
+        <w:t xml:space="preserve"> Rapport 2026/07.</w:t>
+      </w:r>
+    </w:p>
+    <w:p>
+      <w:r>
+        <w:t xml:space="preserve">SLU Artdatabanken, 2019. </w:t>
+      </w:r>
+      <w:r>
+        <w:rPr>
+          <w:i/>
+        </w:rPr>
+        <w:t>Sveriges arter och naturtyper i EU:s art- och habitatdirektiv.</w:t>
+      </w:r>
+      <w:r>
+        <w:t xml:space="preserve"> Resultat från rapportering 2019 till EU av bevarandestatus 2013-2018.</w:t>
       </w:r>
     </w:p>
     <w:sectPr>
@@ -950,7 +1292,7 @@
 </file>
 
 <file path=word/endnotes.xml><?xml version="1.0" encoding="utf-8"?>
-<w:endnotes xmlns:wpc="http://schemas.microsoft.com/office/word/2010/wordprocessingCanvas" xmlns:cx="http://schemas.microsoft.com/office/drawing/2014/chartex" xmlns:cx1="http://schemas.microsoft.com/office/drawing/2015/9/8/chartex" xmlns:cx2="http://schemas.microsoft.com/office/drawing/2015/10/21/chartex" xmlns:cx3="http://schemas.microsoft.com/office/drawing/2016/5/9/chartex" xmlns:cx4="http://schemas.microsoft.com/office/drawing/2016/5/10/chartex" xmlns:cx5="http://schemas.microsoft.com/office/drawing/2016/5/11/chartex" xmlns:cx6="http://schemas.microsoft.com/office/drawing/2016/5/12/chartex" xmlns:cx7="http://schemas.microsoft.com/office/drawing/2016/5/13/chartex" xmlns:cx8="http://schemas.microsoft.com/office/drawing/2016/5/14/chartex" xmlns:mc="http://schemas.openxmlformats.org/markup-compatibility/2006" xmlns:aink="http://schemas.microsoft.com/office/drawing/2016/ink" xmlns:am3d="http://schemas.microsoft.com/office/drawing/2017/model3d" xmlns:o="urn:schemas-microsoft-com:office:office" xmlns:oel="http://schemas.microsoft.com/office/2019/extlst" xmlns:r="http://schemas.openxmlformats.org/officeDocument/2006/relationships" xmlns:m="http://schemas.openxmlformats.org/officeDocument/2006/math" xmlns:v="urn:schemas-microsoft-com:vml" xmlns:wp14="http://schemas.microsoft.com/office/word/2010/wordprocessingDrawing" xmlns:wp="http://schemas.openxmlformats.org/drawingml/2006/wordprocessingDrawing" xmlns:w10="urn:schemas-microsoft-com:office:word" xmlns:w="http://schemas.openxmlformats.org/wordprocessingml/2006/main" xmlns:w14="http://schemas.microsoft.com/office/word/2010/wordml" xmlns:w15="http://schemas.microsoft.com/office/word/2012/wordml" xmlns:w16cex="http://schemas.microsoft.com/office/word/2018/wordml/cex" xmlns:w16cid="http://schemas.microsoft.com/office/word/2016/wordml/cid" xmlns:w16="http://schemas.microsoft.com/office/word/2018/wordml" xmlns:w16sdtdh="http://schemas.microsoft.com/office/word/2020/wordml/sdtdatahash" xmlns:w16se="http://schemas.microsoft.com/office/word/2015/wordml/symex" xmlns:wpg="http://schemas.microsoft.com/office/word/2010/wordprocessingGroup" xmlns:wpi="http://schemas.microsoft.com/office/word/2010/wordprocessingInk" xmlns:wne="http://schemas.microsoft.com/office/word/2006/wordml" xmlns:wps="http://schemas.microsoft.com/office/word/2010/wordprocessingShape" mc:Ignorable="w14 w15 w16se w16cid w16 w16cex w16sdtdh wp14">
+<w:endnotes xmlns:wpc="http://schemas.microsoft.com/office/word/2010/wordprocessingCanvas" xmlns:cx="http://schemas.microsoft.com/office/drawing/2014/chartex" xmlns:cx1="http://schemas.microsoft.com/office/drawing/2015/9/8/chartex" xmlns:cx2="http://schemas.microsoft.com/office/drawing/2015/10/21/chartex" xmlns:cx3="http://schemas.microsoft.com/office/drawing/2016/5/9/chartex" xmlns:cx4="http://schemas.microsoft.com/office/drawing/2016/5/10/chartex" xmlns:cx5="http://schemas.microsoft.com/office/drawing/2016/5/11/chartex" xmlns:cx6="http://schemas.microsoft.com/office/drawing/2016/5/12/chartex" xmlns:cx7="http://schemas.microsoft.com/office/drawing/2016/5/13/chartex" xmlns:cx8="http://schemas.microsoft.com/office/drawing/2016/5/14/chartex" xmlns:mc="http://schemas.openxmlformats.org/markup-compatibility/2006" xmlns:aink="http://schemas.microsoft.com/office/drawing/2016/ink" xmlns:am3d="http://schemas.microsoft.com/office/drawing/2017/model3d" xmlns:o="urn:schemas-microsoft-com:office:office" xmlns:oel="http://schemas.microsoft.com/office/2019/extlst" xmlns:r="http://schemas.openxmlformats.org/officeDocument/2006/relationships" xmlns:m="http://schemas.openxmlformats.org/officeDocument/2006/math" xmlns:v="urn:schemas-microsoft-com:vml" xmlns:wp14="http://schemas.microsoft.com/office/word/2010/wordprocessingDrawing" xmlns:wp="http://schemas.openxmlformats.org/drawingml/2006/wordprocessingDrawing" xmlns:w10="urn:schemas-microsoft-com:office:word" xmlns:w="http://schemas.openxmlformats.org/wordprocessingml/2006/main" xmlns:w14="http://schemas.microsoft.com/office/word/2010/wordml" xmlns:w15="http://schemas.microsoft.com/office/word/2012/wordml" xmlns:w16cex="http://schemas.microsoft.com/office/word/2018/wordml/cex" xmlns:w16cid="http://schemas.microsoft.com/office/word/2016/wordml/cid" xmlns:w16="http://schemas.microsoft.com/office/word/2018/wordml" xmlns:w16du="http://schemas.microsoft.com/office/word/2023/wordml/word16du" xmlns:w16sdtdh="http://schemas.microsoft.com/office/word/2020/wordml/sdtdatahash" xmlns:w16sdtfl="http://schemas.microsoft.com/office/word/2024/wordml/sdtformatlock" xmlns:w16se="http://schemas.microsoft.com/office/word/2015/wordml/symex" xmlns:wpg="http://schemas.microsoft.com/office/word/2010/wordprocessingGroup" xmlns:wpi="http://schemas.microsoft.com/office/word/2010/wordprocessingInk" xmlns:wne="http://schemas.microsoft.com/office/word/2006/wordml" xmlns:wps="http://schemas.microsoft.com/office/word/2010/wordprocessingShape" mc:Ignorable="w14 w15 w16se w16cid w16 w16cex w16sdtdh w16sdtfl w16du wp14">
   <w:endnote w:type="separator" w:id="-1">
     <w:p>
       <w:pPr>
@@ -975,7 +1317,7 @@
 </file>
 
 <file path=word/footer1.xml><?xml version="1.0" encoding="utf-8"?>
-<w:ftr xmlns:wpc="http://schemas.microsoft.com/office/word/2010/wordprocessingCanvas" xmlns:cx="http://schemas.microsoft.com/office/drawing/2014/chartex" xmlns:cx1="http://schemas.microsoft.com/office/drawing/2015/9/8/chartex" xmlns:cx2="http://schemas.microsoft.com/office/drawing/2015/10/21/chartex" xmlns:cx3="http://schemas.microsoft.com/office/drawing/2016/5/9/chartex" xmlns:cx4="http://schemas.microsoft.com/office/drawing/2016/5/10/chartex" xmlns:cx5="http://schemas.microsoft.com/office/drawing/2016/5/11/chartex" xmlns:cx6="http://schemas.microsoft.com/office/drawing/2016/5/12/chartex" xmlns:cx7="http://schemas.microsoft.com/office/drawing/2016/5/13/chartex" xmlns:cx8="http://schemas.microsoft.com/office/drawing/2016/5/14/chartex" xmlns:mc="http://schemas.openxmlformats.org/markup-compatibility/2006" xmlns:aink="http://schemas.microsoft.com/office/drawing/2016/ink" xmlns:am3d="http://schemas.microsoft.com/office/drawing/2017/model3d" xmlns:o="urn:schemas-microsoft-com:office:office" xmlns:oel="http://schemas.microsoft.com/office/2019/extlst" xmlns:r="http://schemas.openxmlformats.org/officeDocument/2006/relationships" xmlns:m="http://schemas.openxmlformats.org/officeDocument/2006/math" xmlns:v="urn:schemas-microsoft-com:vml" xmlns:wp14="http://schemas.microsoft.com/office/word/2010/wordprocessingDrawing" xmlns:wp="http://schemas.openxmlformats.org/drawingml/2006/wordprocessingDrawing" xmlns:w10="urn:schemas-microsoft-com:office:word" xmlns:w="http://schemas.openxmlformats.org/wordprocessingml/2006/main" xmlns:w14="http://schemas.microsoft.com/office/word/2010/wordml" xmlns:w15="http://schemas.microsoft.com/office/word/2012/wordml" xmlns:w16cex="http://schemas.microsoft.com/office/word/2018/wordml/cex" xmlns:w16cid="http://schemas.microsoft.com/office/word/2016/wordml/cid" xmlns:w16="http://schemas.microsoft.com/office/word/2018/wordml" xmlns:w16sdtdh="http://schemas.microsoft.com/office/word/2020/wordml/sdtdatahash" xmlns:w16se="http://schemas.microsoft.com/office/word/2015/wordml/symex" xmlns:wpg="http://schemas.microsoft.com/office/word/2010/wordprocessingGroup" xmlns:wpi="http://schemas.microsoft.com/office/word/2010/wordprocessingInk" xmlns:wne="http://schemas.microsoft.com/office/word/2006/wordml" xmlns:wps="http://schemas.microsoft.com/office/word/2010/wordprocessingShape" mc:Ignorable="w14 w15 w16se w16cid w16 w16cex w16sdtdh wp14">
+<w:ftr xmlns:wpc="http://schemas.microsoft.com/office/word/2010/wordprocessingCanvas" xmlns:cx="http://schemas.microsoft.com/office/drawing/2014/chartex" xmlns:cx1="http://schemas.microsoft.com/office/drawing/2015/9/8/chartex" xmlns:cx2="http://schemas.microsoft.com/office/drawing/2015/10/21/chartex" xmlns:cx3="http://schemas.microsoft.com/office/drawing/2016/5/9/chartex" xmlns:cx4="http://schemas.microsoft.com/office/drawing/2016/5/10/chartex" xmlns:cx5="http://schemas.microsoft.com/office/drawing/2016/5/11/chartex" xmlns:cx6="http://schemas.microsoft.com/office/drawing/2016/5/12/chartex" xmlns:cx7="http://schemas.microsoft.com/office/drawing/2016/5/13/chartex" xmlns:cx8="http://schemas.microsoft.com/office/drawing/2016/5/14/chartex" xmlns:mc="http://schemas.openxmlformats.org/markup-compatibility/2006" xmlns:aink="http://schemas.microsoft.com/office/drawing/2016/ink" xmlns:am3d="http://schemas.microsoft.com/office/drawing/2017/model3d" xmlns:o="urn:schemas-microsoft-com:office:office" xmlns:oel="http://schemas.microsoft.com/office/2019/extlst" xmlns:r="http://schemas.openxmlformats.org/officeDocument/2006/relationships" xmlns:m="http://schemas.openxmlformats.org/officeDocument/2006/math" xmlns:v="urn:schemas-microsoft-com:vml" xmlns:wp14="http://schemas.microsoft.com/office/word/2010/wordprocessingDrawing" xmlns:wp="http://schemas.openxmlformats.org/drawingml/2006/wordprocessingDrawing" xmlns:w10="urn:schemas-microsoft-com:office:word" xmlns:w="http://schemas.openxmlformats.org/wordprocessingml/2006/main" xmlns:w14="http://schemas.microsoft.com/office/word/2010/wordml" xmlns:w15="http://schemas.microsoft.com/office/word/2012/wordml" xmlns:w16cex="http://schemas.microsoft.com/office/word/2018/wordml/cex" xmlns:w16cid="http://schemas.microsoft.com/office/word/2016/wordml/cid" xmlns:w16="http://schemas.microsoft.com/office/word/2018/wordml" xmlns:w16du="http://schemas.microsoft.com/office/word/2023/wordml/word16du" xmlns:w16sdtdh="http://schemas.microsoft.com/office/word/2020/wordml/sdtdatahash" xmlns:w16sdtfl="http://schemas.microsoft.com/office/word/2024/wordml/sdtformatlock" xmlns:w16se="http://schemas.microsoft.com/office/word/2015/wordml/symex" xmlns:wpg="http://schemas.microsoft.com/office/word/2010/wordprocessingGroup" xmlns:wpi="http://schemas.microsoft.com/office/word/2010/wordprocessingInk" xmlns:wne="http://schemas.microsoft.com/office/word/2006/wordml" xmlns:wps="http://schemas.microsoft.com/office/word/2010/wordprocessingShape" mc:Ignorable="w14 w15 w16se w16cid w16 w16cex w16sdtdh w16sdtfl w16du wp14">
   <w:p>
     <w:pPr>
       <w:pStyle w:val="Footer"/>
@@ -985,7 +1327,7 @@
 </file>
 
 <file path=word/footer2.xml><?xml version="1.0" encoding="utf-8"?>
-<w:ftr xmlns:wpc="http://schemas.microsoft.com/office/word/2010/wordprocessingCanvas" xmlns:cx="http://schemas.microsoft.com/office/drawing/2014/chartex" xmlns:cx1="http://schemas.microsoft.com/office/drawing/2015/9/8/chartex" xmlns:cx2="http://schemas.microsoft.com/office/drawing/2015/10/21/chartex" xmlns:cx3="http://schemas.microsoft.com/office/drawing/2016/5/9/chartex" xmlns:cx4="http://schemas.microsoft.com/office/drawing/2016/5/10/chartex" xmlns:cx5="http://schemas.microsoft.com/office/drawing/2016/5/11/chartex" xmlns:cx6="http://schemas.microsoft.com/office/drawing/2016/5/12/chartex" xmlns:cx7="http://schemas.microsoft.com/office/drawing/2016/5/13/chartex" xmlns:cx8="http://schemas.microsoft.com/office/drawing/2016/5/14/chartex" xmlns:mc="http://schemas.openxmlformats.org/markup-compatibility/2006" xmlns:aink="http://schemas.microsoft.com/office/drawing/2016/ink" xmlns:am3d="http://schemas.microsoft.com/office/drawing/2017/model3d" xmlns:o="urn:schemas-microsoft-com:office:office" xmlns:oel="http://schemas.microsoft.com/office/2019/extlst" xmlns:r="http://schemas.openxmlformats.org/officeDocument/2006/relationships" xmlns:m="http://schemas.openxmlformats.org/officeDocument/2006/math" xmlns:v="urn:schemas-microsoft-com:vml" xmlns:wp14="http://schemas.microsoft.com/office/word/2010/wordprocessingDrawing" xmlns:wp="http://schemas.openxmlformats.org/drawingml/2006/wordprocessingDrawing" xmlns:w10="urn:schemas-microsoft-com:office:word" xmlns:w="http://schemas.openxmlformats.org/wordprocessingml/2006/main" xmlns:w14="http://schemas.microsoft.com/office/word/2010/wordml" xmlns:w15="http://schemas.microsoft.com/office/word/2012/wordml" xmlns:w16cex="http://schemas.microsoft.com/office/word/2018/wordml/cex" xmlns:w16cid="http://schemas.microsoft.com/office/word/2016/wordml/cid" xmlns:w16="http://schemas.microsoft.com/office/word/2018/wordml" xmlns:w16sdtdh="http://schemas.microsoft.com/office/word/2020/wordml/sdtdatahash" xmlns:w16se="http://schemas.microsoft.com/office/word/2015/wordml/symex" xmlns:wpg="http://schemas.microsoft.com/office/word/2010/wordprocessingGroup" xmlns:wpi="http://schemas.microsoft.com/office/word/2010/wordprocessingInk" xmlns:wne="http://schemas.microsoft.com/office/word/2006/wordml" xmlns:wps="http://schemas.microsoft.com/office/word/2010/wordprocessingShape" mc:Ignorable="w14 w15 w16se w16cid w16 w16cex w16sdtdh wp14">
+<w:ftr xmlns:wpc="http://schemas.microsoft.com/office/word/2010/wordprocessingCanvas" xmlns:cx="http://schemas.microsoft.com/office/drawing/2014/chartex" xmlns:cx1="http://schemas.microsoft.com/office/drawing/2015/9/8/chartex" xmlns:cx2="http://schemas.microsoft.com/office/drawing/2015/10/21/chartex" xmlns:cx3="http://schemas.microsoft.com/office/drawing/2016/5/9/chartex" xmlns:cx4="http://schemas.microsoft.com/office/drawing/2016/5/10/chartex" xmlns:cx5="http://schemas.microsoft.com/office/drawing/2016/5/11/chartex" xmlns:cx6="http://schemas.microsoft.com/office/drawing/2016/5/12/chartex" xmlns:cx7="http://schemas.microsoft.com/office/drawing/2016/5/13/chartex" xmlns:cx8="http://schemas.microsoft.com/office/drawing/2016/5/14/chartex" xmlns:mc="http://schemas.openxmlformats.org/markup-compatibility/2006" xmlns:aink="http://schemas.microsoft.com/office/drawing/2016/ink" xmlns:am3d="http://schemas.microsoft.com/office/drawing/2017/model3d" xmlns:o="urn:schemas-microsoft-com:office:office" xmlns:oel="http://schemas.microsoft.com/office/2019/extlst" xmlns:r="http://schemas.openxmlformats.org/officeDocument/2006/relationships" xmlns:m="http://schemas.openxmlformats.org/officeDocument/2006/math" xmlns:v="urn:schemas-microsoft-com:vml" xmlns:wp14="http://schemas.microsoft.com/office/word/2010/wordprocessingDrawing" xmlns:wp="http://schemas.openxmlformats.org/drawingml/2006/wordprocessingDrawing" xmlns:w10="urn:schemas-microsoft-com:office:word" xmlns:w="http://schemas.openxmlformats.org/wordprocessingml/2006/main" xmlns:w14="http://schemas.microsoft.com/office/word/2010/wordml" xmlns:w15="http://schemas.microsoft.com/office/word/2012/wordml" xmlns:w16cex="http://schemas.microsoft.com/office/word/2018/wordml/cex" xmlns:w16cid="http://schemas.microsoft.com/office/word/2016/wordml/cid" xmlns:w16="http://schemas.microsoft.com/office/word/2018/wordml" xmlns:w16du="http://schemas.microsoft.com/office/word/2023/wordml/word16du" xmlns:w16sdtdh="http://schemas.microsoft.com/office/word/2020/wordml/sdtdatahash" xmlns:w16sdtfl="http://schemas.microsoft.com/office/word/2024/wordml/sdtformatlock" xmlns:w16se="http://schemas.microsoft.com/office/word/2015/wordml/symex" xmlns:wpg="http://schemas.microsoft.com/office/word/2010/wordprocessingGroup" xmlns:wpi="http://schemas.microsoft.com/office/word/2010/wordprocessingInk" xmlns:wne="http://schemas.microsoft.com/office/word/2006/wordml" xmlns:wps="http://schemas.microsoft.com/office/word/2010/wordprocessingShape" mc:Ignorable="w14 w15 w16se w16cid w16 w16cex w16sdtdh w16sdtfl w16du wp14">
   <w:p>
     <w:pPr>
       <w:pStyle w:val="Footer"/>
@@ -995,7 +1337,7 @@
 </file>
 
 <file path=word/footer3.xml><?xml version="1.0" encoding="utf-8"?>
-<w:ftr xmlns:wpc="http://schemas.microsoft.com/office/word/2010/wordprocessingCanvas" xmlns:cx="http://schemas.microsoft.com/office/drawing/2014/chartex" xmlns:cx1="http://schemas.microsoft.com/office/drawing/2015/9/8/chartex" xmlns:cx2="http://schemas.microsoft.com/office/drawing/2015/10/21/chartex" xmlns:cx3="http://schemas.microsoft.com/office/drawing/2016/5/9/chartex" xmlns:cx4="http://schemas.microsoft.com/office/drawing/2016/5/10/chartex" xmlns:cx5="http://schemas.microsoft.com/office/drawing/2016/5/11/chartex" xmlns:cx6="http://schemas.microsoft.com/office/drawing/2016/5/12/chartex" xmlns:cx7="http://schemas.microsoft.com/office/drawing/2016/5/13/chartex" xmlns:cx8="http://schemas.microsoft.com/office/drawing/2016/5/14/chartex" xmlns:mc="http://schemas.openxmlformats.org/markup-compatibility/2006" xmlns:aink="http://schemas.microsoft.com/office/drawing/2016/ink" xmlns:am3d="http://schemas.microsoft.com/office/drawing/2017/model3d" xmlns:o="urn:schemas-microsoft-com:office:office" xmlns:oel="http://schemas.microsoft.com/office/2019/extlst" xmlns:r="http://schemas.openxmlformats.org/officeDocument/2006/relationships" xmlns:m="http://schemas.openxmlformats.org/officeDocument/2006/math" xmlns:v="urn:schemas-microsoft-com:vml" xmlns:wp14="http://schemas.microsoft.com/office/word/2010/wordprocessingDrawing" xmlns:wp="http://schemas.openxmlformats.org/drawingml/2006/wordprocessingDrawing" xmlns:w10="urn:schemas-microsoft-com:office:word" xmlns:w="http://schemas.openxmlformats.org/wordprocessingml/2006/main" xmlns:w14="http://schemas.microsoft.com/office/word/2010/wordml" xmlns:w15="http://schemas.microsoft.com/office/word/2012/wordml" xmlns:w16cex="http://schemas.microsoft.com/office/word/2018/wordml/cex" xmlns:w16cid="http://schemas.microsoft.com/office/word/2016/wordml/cid" xmlns:w16="http://schemas.microsoft.com/office/word/2018/wordml" xmlns:w16sdtdh="http://schemas.microsoft.com/office/word/2020/wordml/sdtdatahash" xmlns:w16se="http://schemas.microsoft.com/office/word/2015/wordml/symex" xmlns:wpg="http://schemas.microsoft.com/office/word/2010/wordprocessingGroup" xmlns:wpi="http://schemas.microsoft.com/office/word/2010/wordprocessingInk" xmlns:wne="http://schemas.microsoft.com/office/word/2006/wordml" xmlns:wps="http://schemas.microsoft.com/office/word/2010/wordprocessingShape" mc:Ignorable="w14 w15 w16se w16cid w16 w16cex w16sdtdh wp14">
+<w:ftr xmlns:wpc="http://schemas.microsoft.com/office/word/2010/wordprocessingCanvas" xmlns:cx="http://schemas.microsoft.com/office/drawing/2014/chartex" xmlns:cx1="http://schemas.microsoft.com/office/drawing/2015/9/8/chartex" xmlns:cx2="http://schemas.microsoft.com/office/drawing/2015/10/21/chartex" xmlns:cx3="http://schemas.microsoft.com/office/drawing/2016/5/9/chartex" xmlns:cx4="http://schemas.microsoft.com/office/drawing/2016/5/10/chartex" xmlns:cx5="http://schemas.microsoft.com/office/drawing/2016/5/11/chartex" xmlns:cx6="http://schemas.microsoft.com/office/drawing/2016/5/12/chartex" xmlns:cx7="http://schemas.microsoft.com/office/drawing/2016/5/13/chartex" xmlns:cx8="http://schemas.microsoft.com/office/drawing/2016/5/14/chartex" xmlns:mc="http://schemas.openxmlformats.org/markup-compatibility/2006" xmlns:aink="http://schemas.microsoft.com/office/drawing/2016/ink" xmlns:am3d="http://schemas.microsoft.com/office/drawing/2017/model3d" xmlns:o="urn:schemas-microsoft-com:office:office" xmlns:oel="http://schemas.microsoft.com/office/2019/extlst" xmlns:r="http://schemas.openxmlformats.org/officeDocument/2006/relationships" xmlns:m="http://schemas.openxmlformats.org/officeDocument/2006/math" xmlns:v="urn:schemas-microsoft-com:vml" xmlns:wp14="http://schemas.microsoft.com/office/word/2010/wordprocessingDrawing" xmlns:wp="http://schemas.openxmlformats.org/drawingml/2006/wordprocessingDrawing" xmlns:w10="urn:schemas-microsoft-com:office:word" xmlns:w="http://schemas.openxmlformats.org/wordprocessingml/2006/main" xmlns:w14="http://schemas.microsoft.com/office/word/2010/wordml" xmlns:w15="http://schemas.microsoft.com/office/word/2012/wordml" xmlns:w16cex="http://schemas.microsoft.com/office/word/2018/wordml/cex" xmlns:w16cid="http://schemas.microsoft.com/office/word/2016/wordml/cid" xmlns:w16="http://schemas.microsoft.com/office/word/2018/wordml" xmlns:w16du="http://schemas.microsoft.com/office/word/2023/wordml/word16du" xmlns:w16sdtdh="http://schemas.microsoft.com/office/word/2020/wordml/sdtdatahash" xmlns:w16sdtfl="http://schemas.microsoft.com/office/word/2024/wordml/sdtformatlock" xmlns:w16se="http://schemas.microsoft.com/office/word/2015/wordml/symex" xmlns:wpg="http://schemas.microsoft.com/office/word/2010/wordprocessingGroup" xmlns:wpi="http://schemas.microsoft.com/office/word/2010/wordprocessingInk" xmlns:wne="http://schemas.microsoft.com/office/word/2006/wordml" xmlns:wps="http://schemas.microsoft.com/office/word/2010/wordprocessingShape" mc:Ignorable="w14 w15 w16se w16cid w16 w16cex w16sdtdh w16sdtfl w16du wp14">
   <w:p>
     <w:pPr>
       <w:pStyle w:val="Footer"/>
@@ -1005,7 +1347,7 @@
 </file>
 
 <file path=word/footnotes.xml><?xml version="1.0" encoding="utf-8"?>
-<w:footnotes xmlns:wpc="http://schemas.microsoft.com/office/word/2010/wordprocessingCanvas" xmlns:cx="http://schemas.microsoft.com/office/drawing/2014/chartex" xmlns:cx1="http://schemas.microsoft.com/office/drawing/2015/9/8/chartex" xmlns:cx2="http://schemas.microsoft.com/office/drawing/2015/10/21/chartex" xmlns:cx3="http://schemas.microsoft.com/office/drawing/2016/5/9/chartex" xmlns:cx4="http://schemas.microsoft.com/office/drawing/2016/5/10/chartex" xmlns:cx5="http://schemas.microsoft.com/office/drawing/2016/5/11/chartex" xmlns:cx6="http://schemas.microsoft.com/office/drawing/2016/5/12/chartex" xmlns:cx7="http://schemas.microsoft.com/office/drawing/2016/5/13/chartex" xmlns:cx8="http://schemas.microsoft.com/office/drawing/2016/5/14/chartex" xmlns:mc="http://schemas.openxmlformats.org/markup-compatibility/2006" xmlns:aink="http://schemas.microsoft.com/office/drawing/2016/ink" xmlns:am3d="http://schemas.microsoft.com/office/drawing/2017/model3d" xmlns:o="urn:schemas-microsoft-com:office:office" xmlns:oel="http://schemas.microsoft.com/office/2019/extlst" xmlns:r="http://schemas.openxmlformats.org/officeDocument/2006/relationships" xmlns:m="http://schemas.openxmlformats.org/officeDocument/2006/math" xmlns:v="urn:schemas-microsoft-com:vml" xmlns:wp14="http://schemas.microsoft.com/office/word/2010/wordprocessingDrawing" xmlns:wp="http://schemas.openxmlformats.org/drawingml/2006/wordprocessingDrawing" xmlns:w10="urn:schemas-microsoft-com:office:word" xmlns:w="http://schemas.openxmlformats.org/wordprocessingml/2006/main" xmlns:w14="http://schemas.microsoft.com/office/word/2010/wordml" xmlns:w15="http://schemas.microsoft.com/office/word/2012/wordml" xmlns:w16cex="http://schemas.microsoft.com/office/word/2018/wordml/cex" xmlns:w16cid="http://schemas.microsoft.com/office/word/2016/wordml/cid" xmlns:w16="http://schemas.microsoft.com/office/word/2018/wordml" xmlns:w16sdtdh="http://schemas.microsoft.com/office/word/2020/wordml/sdtdatahash" xmlns:w16se="http://schemas.microsoft.com/office/word/2015/wordml/symex" xmlns:wpg="http://schemas.microsoft.com/office/word/2010/wordprocessingGroup" xmlns:wpi="http://schemas.microsoft.com/office/word/2010/wordprocessingInk" xmlns:wne="http://schemas.microsoft.com/office/word/2006/wordml" xmlns:wps="http://schemas.microsoft.com/office/word/2010/wordprocessingShape" mc:Ignorable="w14 w15 w16se w16cid w16 w16cex w16sdtdh wp14">
+<w:footnotes xmlns:wpc="http://schemas.microsoft.com/office/word/2010/wordprocessingCanvas" xmlns:cx="http://schemas.microsoft.com/office/drawing/2014/chartex" xmlns:cx1="http://schemas.microsoft.com/office/drawing/2015/9/8/chartex" xmlns:cx2="http://schemas.microsoft.com/office/drawing/2015/10/21/chartex" xmlns:cx3="http://schemas.microsoft.com/office/drawing/2016/5/9/chartex" xmlns:cx4="http://schemas.microsoft.com/office/drawing/2016/5/10/chartex" xmlns:cx5="http://schemas.microsoft.com/office/drawing/2016/5/11/chartex" xmlns:cx6="http://schemas.microsoft.com/office/drawing/2016/5/12/chartex" xmlns:cx7="http://schemas.microsoft.com/office/drawing/2016/5/13/chartex" xmlns:cx8="http://schemas.microsoft.com/office/drawing/2016/5/14/chartex" xmlns:mc="http://schemas.openxmlformats.org/markup-compatibility/2006" xmlns:aink="http://schemas.microsoft.com/office/drawing/2016/ink" xmlns:am3d="http://schemas.microsoft.com/office/drawing/2017/model3d" xmlns:o="urn:schemas-microsoft-com:office:office" xmlns:oel="http://schemas.microsoft.com/office/2019/extlst" xmlns:r="http://schemas.openxmlformats.org/officeDocument/2006/relationships" xmlns:m="http://schemas.openxmlformats.org/officeDocument/2006/math" xmlns:v="urn:schemas-microsoft-com:vml" xmlns:wp14="http://schemas.microsoft.com/office/word/2010/wordprocessingDrawing" xmlns:wp="http://schemas.openxmlformats.org/drawingml/2006/wordprocessingDrawing" xmlns:w10="urn:schemas-microsoft-com:office:word" xmlns:w="http://schemas.openxmlformats.org/wordprocessingml/2006/main" xmlns:w14="http://schemas.microsoft.com/office/word/2010/wordml" xmlns:w15="http://schemas.microsoft.com/office/word/2012/wordml" xmlns:w16cex="http://schemas.microsoft.com/office/word/2018/wordml/cex" xmlns:w16cid="http://schemas.microsoft.com/office/word/2016/wordml/cid" xmlns:w16="http://schemas.microsoft.com/office/word/2018/wordml" xmlns:w16du="http://schemas.microsoft.com/office/word/2023/wordml/word16du" xmlns:w16sdtdh="http://schemas.microsoft.com/office/word/2020/wordml/sdtdatahash" xmlns:w16sdtfl="http://schemas.microsoft.com/office/word/2024/wordml/sdtformatlock" xmlns:w16se="http://schemas.microsoft.com/office/word/2015/wordml/symex" xmlns:wpg="http://schemas.microsoft.com/office/word/2010/wordprocessingGroup" xmlns:wpi="http://schemas.microsoft.com/office/word/2010/wordprocessingInk" xmlns:wne="http://schemas.microsoft.com/office/word/2006/wordml" xmlns:wps="http://schemas.microsoft.com/office/word/2010/wordprocessingShape" mc:Ignorable="w14 w15 w16se w16cid w16 w16cex w16sdtdh w16sdtfl w16du wp14">
   <w:footnote w:type="separator" w:id="-1">
     <w:p>
       <w:pPr>
@@ -1030,7 +1372,7 @@
 </file>
 
 <file path=word/header1.xml><?xml version="1.0" encoding="utf-8"?>
-<w:hdr xmlns:wpc="http://schemas.microsoft.com/office/word/2010/wordprocessingCanvas" xmlns:cx="http://schemas.microsoft.com/office/drawing/2014/chartex" xmlns:cx1="http://schemas.microsoft.com/office/drawing/2015/9/8/chartex" xmlns:cx2="http://schemas.microsoft.com/office/drawing/2015/10/21/chartex" xmlns:cx3="http://schemas.microsoft.com/office/drawing/2016/5/9/chartex" xmlns:cx4="http://schemas.microsoft.com/office/drawing/2016/5/10/chartex" xmlns:cx5="http://schemas.microsoft.com/office/drawing/2016/5/11/chartex" xmlns:cx6="http://schemas.microsoft.com/office/drawing/2016/5/12/chartex" xmlns:cx7="http://schemas.microsoft.com/office/drawing/2016/5/13/chartex" xmlns:cx8="http://schemas.microsoft.com/office/drawing/2016/5/14/chartex" xmlns:mc="http://schemas.openxmlformats.org/markup-compatibility/2006" xmlns:aink="http://schemas.microsoft.com/office/drawing/2016/ink" xmlns:am3d="http://schemas.microsoft.com/office/drawing/2017/model3d" xmlns:o="urn:schemas-microsoft-com:office:office" xmlns:oel="http://schemas.microsoft.com/office/2019/extlst" xmlns:r="http://schemas.openxmlformats.org/officeDocument/2006/relationships" xmlns:m="http://schemas.openxmlformats.org/officeDocument/2006/math" xmlns:v="urn:schemas-microsoft-com:vml" xmlns:wp14="http://schemas.microsoft.com/office/word/2010/wordprocessingDrawing" xmlns:wp="http://schemas.openxmlformats.org/drawingml/2006/wordprocessingDrawing" xmlns:w10="urn:schemas-microsoft-com:office:word" xmlns:w="http://schemas.openxmlformats.org/wordprocessingml/2006/main" xmlns:w14="http://schemas.microsoft.com/office/word/2010/wordml" xmlns:w15="http://schemas.microsoft.com/office/word/2012/wordml" xmlns:w16cex="http://schemas.microsoft.com/office/word/2018/wordml/cex" xmlns:w16cid="http://schemas.microsoft.com/office/word/2016/wordml/cid" xmlns:w16="http://schemas.microsoft.com/office/word/2018/wordml" xmlns:w16sdtdh="http://schemas.microsoft.com/office/word/2020/wordml/sdtdatahash" xmlns:w16se="http://schemas.microsoft.com/office/word/2015/wordml/symex" xmlns:wpg="http://schemas.microsoft.com/office/word/2010/wordprocessingGroup" xmlns:wpi="http://schemas.microsoft.com/office/word/2010/wordprocessingInk" xmlns:wne="http://schemas.microsoft.com/office/word/2006/wordml" xmlns:wps="http://schemas.microsoft.com/office/word/2010/wordprocessingShape" mc:Ignorable="w14 w15 w16se w16cid w16 w16cex w16sdtdh wp14">
+<w:hdr xmlns:wpc="http://schemas.microsoft.com/office/word/2010/wordprocessingCanvas" xmlns:cx="http://schemas.microsoft.com/office/drawing/2014/chartex" xmlns:cx1="http://schemas.microsoft.com/office/drawing/2015/9/8/chartex" xmlns:cx2="http://schemas.microsoft.com/office/drawing/2015/10/21/chartex" xmlns:cx3="http://schemas.microsoft.com/office/drawing/2016/5/9/chartex" xmlns:cx4="http://schemas.microsoft.com/office/drawing/2016/5/10/chartex" xmlns:cx5="http://schemas.microsoft.com/office/drawing/2016/5/11/chartex" xmlns:cx6="http://schemas.microsoft.com/office/drawing/2016/5/12/chartex" xmlns:cx7="http://schemas.microsoft.com/office/drawing/2016/5/13/chartex" xmlns:cx8="http://schemas.microsoft.com/office/drawing/2016/5/14/chartex" xmlns:mc="http://schemas.openxmlformats.org/markup-compatibility/2006" xmlns:aink="http://schemas.microsoft.com/office/drawing/2016/ink" xmlns:am3d="http://schemas.microsoft.com/office/drawing/2017/model3d" xmlns:o="urn:schemas-microsoft-com:office:office" xmlns:oel="http://schemas.microsoft.com/office/2019/extlst" xmlns:r="http://schemas.openxmlformats.org/officeDocument/2006/relationships" xmlns:m="http://schemas.openxmlformats.org/officeDocument/2006/math" xmlns:v="urn:schemas-microsoft-com:vml" xmlns:wp14="http://schemas.microsoft.com/office/word/2010/wordprocessingDrawing" xmlns:wp="http://schemas.openxmlformats.org/drawingml/2006/wordprocessingDrawing" xmlns:w10="urn:schemas-microsoft-com:office:word" xmlns:w="http://schemas.openxmlformats.org/wordprocessingml/2006/main" xmlns:w14="http://schemas.microsoft.com/office/word/2010/wordml" xmlns:w15="http://schemas.microsoft.com/office/word/2012/wordml" xmlns:w16cex="http://schemas.microsoft.com/office/word/2018/wordml/cex" xmlns:w16cid="http://schemas.microsoft.com/office/word/2016/wordml/cid" xmlns:w16="http://schemas.microsoft.com/office/word/2018/wordml" xmlns:w16du="http://schemas.microsoft.com/office/word/2023/wordml/word16du" xmlns:w16sdtdh="http://schemas.microsoft.com/office/word/2020/wordml/sdtdatahash" xmlns:w16sdtfl="http://schemas.microsoft.com/office/word/2024/wordml/sdtformatlock" xmlns:w16se="http://schemas.microsoft.com/office/word/2015/wordml/symex" xmlns:wpg="http://schemas.microsoft.com/office/word/2010/wordprocessingGroup" xmlns:wpi="http://schemas.microsoft.com/office/word/2010/wordprocessingInk" xmlns:wne="http://schemas.microsoft.com/office/word/2006/wordml" xmlns:wps="http://schemas.microsoft.com/office/word/2010/wordprocessingShape" mc:Ignorable="w14 w15 w16se w16cid w16 w16cex w16sdtdh w16sdtfl w16du wp14">
   <w:p>
     <w:pPr>
       <w:pStyle w:val="Header"/>
@@ -1040,7 +1382,7 @@
 </file>
 
 <file path=word/header2.xml><?xml version="1.0" encoding="utf-8"?>
-<w:hdr xmlns:wpc="http://schemas.microsoft.com/office/word/2010/wordprocessingCanvas" xmlns:cx="http://schemas.microsoft.com/office/drawing/2014/chartex" xmlns:cx1="http://schemas.microsoft.com/office/drawing/2015/9/8/chartex" xmlns:cx2="http://schemas.microsoft.com/office/drawing/2015/10/21/chartex" xmlns:cx3="http://schemas.microsoft.com/office/drawing/2016/5/9/chartex" xmlns:cx4="http://schemas.microsoft.com/office/drawing/2016/5/10/chartex" xmlns:cx5="http://schemas.microsoft.com/office/drawing/2016/5/11/chartex" xmlns:cx6="http://schemas.microsoft.com/office/drawing/2016/5/12/chartex" xmlns:cx7="http://schemas.microsoft.com/office/drawing/2016/5/13/chartex" xmlns:cx8="http://schemas.microsoft.com/office/drawing/2016/5/14/chartex" xmlns:mc="http://schemas.openxmlformats.org/markup-compatibility/2006" xmlns:aink="http://schemas.microsoft.com/office/drawing/2016/ink" xmlns:am3d="http://schemas.microsoft.com/office/drawing/2017/model3d" xmlns:o="urn:schemas-microsoft-com:office:office" xmlns:oel="http://schemas.microsoft.com/office/2019/extlst" xmlns:r="http://schemas.openxmlformats.org/officeDocument/2006/relationships" xmlns:m="http://schemas.openxmlformats.org/officeDocument/2006/math" xmlns:v="urn:schemas-microsoft-com:vml" xmlns:wp14="http://schemas.microsoft.com/office/word/2010/wordprocessingDrawing" xmlns:wp="http://schemas.openxmlformats.org/drawingml/2006/wordprocessingDrawing" xmlns:w10="urn:schemas-microsoft-com:office:word" xmlns:w="http://schemas.openxmlformats.org/wordprocessingml/2006/main" xmlns:w14="http://schemas.microsoft.com/office/word/2010/wordml" xmlns:w15="http://schemas.microsoft.com/office/word/2012/wordml" xmlns:w16cex="http://schemas.microsoft.com/office/word/2018/wordml/cex" xmlns:w16cid="http://schemas.microsoft.com/office/word/2016/wordml/cid" xmlns:w16="http://schemas.microsoft.com/office/word/2018/wordml" xmlns:w16sdtdh="http://schemas.microsoft.com/office/word/2020/wordml/sdtdatahash" xmlns:w16se="http://schemas.microsoft.com/office/word/2015/wordml/symex" xmlns:wpg="http://schemas.microsoft.com/office/word/2010/wordprocessingGroup" xmlns:wpi="http://schemas.microsoft.com/office/word/2010/wordprocessingInk" xmlns:wne="http://schemas.microsoft.com/office/word/2006/wordml" xmlns:wps="http://schemas.microsoft.com/office/word/2010/wordprocessingShape" mc:Ignorable="w14 w15 w16se w16cid w16 w16cex w16sdtdh wp14">
+<w:hdr xmlns:wpc="http://schemas.microsoft.com/office/word/2010/wordprocessingCanvas" xmlns:cx="http://schemas.microsoft.com/office/drawing/2014/chartex" xmlns:cx1="http://schemas.microsoft.com/office/drawing/2015/9/8/chartex" xmlns:cx2="http://schemas.microsoft.com/office/drawing/2015/10/21/chartex" xmlns:cx3="http://schemas.microsoft.com/office/drawing/2016/5/9/chartex" xmlns:cx4="http://schemas.microsoft.com/office/drawing/2016/5/10/chartex" xmlns:cx5="http://schemas.microsoft.com/office/drawing/2016/5/11/chartex" xmlns:cx6="http://schemas.microsoft.com/office/drawing/2016/5/12/chartex" xmlns:cx7="http://schemas.microsoft.com/office/drawing/2016/5/13/chartex" xmlns:cx8="http://schemas.microsoft.com/office/drawing/2016/5/14/chartex" xmlns:mc="http://schemas.openxmlformats.org/markup-compatibility/2006" xmlns:aink="http://schemas.microsoft.com/office/drawing/2016/ink" xmlns:am3d="http://schemas.microsoft.com/office/drawing/2017/model3d" xmlns:o="urn:schemas-microsoft-com:office:office" xmlns:oel="http://schemas.microsoft.com/office/2019/extlst" xmlns:r="http://schemas.openxmlformats.org/officeDocument/2006/relationships" xmlns:m="http://schemas.openxmlformats.org/officeDocument/2006/math" xmlns:v="urn:schemas-microsoft-com:vml" xmlns:wp14="http://schemas.microsoft.com/office/word/2010/wordprocessingDrawing" xmlns:wp="http://schemas.openxmlformats.org/drawingml/2006/wordprocessingDrawing" xmlns:w10="urn:schemas-microsoft-com:office:word" xmlns:w="http://schemas.openxmlformats.org/wordprocessingml/2006/main" xmlns:w14="http://schemas.microsoft.com/office/word/2010/wordml" xmlns:w15="http://schemas.microsoft.com/office/word/2012/wordml" xmlns:w16cex="http://schemas.microsoft.com/office/word/2018/wordml/cex" xmlns:w16cid="http://schemas.microsoft.com/office/word/2016/wordml/cid" xmlns:w16="http://schemas.microsoft.com/office/word/2018/wordml" xmlns:w16du="http://schemas.microsoft.com/office/word/2023/wordml/word16du" xmlns:w16sdtdh="http://schemas.microsoft.com/office/word/2020/wordml/sdtdatahash" xmlns:w16sdtfl="http://schemas.microsoft.com/office/word/2024/wordml/sdtformatlock" xmlns:w16se="http://schemas.microsoft.com/office/word/2015/wordml/symex" xmlns:wpg="http://schemas.microsoft.com/office/word/2010/wordprocessingGroup" xmlns:wpi="http://schemas.microsoft.com/office/word/2010/wordprocessingInk" xmlns:wne="http://schemas.microsoft.com/office/word/2006/wordml" xmlns:wps="http://schemas.microsoft.com/office/word/2010/wordprocessingShape" mc:Ignorable="w14 w15 w16se w16cid w16 w16cex w16sdtdh w16sdtfl w16du wp14">
   <w:p>
     <w:pPr>
       <w:pStyle w:val="Header"/>
@@ -1051,7 +1393,7 @@
 </file>
 
 <file path=word/header3.xml><?xml version="1.0" encoding="utf-8"?>
-<w:hdr xmlns:wpc="http://schemas.microsoft.com/office/word/2010/wordprocessingCanvas" xmlns:cx="http://schemas.microsoft.com/office/drawing/2014/chartex" xmlns:cx1="http://schemas.microsoft.com/office/drawing/2015/9/8/chartex" xmlns:cx2="http://schemas.microsoft.com/office/drawing/2015/10/21/chartex" xmlns:cx3="http://schemas.microsoft.com/office/drawing/2016/5/9/chartex" xmlns:cx4="http://schemas.microsoft.com/office/drawing/2016/5/10/chartex" xmlns:cx5="http://schemas.microsoft.com/office/drawing/2016/5/11/chartex" xmlns:cx6="http://schemas.microsoft.com/office/drawing/2016/5/12/chartex" xmlns:cx7="http://schemas.microsoft.com/office/drawing/2016/5/13/chartex" xmlns:cx8="http://schemas.microsoft.com/office/drawing/2016/5/14/chartex" xmlns:mc="http://schemas.openxmlformats.org/markup-compatibility/2006" xmlns:aink="http://schemas.microsoft.com/office/drawing/2016/ink" xmlns:am3d="http://schemas.microsoft.com/office/drawing/2017/model3d" xmlns:o="urn:schemas-microsoft-com:office:office" xmlns:oel="http://schemas.microsoft.com/office/2019/extlst" xmlns:r="http://schemas.openxmlformats.org/officeDocument/2006/relationships" xmlns:m="http://schemas.openxmlformats.org/officeDocument/2006/math" xmlns:v="urn:schemas-microsoft-com:vml" xmlns:wp14="http://schemas.microsoft.com/office/word/2010/wordprocessingDrawing" xmlns:wp="http://schemas.openxmlformats.org/drawingml/2006/wordprocessingDrawing" xmlns:w10="urn:schemas-microsoft-com:office:word" xmlns:w="http://schemas.openxmlformats.org/wordprocessingml/2006/main" xmlns:w14="http://schemas.microsoft.com/office/word/2010/wordml" xmlns:w15="http://schemas.microsoft.com/office/word/2012/wordml" xmlns:w16cex="http://schemas.microsoft.com/office/word/2018/wordml/cex" xmlns:w16cid="http://schemas.microsoft.com/office/word/2016/wordml/cid" xmlns:w16="http://schemas.microsoft.com/office/word/2018/wordml" xmlns:w16sdtdh="http://schemas.microsoft.com/office/word/2020/wordml/sdtdatahash" xmlns:w16se="http://schemas.microsoft.com/office/word/2015/wordml/symex" xmlns:wpg="http://schemas.microsoft.com/office/word/2010/wordprocessingGroup" xmlns:wpi="http://schemas.microsoft.com/office/word/2010/wordprocessingInk" xmlns:wne="http://schemas.microsoft.com/office/word/2006/wordml" xmlns:wps="http://schemas.microsoft.com/office/word/2010/wordprocessingShape" mc:Ignorable="w14 w15 w16se w16cid w16 w16cex w16sdtdh wp14">
+<w:hdr xmlns:wpc="http://schemas.microsoft.com/office/word/2010/wordprocessingCanvas" xmlns:cx="http://schemas.microsoft.com/office/drawing/2014/chartex" xmlns:cx1="http://schemas.microsoft.com/office/drawing/2015/9/8/chartex" xmlns:cx2="http://schemas.microsoft.com/office/drawing/2015/10/21/chartex" xmlns:cx3="http://schemas.microsoft.com/office/drawing/2016/5/9/chartex" xmlns:cx4="http://schemas.microsoft.com/office/drawing/2016/5/10/chartex" xmlns:cx5="http://schemas.microsoft.com/office/drawing/2016/5/11/chartex" xmlns:cx6="http://schemas.microsoft.com/office/drawing/2016/5/12/chartex" xmlns:cx7="http://schemas.microsoft.com/office/drawing/2016/5/13/chartex" xmlns:cx8="http://schemas.microsoft.com/office/drawing/2016/5/14/chartex" xmlns:mc="http://schemas.openxmlformats.org/markup-compatibility/2006" xmlns:aink="http://schemas.microsoft.com/office/drawing/2016/ink" xmlns:am3d="http://schemas.microsoft.com/office/drawing/2017/model3d" xmlns:o="urn:schemas-microsoft-com:office:office" xmlns:oel="http://schemas.microsoft.com/office/2019/extlst" xmlns:r="http://schemas.openxmlformats.org/officeDocument/2006/relationships" xmlns:m="http://schemas.openxmlformats.org/officeDocument/2006/math" xmlns:v="urn:schemas-microsoft-com:vml" xmlns:wp14="http://schemas.microsoft.com/office/word/2010/wordprocessingDrawing" xmlns:wp="http://schemas.openxmlformats.org/drawingml/2006/wordprocessingDrawing" xmlns:w10="urn:schemas-microsoft-com:office:word" xmlns:w="http://schemas.openxmlformats.org/wordprocessingml/2006/main" xmlns:w14="http://schemas.microsoft.com/office/word/2010/wordml" xmlns:w15="http://schemas.microsoft.com/office/word/2012/wordml" xmlns:w16cex="http://schemas.microsoft.com/office/word/2018/wordml/cex" xmlns:w16cid="http://schemas.microsoft.com/office/word/2016/wordml/cid" xmlns:w16="http://schemas.microsoft.com/office/word/2018/wordml" xmlns:w16du="http://schemas.microsoft.com/office/word/2023/wordml/word16du" xmlns:w16sdtdh="http://schemas.microsoft.com/office/word/2020/wordml/sdtdatahash" xmlns:w16sdtfl="http://schemas.microsoft.com/office/word/2024/wordml/sdtformatlock" xmlns:w16se="http://schemas.microsoft.com/office/word/2015/wordml/symex" xmlns:wpg="http://schemas.microsoft.com/office/word/2010/wordprocessingGroup" xmlns:wpi="http://schemas.microsoft.com/office/word/2010/wordprocessingInk" xmlns:wne="http://schemas.microsoft.com/office/word/2006/wordml" xmlns:wps="http://schemas.microsoft.com/office/word/2010/wordprocessingShape" mc:Ignorable="w14 w15 w16se w16cid w16 w16cex w16sdtdh w16sdtfl w16du wp14">
   <w:p>
     <w:pPr>
       <w:pStyle w:val="Header"/>
@@ -1060,7 +1402,7 @@
     <w:r>
       <w:tab/>
       <w:tab/>
-      <w:t>2026-06-17</w:t>
+      <w:t>2026-06-18</w:t>
       <w:br/>
       <w:br/>
     </w:r>
@@ -1073,7 +1415,7 @@
 </file>
 
 <file path=word/numbering.xml><?xml version="1.0" encoding="utf-8"?>
-<w:numbering xmlns:wpc="http://schemas.microsoft.com/office/word/2010/wordprocessingCanvas" xmlns:cx="http://schemas.microsoft.com/office/drawing/2014/chartex" xmlns:cx1="http://schemas.microsoft.com/office/drawing/2015/9/8/chartex" xmlns:cx2="http://schemas.microsoft.com/office/drawing/2015/10/21/chartex" xmlns:cx3="http://schemas.microsoft.com/office/drawing/2016/5/9/chartex" xmlns:cx4="http://schemas.microsoft.com/office/drawing/2016/5/10/chartex" xmlns:cx5="http://schemas.microsoft.com/office/drawing/2016/5/11/chartex" xmlns:cx6="http://schemas.microsoft.com/office/drawing/2016/5/12/chartex" xmlns:cx7="http://schemas.microsoft.com/office/drawing/2016/5/13/chartex" xmlns:cx8="http://schemas.microsoft.com/office/drawing/2016/5/14/chartex" xmlns:mc="http://schemas.openxmlformats.org/markup-compatibility/2006" xmlns:aink="http://schemas.microsoft.com/office/drawing/2016/ink" xmlns:am3d="http://schemas.microsoft.com/office/drawing/2017/model3d" xmlns:o="urn:schemas-microsoft-com:office:office" xmlns:oel="http://schemas.microsoft.com/office/2019/extlst" xmlns:r="http://schemas.openxmlformats.org/officeDocument/2006/relationships" xmlns:m="http://schemas.openxmlformats.org/officeDocument/2006/math" xmlns:v="urn:schemas-microsoft-com:vml" xmlns:wp14="http://schemas.microsoft.com/office/word/2010/wordprocessingDrawing" xmlns:wp="http://schemas.openxmlformats.org/drawingml/2006/wordprocessingDrawing" xmlns:w10="urn:schemas-microsoft-com:office:word" xmlns:w="http://schemas.openxmlformats.org/wordprocessingml/2006/main" xmlns:w14="http://schemas.microsoft.com/office/word/2010/wordml" xmlns:w15="http://schemas.microsoft.com/office/word/2012/wordml" xmlns:w16cex="http://schemas.microsoft.com/office/word/2018/wordml/cex" xmlns:w16cid="http://schemas.microsoft.com/office/word/2016/wordml/cid" xmlns:w16="http://schemas.microsoft.com/office/word/2018/wordml" xmlns:w16sdtdh="http://schemas.microsoft.com/office/word/2020/wordml/sdtdatahash" xmlns:w16se="http://schemas.microsoft.com/office/word/2015/wordml/symex" xmlns:wpg="http://schemas.microsoft.com/office/word/2010/wordprocessingGroup" xmlns:wpi="http://schemas.microsoft.com/office/word/2010/wordprocessingInk" xmlns:wne="http://schemas.microsoft.com/office/word/2006/wordml" xmlns:wps="http://schemas.microsoft.com/office/word/2010/wordprocessingShape" mc:Ignorable="w14 w15 w16se w16cid w16 w16cex w16sdtdh wp14">
+<w:numbering xmlns:wpc="http://schemas.microsoft.com/office/word/2010/wordprocessingCanvas" xmlns:cx="http://schemas.microsoft.com/office/drawing/2014/chartex" xmlns:cx1="http://schemas.microsoft.com/office/drawing/2015/9/8/chartex" xmlns:cx2="http://schemas.microsoft.com/office/drawing/2015/10/21/chartex" xmlns:cx3="http://schemas.microsoft.com/office/drawing/2016/5/9/chartex" xmlns:cx4="http://schemas.microsoft.com/office/drawing/2016/5/10/chartex" xmlns:cx5="http://schemas.microsoft.com/office/drawing/2016/5/11/chartex" xmlns:cx6="http://schemas.microsoft.com/office/drawing/2016/5/12/chartex" xmlns:cx7="http://schemas.microsoft.com/office/drawing/2016/5/13/chartex" xmlns:cx8="http://schemas.microsoft.com/office/drawing/2016/5/14/chartex" xmlns:mc="http://schemas.openxmlformats.org/markup-compatibility/2006" xmlns:aink="http://schemas.microsoft.com/office/drawing/2016/ink" xmlns:am3d="http://schemas.microsoft.com/office/drawing/2017/model3d" xmlns:o="urn:schemas-microsoft-com:office:office" xmlns:oel="http://schemas.microsoft.com/office/2019/extlst" xmlns:r="http://schemas.openxmlformats.org/officeDocument/2006/relationships" xmlns:m="http://schemas.openxmlformats.org/officeDocument/2006/math" xmlns:v="urn:schemas-microsoft-com:vml" xmlns:wp14="http://schemas.microsoft.com/office/word/2010/wordprocessingDrawing" xmlns:wp="http://schemas.openxmlformats.org/drawingml/2006/wordprocessingDrawing" xmlns:w10="urn:schemas-microsoft-com:office:word" xmlns:w="http://schemas.openxmlformats.org/wordprocessingml/2006/main" xmlns:w14="http://schemas.microsoft.com/office/word/2010/wordml" xmlns:w15="http://schemas.microsoft.com/office/word/2012/wordml" xmlns:w16cex="http://schemas.microsoft.com/office/word/2018/wordml/cex" xmlns:w16cid="http://schemas.microsoft.com/office/word/2016/wordml/cid" xmlns:w16="http://schemas.microsoft.com/office/word/2018/wordml" xmlns:w16du="http://schemas.microsoft.com/office/word/2023/wordml/word16du" xmlns:w16sdtdh="http://schemas.microsoft.com/office/word/2020/wordml/sdtdatahash" xmlns:w16sdtfl="http://schemas.microsoft.com/office/word/2024/wordml/sdtformatlock" xmlns:w16se="http://schemas.microsoft.com/office/word/2015/wordml/symex" xmlns:wpg="http://schemas.microsoft.com/office/word/2010/wordprocessingGroup" xmlns:wpi="http://schemas.microsoft.com/office/word/2010/wordprocessingInk" xmlns:wne="http://schemas.microsoft.com/office/word/2006/wordml" xmlns:wps="http://schemas.microsoft.com/office/word/2010/wordprocessingShape" mc:Ignorable="w14 w15 w16se w16cid w16 w16cex w16sdtdh w16sdtfl w16du wp14">
   <w:abstractNum w:abstractNumId="0" w15:restartNumberingAfterBreak="0">
     <w:nsid w:val="FFFFFF7C"/>
     <w:multiLevelType w:val="singleLevel"/>
@@ -1276,7 +1618,7 @@
 </file>
 
 <file path=word/styles.xml><?xml version="1.0" encoding="utf-8"?>
-<w:styles xmlns:mc="http://schemas.openxmlformats.org/markup-compatibility/2006" xmlns:r="http://schemas.openxmlformats.org/officeDocument/2006/relationships" xmlns:w="http://schemas.openxmlformats.org/wordprocessingml/2006/main" xmlns:w14="http://schemas.microsoft.com/office/word/2010/wordml" xmlns:w15="http://schemas.microsoft.com/office/word/2012/wordml" xmlns:w16cex="http://schemas.microsoft.com/office/word/2018/wordml/cex" xmlns:w16cid="http://schemas.microsoft.com/office/word/2016/wordml/cid" xmlns:w16="http://schemas.microsoft.com/office/word/2018/wordml" xmlns:w16sdtdh="http://schemas.microsoft.com/office/word/2020/wordml/sdtdatahash" xmlns:w16se="http://schemas.microsoft.com/office/word/2015/wordml/symex" mc:Ignorable="w14 w15 w16se w16cid w16 w16cex w16sdtdh">
+<w:styles xmlns:mc="http://schemas.openxmlformats.org/markup-compatibility/2006" xmlns:r="http://schemas.openxmlformats.org/officeDocument/2006/relationships" xmlns:w="http://schemas.openxmlformats.org/wordprocessingml/2006/main" xmlns:w14="http://schemas.microsoft.com/office/word/2010/wordml" xmlns:w15="http://schemas.microsoft.com/office/word/2012/wordml" xmlns:w16cex="http://schemas.microsoft.com/office/word/2018/wordml/cex" xmlns:w16cid="http://schemas.microsoft.com/office/word/2016/wordml/cid" xmlns:w16="http://schemas.microsoft.com/office/word/2018/wordml" xmlns:w16du="http://schemas.microsoft.com/office/word/2023/wordml/word16du" xmlns:w16sdtdh="http://schemas.microsoft.com/office/word/2020/wordml/sdtdatahash" xmlns:w16sdtfl="http://schemas.microsoft.com/office/word/2024/wordml/sdtformatlock" xmlns:w16se="http://schemas.microsoft.com/office/word/2015/wordml/symex" mc:Ignorable="w14 w15 w16se w16cid w16 w16cex w16sdtdh w16sdtfl w16du">
   <w:docDefaults>
     <w:rPrDefault>
       <w:rPr>
@@ -2034,7 +2376,7 @@
     <w:link w:val="TitleChar"/>
     <w:uiPriority w:val="10"/>
     <w:qFormat/>
-    <w:rsid w:val="007106C8"/>
+    <w:rsid w:val="00E854FA"/>
     <w:pPr>
       <w:spacing w:after="300" w:line="240" w:lineRule="auto"/>
       <w:contextualSpacing/>
@@ -2044,7 +2386,7 @@
       <w:rFonts w:eastAsiaTheme="majorEastAsia" w:cstheme="majorBidi"/>
       <w:spacing w:val="5"/>
       <w:kern w:val="28"/>
-      <w:sz w:val="52"/>
+      <w:sz w:val="40"/>
       <w:szCs w:val="52"/>
       <w:lang w:val="sv-SE" w:eastAsia="en-US" w:bidi="ar-SA"/>
     </w:rPr>
@@ -2054,12 +2396,12 @@
     <w:basedOn w:val="DefaultParagraphFont"/>
     <w:link w:val="Title"/>
     <w:uiPriority w:val="10"/>
-    <w:rsid w:val="007106C8"/>
+    <w:rsid w:val="00E854FA"/>
     <w:rPr>
       <w:rFonts w:ascii="Times New Roman" w:eastAsiaTheme="majorEastAsia" w:hAnsi="Times New Roman" w:cstheme="majorBidi"/>
       <w:spacing w:val="5"/>
       <w:kern w:val="28"/>
-      <w:sz w:val="52"/>
+      <w:sz w:val="40"/>
       <w:szCs w:val="52"/>
       <w:lang w:val="sv-SE" w:eastAsia="en-US" w:bidi="ar-SA"/>
     </w:rPr>

--- a/tillsyn/A 61826-2025 tillsynsbegäran.docx
+++ b/tillsyn/A 61826-2025 tillsynsbegäran.docx
@@ -1402,7 +1402,7 @@
     <w:r>
       <w:tab/>
       <w:tab/>
-      <w:t>2026-06-18</w:t>
+      <w:t>2026-06-19</w:t>
       <w:br/>
       <w:br/>
     </w:r>

--- a/tillsyn/A 61826-2025 tillsynsbegäran.docx
+++ b/tillsyn/A 61826-2025 tillsynsbegäran.docx
@@ -1402,7 +1402,7 @@
     <w:r>
       <w:tab/>
       <w:tab/>
-      <w:t>2026-06-19</w:t>
+      <w:t>2026-06-20</w:t>
       <w:br/>
       <w:br/>
     </w:r>

--- a/tillsyn/A 61826-2025 tillsynsbegäran.docx
+++ b/tillsyn/A 61826-2025 tillsynsbegäran.docx
@@ -12,10 +12,7 @@
     </w:p>
     <w:p>
       <w:r>
-        <w:t>Detta dokument behandlar höga naturvärden i avverkningsanmälan A 61826-2025 i Sundsvalls kommun som inkom 2025-12-12 och omfattar 10,2 ha.</w:t>
-      </w:r>
-      <w:r>
-        <w:t xml:space="preserve"> I Figur 1 visas fyndplatser för naturvårdsarter i området, som finns registrerade på Artportalen.</w:t>
+        <w:t>Denna tillsynsbegäran behandlar höga naturvärden i avverkningsanmälan A 61826-2025 i Sundsvalls kommun som inkom 2025-12-12 och omfattar 10,2 ha.</w:t>
       </w:r>
     </w:p>
     <w:p>
@@ -63,27 +60,12 @@
         <w:spacing w:after="240"/>
       </w:pPr>
       <w:r>
-        <w:t>Figur 1. Fyndplatser för naturvårdsarter i och inom 2 meter från avverkningsanmälan (röd linje). Inom parentes anges rödlistekategorier, S för signalarter, Tför typiska arter och fridlysningsparagrafer i artskyddsförordningen.Markörer utan svart kant är placerade på fyndplatsen. Markörer med svart kant är placerade vid sidan av fyndplatsen och har ett svart streck som visar fyndplatsens exakta position. Kartans mittpunktskoordinat är N 6895778, E 621492 i SWEREF 99 TM.</w:t>
+        <w:t>Figur 1. Fyndplatser för naturvårdsarter i och inom 2 meter från avverkningsanmälan. Markörer utan svart kant är placerade på fyndplatsen. Markörer med svart kant är placerade vid sidan av fyndplatsen har ett svart streck som visar fyndplatsens exakta position. Kartans mittpunktskoordinat är N 6895778, E 621492 i SWEREF 99 TM.</w:t>
       </w:r>
     </w:p>
     <w:p>
       <w:r>
-        <w:t>Vi begär härmed att Skogsstyrelsen fattar beslut enligt miljöbalken som säkerställer att skogens höga naturvärden bevaras samt att EU-lagstiftning efterlevs och att artskyddsbrott förhindras.</w:t>
-      </w:r>
-    </w:p>
-    <w:p>
-      <w:r>
-        <w:t>Vi begär vidare att Skogsstyrelsen säkerställer att inga skador eller försämringar av naturtypens bevarandestatus i området tillåts ske. Se Rådets direktiv 92/43/EEG samt ickeförsämringskravet i EU:s naturrestaureringsförordning (EU 2024/1991).</w:t>
-      </w:r>
-    </w:p>
-    <w:p>
-      <w:r>
-        <w:t>Vi önskar även ta del av de ställningstaganden och beslut som myndigheten meddelar till följd av aktuell avverkningsanmälan och föreningens inlaga (se 34 § förvaltningslagen).</w:t>
-      </w:r>
-    </w:p>
-    <w:p>
-      <w:r>
-        <w:t>Nedan beskrivs fynd av naturvårdsarter och fridlysta arter som gjorts i det avverkningsanmälda området. I BILAGA 1 finns artfakta om fridlysta och rödlistade arter.</w:t>
+        <w:t>I och inom 2 meter från avverkningsanmälan finns fynd av 19 naturvårdsarter, varav 13 är rödlistade, 2 är fridlysta, 15 är typiska (T) och 5 är signalarter (S): aspgelélav (VU, T), fläckporing (VU, T), garnlav (VU, T), blågrå svartspik (NT), doftskinn (NT, T), lunglav (NT, T), rosenticka (NT, T), tallticka (NT, T), tretåig hackspett (NT, T, §4), ullticka (NT, T), vedflamlav (NT), vedskivlav (NT, T), violettgrå tagellav (NT, T), bronshjon (S, T), korallblylav (S, T), stuplav (S, T), vedticka (S, T), vågbandad barkbock (S) och kungsfågel (§4). Se Figur 1.</w:t>
       </w:r>
     </w:p>
     <w:p>
@@ -91,35 +73,543 @@
         <w:pStyle w:val="Heading1"/>
       </w:pPr>
       <w:r>
-        <w:t>Naturvårdsarter</w:t>
+        <w:t>Tillsynsbegäran</w:t>
       </w:r>
     </w:p>
     <w:p>
       <w:r>
-        <w:t>I och inom 2 meter från avverkningsanmälan har följande 19 naturvårdsarter hittats: aspgelélav (VU, T), fläckporing (VU, T), garnlav (VU, T), blågrå svartspik (NT), doftskinn (NT, T), lunglav (NT, T), rosenticka (NT, T), tallticka (NT, T), tretåig hackspett (NT, T, §4), ullticka (NT, T), vedflamlav (NT), vedskivlav (NT, T), violettgrå tagellav (NT, T), bronshjon (S, T), korallblylav (S, T), stuplav (S, T), vedticka (S, T), vågbandad barkbock (S) och kungsfågel (§4). Av dessa är 13 rödlistade. För rödlistade arter har rödlistekategorin angivits inom parentes. Arter som är signalarter enligt Skogsstyrelsen har markerats med (S). Typiska arter inom Natura 2000 som är kopplade till skogsekosystem har markerats med (T). För fridlysta arter anges även paragrafen i Artskyddsförordningen som arten är fridlyst enligt.</w:t>
+        <w:t>Vi begär härmed att Skogsstyrelsen fattar beslut enligt miljöbalken som säkerställer att skogens höga naturvärden bevaras samt att EU-lagstiftning efterlevs och att artskyddsbrott förhindras.</w:t>
       </w:r>
     </w:p>
     <w:p>
       <w:r>
-        <w:t>De påträffade naturvårdsarterna är ett tydligt kvitto på att det rör sig om en skog med höga naturvärden.</w:t>
+        <w:t>Vi begär vidare att Skogsstyrelsen säkerställer att inga skador eller försämringar av naturtypens bevarandestatus i området tillåts ske. Se Rådets direktiv 92/43/EEG samt ickeförsämringskravet i EU:s naturrestaureringsförordning (EU 2024/1991).</w:t>
+      </w:r>
+    </w:p>
+    <w:p>
+      <w:r>
+        <w:t>Vi önskar även ta del av de ställningstaganden och beslut som myndigheten meddelar till följd av aktuell avverkningsanmälan och föreningens inlaga (se 34 § förvaltningslagen).</w:t>
       </w:r>
     </w:p>
     <w:p>
       <w:pPr>
-        <w:pStyle w:val="Heading2"/>
+        <w:pStyle w:val="Heading1"/>
       </w:pPr>
       <w:r>
-        <w:t>Fridlysta arter</w:t>
+        <w:t>Naturvårdsarter och fridlysta arter</w:t>
       </w:r>
     </w:p>
     <w:p>
       <w:r>
-        <w:t>Följande fridlysta arter har sina livsmiljöer och växtplatser i den avverkningsanmälda skogen: tretåig hackspett (NT, T, §4) och kungsfågel (§4).</w:t>
+        <w:t>Nedan följer beskrivningar av de naturvårdsarter och fridlysta arter som har sina livsmiljöer och växtplatser i den avverkningsanmälda skogen. Se även ytterligare artfakta i BILAGA 1. De påträffade naturvårdsarterna är ett tydligt kvitto på att det rör sig om en skog med höga naturvärden.</w:t>
       </w:r>
     </w:p>
     <w:p>
       <w:r>
-        <w:t xml:space="preserve">Observera att medlemsländerna är skyldiga att agera i enlighet med EU:s fågeldirektiv där det uttryckligen står att direktivet gäller för fåglar samt för deras ägg, bon och </w:t>
+        <w:rPr>
+          <w:b/>
+        </w:rPr>
+        <w:t>Aspgelélav (VU)</w:t>
+      </w:r>
+      <w:r>
+        <w:t xml:space="preserve"> växer praktiskt taget enbart på asp i skog med hög luftfuktighet. Aspgelélav missgynnas vid slutavverkning. I norra Sverige hotas arten genom slutavverkning av äldre barrskog med åldriga aspar, ofta på skogsbergens sluttningar. Arten försvinner på aspar som lämnas kvar på hyggen. Aspgelélav (VU) är typisk art för </w:t>
+      </w:r>
+      <w:r>
+        <w:rPr>
+          <w:i/>
+        </w:rPr>
+        <w:t>9010 Taiga</w:t>
+      </w:r>
+      <w:r>
+        <w:t xml:space="preserve"> (SLU Artdatabanken, 2024).</w:t>
+      </w:r>
+    </w:p>
+    <w:p>
+      <w:r>
+        <w:rPr>
+          <w:b/>
+        </w:rPr>
+        <w:t>Fläckporing (VU)</w:t>
+      </w:r>
+      <w:r>
+        <w:t xml:space="preserve"> är en mycket bra signalart som visar på tallnaturskogar med höga naturvärden. Den är placerad högst upp i Skogsstyrelsens värdepyramid för bedömning av skog med höga naturvärden och indikerar områden som är mer eller mindre opåverkade av skogsbruk och där det funnits en kontinuitet av tallågor i olika nedbrytningsstadier. För att på lång sikt bibehålla livskraftiga populationer i ett område behövs troligen större skyddade områden som tillåter att man upprätthåller en naturlig branddynamik. Fläckporing är typisk art för </w:t>
+      </w:r>
+      <w:r>
+        <w:rPr>
+          <w:i/>
+        </w:rPr>
+        <w:t>9010 Taiga</w:t>
+      </w:r>
+      <w:r>
+        <w:t xml:space="preserve"> (SLU Artdatabanken, 2024; Nitare &amp; Skogsstyrelsen, 2019).</w:t>
+      </w:r>
+    </w:p>
+    <w:p>
+      <w:r>
+        <w:rPr>
+          <w:b/>
+        </w:rPr>
+        <w:t>Garnlav (VU)</w:t>
+      </w:r>
+      <w:r>
+        <w:t xml:space="preserve"> är en utpräglad barrskogsart som ibland kan drapera träden i norrländska grannaturskogar med hög luftfuktighet. Den förekommer även i talldominerade bestånd där den, förutom i trädens grenverk, påträffas hängande över ojämnheter i tallbarken. Arten har minskat starkt i södra och mellersta Sverige och den minskar även i sitt nordliga utbredningsområde. Minskningstakten uppgår till 30 (20–50) % inom 50 år och överstiger gränsvärdet för Sårbar (VU). Orsaken till tillbakagången beror främst på slutavverkningar av naturskogsartade skogar. Bestånd med riklig förekomst bör regelmässigt sparas, vilket även gynnar flera andra sällsynta och rödlistade arter. Garnlav är värdväxt för den mycket sällsynta och akut hotade fjärilen barrskogslavfly (CR) som hör hemma i boreala barrskogar med riklig förekomst av värdväxten. Tidigare kunde arten konstateras årligen på flera platser vid Dala-Floda i Dalarna innan lokalerna kalavverkades. Senaste fyndet i landet av barrskogslavfly är från år 2000 då den påträffades vid Högberget i Sollefteå kommun. Garnlav är typisk art för </w:t>
+      </w:r>
+      <w:r>
+        <w:rPr>
+          <w:i/>
+        </w:rPr>
+        <w:t xml:space="preserve">9010 Taiga </w:t>
+      </w:r>
+      <w:r>
+        <w:t>och</w:t>
+      </w:r>
+      <w:r>
+        <w:rPr>
+          <w:i/>
+        </w:rPr>
+        <w:t xml:space="preserve"> 9070 Trädklädd betesmark</w:t>
+      </w:r>
+      <w:r>
+        <w:t xml:space="preserve"> (SLU Artdatabanken, 2026).</w:t>
+      </w:r>
+    </w:p>
+    <w:p>
+      <w:r>
+        <w:rPr>
+          <w:b/>
+        </w:rPr>
+        <w:t>Blågrå svartspik (NT)</w:t>
+      </w:r>
+      <w:r>
+        <w:t xml:space="preserve"> växer på torr, hård ved av gamla, solbelysta torrakor, högstubbar av tall och grova döda grenar på levande tallar i öppna bestånd av naturskogskaraktär. Nästan alltid rör det sig om tjärrika torrträd och högstubbar (töreved, keloträd) som kan vara en bra bit över hundra år, i vissa fall sannolikt hundratals år gamla. Skogsbruk är idag det allvarligaste hotet. Ett långsiktigt hot är att nybildningen av gamla torrakor och högstubbar är en långsam process vilken ofta är beroende av skogsbrand. Nytt substrat bildas numera sannolikt nästan inte alls då antalet naturliga skogsbränder har minskat drastiskt på grund av effektivare brandbekämpning. Döda träd som lämnas efter avverkning är inte lämpliga för arten, eftersom dessa träd inte varit utsatta för skogsbrand och bildat tjärrik ved. Skogsbruksåtgärder på eller i närheten av växtplatserna bör undvikas. Naturskogsartade skogar med förekomst av arten indikerar höga biologiska värden och bör bevaras. Blågrå svartspik har en mycket begränsad utbredning utanför de nordiska länderna varför dessa länder har ett speciellt ansvar för arten (SLU Artdatabanken, 2024).</w:t>
+      </w:r>
+    </w:p>
+    <w:p>
+      <w:r>
+        <w:rPr>
+          <w:b/>
+        </w:rPr>
+        <w:t>Doftskinn (NT)</w:t>
+      </w:r>
+      <w:r>
+        <w:t xml:space="preserve">, rödlistad som nära hotad, är en mycket bra signalart för boreal granskog och indikerar ett gran-skogsekosystem med lång kontinuitet av grova lågor. Arten är placerad i toppen av Skogsstyrelsens värdepyramid för bedömning av skog med höga naturvärden och har klassats som en “urskogsindikator”, då den förekommer med ett tydligt optimum i helt eller nästan helt orörda skogar. Doftskinn är typisk art för </w:t>
+      </w:r>
+      <w:r>
+        <w:rPr>
+          <w:i/>
+        </w:rPr>
+        <w:t xml:space="preserve">9010 Taiga </w:t>
+      </w:r>
+      <w:r>
+        <w:t>(SLU Artdatabanken, 2025; Nitare &amp; Skogsstyrelsen, 2019).</w:t>
+      </w:r>
+    </w:p>
+    <w:p>
+      <w:r>
+        <w:rPr>
+          <w:b/>
+        </w:rPr>
+        <w:t>Lunglav (NT)</w:t>
+      </w:r>
+      <w:r>
+        <w:t xml:space="preserve"> är en av vårt lands främsta signalarter som överallt indikerar gamla lövträd, skogsbestånd med höga naturvärden och ekosystem med långskoglig kontinuitet. Lokalt kan förekomsten vara mycket riklig men den hittas nästan enbart i gamla och ej slutavverkade skogar. Artens samtliga förekomster bör uppmärksammas från naturvårdssynpunkt, då många lokaler även hyser andra ovanliga och rödlistade arter. Rikliga förekomster bör skyddas med biotopskydd, frivilliga avsättningar eller reservat. På lunglav kan de sällsynta lavparasiterna lunglavshårprick (CR), </w:t>
+      </w:r>
+      <w:r>
+        <w:rPr>
+          <w:i/>
+        </w:rPr>
+        <w:t>Abrothallus diederichii</w:t>
+      </w:r>
+      <w:r>
+        <w:t xml:space="preserve"> (VU), </w:t>
+      </w:r>
+      <w:r>
+        <w:rPr>
+          <w:i/>
+        </w:rPr>
+        <w:t>Abrothallus lobariae</w:t>
+      </w:r>
+      <w:r>
+        <w:t xml:space="preserve"> (VU), </w:t>
+      </w:r>
+      <w:r>
+        <w:rPr>
+          <w:i/>
+        </w:rPr>
+        <w:t>Calycina lobariae</w:t>
+      </w:r>
+      <w:r>
+        <w:t xml:space="preserve"> (VU), lunglavsknapp (VU) och skrovelmössing (VU) påträffas. Lunglav är typisk art för </w:t>
+      </w:r>
+      <w:r>
+        <w:rPr>
+          <w:i/>
+        </w:rPr>
+        <w:t>9010 Taiga, 9020 Nordlig ädellövskog, 9110 Näringsfattig bokskog, 9130 Näringsrik bokskog, 9160 Näringsrik ekskog, 9180 Ädellövskog i branter, 9190 Näringsfattig ekskog, 9070 Trädklädd betesmark, 9040 Fjällbjörkskog</w:t>
+      </w:r>
+      <w:r>
+        <w:t xml:space="preserve"> och</w:t>
+      </w:r>
+      <w:r>
+        <w:rPr>
+          <w:i/>
+        </w:rPr>
+        <w:t xml:space="preserve"> 6530 Lövängar</w:t>
+      </w:r>
+      <w:r>
+        <w:t xml:space="preserve"> (SLU Artdatabanken, 2026; Nitare &amp; Skogsstyrelsen, 2019).</w:t>
+      </w:r>
+    </w:p>
+    <w:p>
+      <w:r>
+        <w:rPr>
+          <w:b/>
+        </w:rPr>
+        <w:t>Rosenticka (NT)</w:t>
+      </w:r>
+      <w:r>
+        <w:t xml:space="preserve">, rödlistad som nära hotad, ingår i en karaktäristisk association av vedsvampar som växer på gamla, grova granlågor i urskogsartade barrskogar. Den är placerad i toppen av Skogsstyrelsens värdepyramid för bedömning av skog med höga naturvärden och indikerar ett granskogsekosystem med långvarig kontinuitet av grova lågor. Artens beroende av grova granlågor innebär att alla skogsskötselåtgärder på eller i omedelbar närhet av lokalerna utgör ett hot på lång sikt. Det är angeläget att populationerna inte ytterligare glesas ut och ett tillräckligt antal områden där arten nu finns måste sparas för framtiden. Rosenticka är typisk art för </w:t>
+      </w:r>
+      <w:r>
+        <w:rPr>
+          <w:i/>
+        </w:rPr>
+        <w:t xml:space="preserve">9010 Taiga </w:t>
+      </w:r>
+      <w:r>
+        <w:t xml:space="preserve">och </w:t>
+      </w:r>
+      <w:r>
+        <w:rPr>
+          <w:i/>
+        </w:rPr>
+        <w:t>9050 Näringsrik granskog</w:t>
+      </w:r>
+      <w:r>
+        <w:t xml:space="preserve"> (Nitare &amp; Skogsstyrelsen, 2019; SLU Artdatabanken, 2024).</w:t>
+      </w:r>
+    </w:p>
+    <w:p>
+      <w:r>
+        <w:rPr>
+          <w:b/>
+        </w:rPr>
+        <w:t xml:space="preserve">Tallticka (NT) </w:t>
+      </w:r>
+      <w:r>
+        <w:t xml:space="preserve">uppträder först på tallar som är 100–150 år gamla men är vanligast på träd som är runt 150–200 år eller äldre. I skogslandskapet är den främst knuten till tallnaturskogar och restbiotoper med biologiskt gamla träd och signalerar vanligtvis skyddsvärda tallbestånd med höga naturvärden. Tallticka är typisk art för </w:t>
+      </w:r>
+      <w:r>
+        <w:rPr>
+          <w:i/>
+        </w:rPr>
+        <w:t xml:space="preserve">9010 Taiga </w:t>
+      </w:r>
+      <w:r>
+        <w:t xml:space="preserve">och </w:t>
+      </w:r>
+      <w:r>
+        <w:rPr>
+          <w:i/>
+        </w:rPr>
+        <w:t>9060 Åsbarrskog</w:t>
+      </w:r>
+      <w:r>
+        <w:t xml:space="preserve"> (SLU Artdatabanken, 2023; Nitare &amp; Skogsstyrelsen, 2019).</w:t>
+      </w:r>
+    </w:p>
+    <w:p>
+      <w:r>
+        <w:rPr>
+          <w:b/>
+        </w:rPr>
+        <w:t>Tretåig hackspett (NT, §4)</w:t>
+      </w:r>
+      <w:r>
+        <w:t xml:space="preserve"> är rödlistad som nära hotad och ingår i bilaga 1 i EU:s fågeldirektiv. Tretåig hackspett är för sin överlevnad beroende av kontinuerlig tillförsel av äldre döende och död ved, som sker genom naturliga självgallringsprocesser i äldre grannaturskogar och barrblandade naturskogar. Om en skog genom skogsbruk gallras eller glesas ur så upphör och uteblir i stort sett den naturliga självgallringsprocessen för mycket lång tid framöver vilket omöjliggör upprätthållandet av den kontinuerliga ekologiska funktionen i ett område. Det finns studier som visar att naturskogens självgallringsprocess som den tretåiga hackspetten är beroende av, inte kan ersättas med efterlämnad hänsyn i skogsbruket (Imbeau &amp; Desrochers, 2002). Storleken på häckningsreviret varierar med skogstypen, förekomsten av död ved och graden av fragmentering, men är i allmänhet i storleksordningen 25–100 hektar. Vintertid krävs ofta betydligt större områden och det finns studier som antyder att arten behöver minst 100 hektar äldre skog. I områden med låg bonitet kan det behövas över 200 hektar lämpligt habitat för att ett par ska kunna reproducera sig. Områden med dokumenterad permanent förekomst i naturskogsmiljöer har vanligen så stora naturvärden att skogsbruk är olämpligt. Tretåig hackspett är typisk art för </w:t>
+      </w:r>
+      <w:r>
+        <w:rPr>
+          <w:i/>
+        </w:rPr>
+        <w:t xml:space="preserve">9010 Taiga, 9740 Skogsbevuxen myr, 9030 Landhöjningsskog </w:t>
+      </w:r>
+      <w:r>
+        <w:t xml:space="preserve">och </w:t>
+      </w:r>
+      <w:r>
+        <w:rPr>
+          <w:i/>
+        </w:rPr>
+        <w:t>9040 Fjällbjörkskog</w:t>
+      </w:r>
+      <w:r>
+        <w:t xml:space="preserve"> (Skogsstyrelsen, 2016; SLU Artdatabanken, 2024).</w:t>
+      </w:r>
+    </w:p>
+    <w:p>
+      <w:r>
+        <w:rPr>
+          <w:b/>
+        </w:rPr>
+        <w:t>Ullticka (NT)</w:t>
+      </w:r>
+      <w:r>
+        <w:t xml:space="preserve"> är knuten till restbestånd av barrnaturskog och förekommer med ett tydligt optimum i orörda eller måttligt påverkade gamla granskogar där det föreligger viss kontinuitet av grov död ved. Ullticka är en bra signalart inom hela sitt utbredningsområde och i södra Sverige är den sällsynt och en god signalart för skyddsvärda granskogsmiljöer. Den hotas av avverkning och fragmentering av naturskog och äldre granskog med lång trädkontinuitet. På ullticka kan ibland ulltickeporing (VU) påträffas - det är en sällsynt ticka som nyligen delats upp i de tre olika arterna ulltickeporing </w:t>
+      </w:r>
+      <w:r>
+        <w:rPr>
+          <w:i/>
+        </w:rPr>
+        <w:t xml:space="preserve">Skeletocutis brevispora </w:t>
+      </w:r>
+      <w:r>
+        <w:t>(VU)</w:t>
+      </w:r>
+      <w:r>
+        <w:rPr>
+          <w:i/>
+        </w:rPr>
+        <w:t>, Skeletocutis delicata</w:t>
+      </w:r>
+      <w:r>
+        <w:t xml:space="preserve"> (VU)</w:t>
+      </w:r>
+      <w:r>
+        <w:rPr>
+          <w:i/>
+        </w:rPr>
+        <w:t xml:space="preserve"> och Skeletocutis exilis</w:t>
+      </w:r>
+      <w:r>
+        <w:t xml:space="preserve"> (NT). Ullticka är typisk art för </w:t>
+      </w:r>
+      <w:r>
+        <w:rPr>
+          <w:i/>
+        </w:rPr>
+        <w:t xml:space="preserve">9010 Taiga, 9050 Näringsrik granskog </w:t>
+      </w:r>
+      <w:r>
+        <w:t xml:space="preserve">och </w:t>
+      </w:r>
+      <w:r>
+        <w:rPr>
+          <w:i/>
+        </w:rPr>
+        <w:t>9030 Landhöjningsskog</w:t>
+      </w:r>
+      <w:r>
+        <w:t xml:space="preserve"> (SLU Artdatabanken, 2026; Nitare &amp; Skogsstyrelsen, 2019; Miettinen &amp; Niemelä, 2018).</w:t>
+      </w:r>
+    </w:p>
+    <w:p>
+      <w:r>
+        <w:rPr>
+          <w:b/>
+        </w:rPr>
+        <w:t>Vedflamlav (NT)</w:t>
+      </w:r>
+      <w:r>
+        <w:t xml:space="preserve"> växer på gammal hård och torr, exponerad kärnved av tall, främst på högstubbar i ljusöppna lägen, t.ex. vid och på myrar, sjökanter, i glesa hällmarkskogar och i brandpräglade tallnaturskogar. Substratet nyskapas i begränsad omfattning och arten är en utmärkt indikator på höga naturvärden i denna skogstyp. Tall- och barrblandskogar med naturskogskaraktär och spår av bränder har ofta höga biologiska värden och bör skyddas. På vedflamlavens bål kan den sällsynta spiklaven/parasiten </w:t>
+      </w:r>
+      <w:r>
+        <w:rPr>
+          <w:i/>
+        </w:rPr>
+        <w:t>Calicium ramboldiicola</w:t>
+      </w:r>
+      <w:r>
+        <w:t xml:space="preserve"> (VU) påträffas (SLU Artdatabanken, 2026).</w:t>
+      </w:r>
+    </w:p>
+    <w:p>
+      <w:r>
+        <w:rPr>
+          <w:b/>
+        </w:rPr>
+        <w:t>Vedskivlav (NT)</w:t>
+      </w:r>
+      <w:r>
+        <w:t xml:space="preserve"> växer på gammal, torr, exponerad, hård kärnved av framförallt tall i naturskogsartade bestånd. Avverkning av tallskog av naturskogskaraktär med spår av återkommande bränder är ett hot. Mängden lämplig ved att växa på för vedskivlav minskar, dels på grund av naturlig nedbrytning men framförallt på grund av att de förstörs i samband med slutavverkningar, gallringar och markberedning. Tall- och blandbarrskogar av naturskogskaraktär med spår av återkommande bränder bör skyddas. Vedskivlav är typisk art för </w:t>
+      </w:r>
+      <w:r>
+        <w:rPr>
+          <w:i/>
+        </w:rPr>
+        <w:t>9010 Taiga</w:t>
+      </w:r>
+      <w:r>
+        <w:t xml:space="preserve"> (SLU Artdatabanken, 2024).</w:t>
+      </w:r>
+    </w:p>
+    <w:p>
+      <w:r>
+        <w:rPr>
+          <w:b/>
+        </w:rPr>
+        <w:t>Violettgrå tagellav (NT)</w:t>
+      </w:r>
+      <w:r>
+        <w:t xml:space="preserve"> växer nästan uteslutande i gamla olikåldriga barrnaturskogar med lång skoglig kontinuitet och är en utmärkt signal på skog med höga naturvärden. Slutavverkning av tidigare aldrig slutavverkad skog (kontinuitetsskog) är det största hotet. Biotopen nyskapas i begränsad omfattning och barrskog äldre än 160 år, där den violettgrå tagellaven huvudsakligen påträffas har minskat med 50% de senaste 50 åren. Lågproduktiv skogsmark där laven förekommer bör undantas från skogsbruk och rika förekomster i äldre granskog bör skyddas. Arten är känslig för uttorkning och det är väsentligt att tillräckligt stora bestånd avsätts. Violettgrå tagellav är typisk art för </w:t>
+      </w:r>
+      <w:r>
+        <w:rPr>
+          <w:i/>
+        </w:rPr>
+        <w:t>9010 Taiga</w:t>
+      </w:r>
+      <w:r>
+        <w:t xml:space="preserve"> (SLU Artdatabanken, 2024; Nitare &amp; Skogsstyrelsen, 2019).</w:t>
+      </w:r>
+    </w:p>
+    <w:p>
+      <w:r>
+        <w:rPr>
+          <w:b/>
+        </w:rPr>
+        <w:t>Bronshjon</w:t>
+      </w:r>
+      <w:r>
+        <w:t xml:space="preserve"> är en skalbagge vars larvutveckling sker under grov bark på stammar av döda eller döende barrträd, främst gran, i mindre omfattning tall. Arten är knuten till äldre, naturskogslik granskog med inslag av torkande träd. Bronshjon är typisk art för </w:t>
+      </w:r>
+      <w:r>
+        <w:rPr>
+          <w:i/>
+        </w:rPr>
+        <w:t>9010 Taiga</w:t>
+      </w:r>
+      <w:r>
+        <w:t xml:space="preserve"> (SLU Artdatabanken, 2025).</w:t>
+      </w:r>
+    </w:p>
+    <w:p>
+      <w:r>
+        <w:rPr>
+          <w:b/>
+        </w:rPr>
+        <w:t>Korallblylav</w:t>
+      </w:r>
+      <w:r>
+        <w:t xml:space="preserve"> växer på bark av asp, ask, rönn, sälg, bok och lönn och signalerar överallt skogsbestånd med höga naturvärden och den följs nästan alltid av andra ovanliga och rödlistade arter. Den indikerar hög och jämn luftfuktighet och växer främst i områden med lång skoglig kontinuitet där det funnits ett ständigt inslag av gamla lövträd. Korallblylav är typisk art för </w:t>
+      </w:r>
+      <w:r>
+        <w:rPr>
+          <w:i/>
+        </w:rPr>
+        <w:t xml:space="preserve">9020 Nordlig ädellövskog, 9070 Trädklädd betesmark, 9160 Näringsrik ekskog, 9180 Ädellövskog i branter </w:t>
+      </w:r>
+      <w:r>
+        <w:t>och</w:t>
+      </w:r>
+      <w:r>
+        <w:rPr>
+          <w:i/>
+        </w:rPr>
+        <w:t xml:space="preserve"> 9190 Näringsfattig ekskog</w:t>
+      </w:r>
+      <w:r>
+        <w:t xml:space="preserve"> (SLU Artdatabanken, 2024; Nitare &amp; Skogsstyrelsen, 2019).</w:t>
+      </w:r>
+    </w:p>
+    <w:p>
+      <w:r>
+        <w:rPr>
+          <w:b/>
+        </w:rPr>
+        <w:t>Stuplav</w:t>
+      </w:r>
+      <w:r>
+        <w:t xml:space="preserve"> är en mycket bra signalart i hela sitt utbredningsområde och förekommer nästan enbart i skogsmiljöer med höga naturvärden. Den indikerar långvarig förekomst av gamla lövträd och miljöer med konstant hög luftfuktighet. I skogar med suboceaniskt klimat finns det en mycket sällsynt parasit, njurlavsknapp </w:t>
+      </w:r>
+      <w:r>
+        <w:rPr>
+          <w:i/>
+        </w:rPr>
+        <w:t>Pletocarpon nephromeum</w:t>
+      </w:r>
+      <w:r>
+        <w:t xml:space="preserve"> (EN), som växer på stuplav. Ytterligare tre sällsynta lavparasiter, </w:t>
+      </w:r>
+      <w:r>
+        <w:rPr>
+          <w:i/>
+        </w:rPr>
+        <w:t>Protounguicularia nephromatis</w:t>
+      </w:r>
+      <w:r>
+        <w:t xml:space="preserve"> (VU), </w:t>
+      </w:r>
+      <w:r>
+        <w:rPr>
+          <w:i/>
+        </w:rPr>
+        <w:t>Refractohilum galligenum</w:t>
+      </w:r>
+      <w:r>
+        <w:t xml:space="preserve"> (NT) och </w:t>
+      </w:r>
+      <w:r>
+        <w:rPr>
+          <w:i/>
+        </w:rPr>
+        <w:t>Roselliniella nephromatis</w:t>
+      </w:r>
+      <w:r>
+        <w:t xml:space="preserve"> (DD), kan också påträffas på stuplav. Stuplav är typisk art för </w:t>
+      </w:r>
+      <w:r>
+        <w:rPr>
+          <w:i/>
+        </w:rPr>
+        <w:t>9010 Taiga</w:t>
+      </w:r>
+      <w:r>
+        <w:t xml:space="preserve"> (SLU Artdatabanken, 2026; Nitare &amp; Skogsstyrelsen, 2019).</w:t>
+      </w:r>
+    </w:p>
+    <w:p>
+      <w:r>
+        <w:rPr>
+          <w:b/>
+        </w:rPr>
+        <w:t xml:space="preserve">Vedticka </w:t>
+      </w:r>
+      <w:r>
+        <w:t xml:space="preserve">är en bra signalart söder om den naturliga norrlandsgränsen. Den är huvudsakligen knuten till äldre barrskogar där det föreligger långvarig kontinuitet av död barrved. Vedticka är typisk art för </w:t>
+      </w:r>
+      <w:r>
+        <w:rPr>
+          <w:i/>
+        </w:rPr>
+        <w:t xml:space="preserve">9010 Taiga </w:t>
+      </w:r>
+      <w:r>
+        <w:t>(Nitare &amp; Skogsstyrelsen, 2019; SLU Artdatabanken, 2025).</w:t>
+      </w:r>
+    </w:p>
+    <w:p>
+      <w:r>
+        <w:rPr>
+          <w:b/>
+        </w:rPr>
+        <w:t xml:space="preserve">Vågbandad barkbock </w:t>
+      </w:r>
+      <w:r>
+        <w:t>är en långhorning vars larvutveckling sker under bark på nyligen döda stående barrträd, främst gran, mer undantagsvis på tall. Främst i stående träd, särskilt gamla, långsamvuxna granar med grov bark, även i grövre grenar, stubbar eller vindfällen. Arten är starkt knuten till naturskogsliknande granskogar, och gynnas av extrema torrsomrar som försvagar träden. Arten påverkas negativt av brist på kontinuitetsskog och en minskning av populationen pågår eller förväntas ske (SLU Artdatabanken, 2025).</w:t>
+      </w:r>
+    </w:p>
+    <w:p>
+      <w:pPr>
+        <w:pStyle w:val="Heading1"/>
+      </w:pPr>
+      <w:r>
+        <w:t>EU:s fågeldirektiv</w:t>
+      </w:r>
+    </w:p>
+    <w:p>
+      <w:r>
+        <w:t xml:space="preserve">Europeiska unionens medlemsländer är skyldiga att agera i enlighet med EU:s fågeldirektiv där det uttryckligen står att direktivet gäller för fåglar samt för deras ägg, bon och </w:t>
       </w:r>
       <w:r>
         <w:rPr>
@@ -129,514 +619,6 @@
       </w:r>
       <w:r>
         <w:t>(artikel 1). Vidare att de åtgärder som vidtas inte får leda till en försämring av den nuvarande situationen beträffande bevarandet av de fågelarter som avses i artikel 1 (artikel 13). Fågeldirektivet är styrande för tillsynsansvariga myndigheters ärendehantering, ställningstaganden och beslutsfattande.</w:t>
-      </w:r>
-    </w:p>
-    <w:p>
-      <w:r>
-        <w:rPr>
-          <w:b/>
-        </w:rPr>
-        <w:t>Tretåig hackspett (NT, §4)</w:t>
-      </w:r>
-      <w:r>
-        <w:t xml:space="preserve"> är rödlistad som nära hotad och ingår i bilaga 1 i EU:s fågeldirektiv. Tretåig hackspett är för sin överlevnad beroende av kontinuerlig tillförsel av äldre döende och död ved, som sker genom naturliga självgallringsprocesser i äldre grannaturskogar och barrblandade naturskogar. Om en skog genom skogsbruk gallras eller glesas ur så upphör och uteblir i stort sett den naturliga självgallringsprocessen för mycket lång tid framöver vilket omöjliggör upprätthållandet av den kontinuerliga ekologiska funktionen i ett område. Det finns studier som visar att naturskogens självgallringsprocess som den tretåiga hackspetten är beroende av, inte kan ersättas med efterlämnad hänsyn i skogsbruket (Imbeau &amp; Desrochers, 2002). Storleken på häckningsreviret varierar med skogstypen, förekomsten av död ved och graden av fragmentering, men är i allmänhet i storleksordningen 25–100 hektar. Vintertid krävs ofta betydligt större områden och det finns studier som antyder att arten behöver minst 100 hektar äldre skog. I områden med låg bonitet kan det behövas över 200 hektar lämpligt habitat för att ett par ska kunna reproducera sig. Områden med dokumenterad permanent förekomst i naturskogsmiljöer har vanligen så stora naturvärden att skogsbruk är olämpligt. Tretåig hackspett är typisk art för </w:t>
-      </w:r>
-      <w:r>
-        <w:rPr>
-          <w:i/>
-        </w:rPr>
-        <w:t xml:space="preserve">9010 Taiga, 9740 Skogsbevuxen myr, 9030 Landhöjningsskog </w:t>
-      </w:r>
-      <w:r>
-        <w:t xml:space="preserve">och </w:t>
-      </w:r>
-      <w:r>
-        <w:rPr>
-          <w:i/>
-        </w:rPr>
-        <w:t>9040 Fjällbjörkskog</w:t>
-      </w:r>
-      <w:r>
-        <w:t xml:space="preserve"> (Skogsstyrelsen, 2016; SLU Artdatabanken, 2024).</w:t>
-      </w:r>
-    </w:p>
-    <w:p>
-      <w:r>
-        <w:t>I BILAGA 1 finns mer detaljerad information om ekologi samt krav på livsmiljö hos fridlysta arter.</w:t>
-      </w:r>
-    </w:p>
-    <w:p>
-      <w:pPr>
-        <w:pStyle w:val="Heading2"/>
-      </w:pPr>
-      <w:r>
-        <w:t>Övriga naturvårdsarter</w:t>
-      </w:r>
-    </w:p>
-    <w:p>
-      <w:r>
-        <w:rPr>
-          <w:b/>
-        </w:rPr>
-        <w:t>Aspgelélav (VU)</w:t>
-      </w:r>
-      <w:r>
-        <w:t xml:space="preserve"> växer praktiskt taget enbart på asp i skog med hög luftfuktighet. Aspgelélav missgynnas vid slutavverkning. I norra Sverige hotas arten genom slutavverkning av äldre barrskog med åldriga aspar, ofta på skogsbergens sluttningar. Arten försvinner på aspar som lämnas kvar på hyggen. Aspgelélav (VU) är typisk art för </w:t>
-      </w:r>
-      <w:r>
-        <w:rPr>
-          <w:i/>
-        </w:rPr>
-        <w:t>9010 Taiga</w:t>
-      </w:r>
-      <w:r>
-        <w:t xml:space="preserve"> (SLU Artdatabanken, 2024).</w:t>
-      </w:r>
-    </w:p>
-    <w:p>
-      <w:r>
-        <w:rPr>
-          <w:b/>
-        </w:rPr>
-        <w:t>Blågrå svartspik (NT)</w:t>
-      </w:r>
-      <w:r>
-        <w:t xml:space="preserve"> växer på torr, hård ved av gamla, solbelysta torrakor, högstubbar av tall och grova döda grenar på levande tallar i öppna bestånd av naturskogskaraktär. Nästan alltid rör det sig om tjärrika torrträd och högstubbar (töreved, keloträd) som kan vara en bra bit över hundra år, i vissa fall sannolikt hundratals år gamla. Skogsbruk är idag det allvarligaste hotet. Ett långsiktigt hot är att nybildningen av gamla torrakor och högstubbar är en långsam process vilken ofta är beroende av skogsbrand. Nytt substrat bildas numera sannolikt nästan inte alls då antalet naturliga skogsbränder har minskat drastiskt på grund av effektivare brandbekämpning. Döda träd som lämnas efter avverkning är inte lämpliga för arten, eftersom dessa träd inte varit utsatta för skogsbrand och bildat tjärrik ved. Skogsbruksåtgärder på eller i närheten av växtplatserna bör undvikas. Naturskogsartade skogar med förekomst av arten indikerar höga biologiska värden och bör bevaras. Blågrå svartspik har en mycket begränsad utbredning utanför de nordiska länderna varför dessa länder har ett speciellt ansvar för arten (SLU Artdatabanken, 2024).</w:t>
-      </w:r>
-    </w:p>
-    <w:p>
-      <w:r>
-        <w:rPr>
-          <w:b/>
-        </w:rPr>
-        <w:t>Bronshjon</w:t>
-      </w:r>
-      <w:r>
-        <w:t xml:space="preserve"> är en skalbagge vars larvutveckling sker under grov bark på stammar av döda eller döende barrträd, främst gran, i mindre omfattning tall. Arten är knuten till äldre, naturskogslik granskog med inslag av torkande träd. Bronshjon är typisk art för </w:t>
-      </w:r>
-      <w:r>
-        <w:rPr>
-          <w:i/>
-        </w:rPr>
-        <w:t>9010 Taiga</w:t>
-      </w:r>
-      <w:r>
-        <w:t xml:space="preserve"> (SLU Artdatabanken, 2025).</w:t>
-      </w:r>
-    </w:p>
-    <w:p>
-      <w:r>
-        <w:rPr>
-          <w:b/>
-        </w:rPr>
-        <w:t>Doftskinn (NT)</w:t>
-      </w:r>
-      <w:r>
-        <w:t xml:space="preserve">, rödlistad som nära hotad, är en mycket bra signalart för boreal granskog och indikerar ett gran-skogsekosystem med lång kontinuitet av grova lågor. Arten är placerad i toppen av Skogsstyrelsens värdepyramid för bedömning av skog med höga naturvärden och har klassats som en “urskogsindikator”, då den förekommer med ett tydligt optimum i helt eller nästan helt orörda skogar. Doftskinn är typisk art för </w:t>
-      </w:r>
-      <w:r>
-        <w:rPr>
-          <w:i/>
-        </w:rPr>
-        <w:t xml:space="preserve">9010 Taiga </w:t>
-      </w:r>
-      <w:r>
-        <w:t>(SLU Artdatabanken, 2025; Nitare &amp; Skogsstyrelsen, 2019).</w:t>
-      </w:r>
-    </w:p>
-    <w:p>
-      <w:r>
-        <w:rPr>
-          <w:b/>
-        </w:rPr>
-        <w:t>Fläckporing (VU)</w:t>
-      </w:r>
-      <w:r>
-        <w:t xml:space="preserve"> är en mycket bra signalart som visar på tallnaturskogar med höga naturvärden. Den är placerad högst upp i Skogsstyrelsens värdepyramid för bedömning av skog med höga naturvärden och indikerar områden som är mer eller mindre opåverkade av skogsbruk och där det funnits en kontinuitet av tallågor i olika nedbrytningsstadier. För att på lång sikt bibehålla livskraftiga populationer i ett område behövs troligen större skyddade områden som tillåter att man upprätthåller en naturlig branddynamik. Fläckporing är typisk art för </w:t>
-      </w:r>
-      <w:r>
-        <w:rPr>
-          <w:i/>
-        </w:rPr>
-        <w:t>9010 Taiga</w:t>
-      </w:r>
-      <w:r>
-        <w:t xml:space="preserve"> (SLU Artdatabanken, 2024; Nitare &amp; Skogsstyrelsen, 2019).</w:t>
-      </w:r>
-    </w:p>
-    <w:p>
-      <w:r>
-        <w:rPr>
-          <w:b/>
-        </w:rPr>
-        <w:t>Garnlav (VU)</w:t>
-      </w:r>
-      <w:r>
-        <w:t xml:space="preserve"> är en utpräglad barrskogsart som ibland kan drapera träden i norrländska grannaturskogar med hög luftfuktighet. Den förekommer även i talldominerade bestånd där den, förutom i trädens grenverk, påträffas hängande över ojämnheter i tallbarken. Arten har minskat starkt i södra och mellersta Sverige och den minskar även i sitt nordliga utbredningsområde. Minskningstakten uppgår till 30 (20–50) % inom 50 år och överstiger gränsvärdet för Sårbar (VU). Orsaken till tillbakagången beror främst på slutavverkningar av naturskogsartade skogar. Bestånd med riklig förekomst bör regelmässigt sparas, vilket även gynnar flera andra sällsynta och rödlistade arter. Garnlav är värdväxt för den mycket sällsynta och akut hotade fjärilen barrskogslavfly (CR) som hör hemma i boreala barrskogar med riklig förekomst av värdväxten. Tidigare kunde arten konstateras årligen på flera platser vid Dala-Floda i Dalarna innan lokalerna kalavverkades. Senaste fyndet i landet av barrskogslavfly är från år 2000 då den påträffades vid Högberget i Sollefteå kommun. Garnlav är typisk art för </w:t>
-      </w:r>
-      <w:r>
-        <w:rPr>
-          <w:i/>
-        </w:rPr>
-        <w:t xml:space="preserve">9010 Taiga </w:t>
-      </w:r>
-      <w:r>
-        <w:t>och</w:t>
-      </w:r>
-      <w:r>
-        <w:rPr>
-          <w:i/>
-        </w:rPr>
-        <w:t xml:space="preserve"> 9070 Trädklädd betesmark</w:t>
-      </w:r>
-      <w:r>
-        <w:t xml:space="preserve"> (SLU Artdatabanken, 2026).</w:t>
-      </w:r>
-    </w:p>
-    <w:p>
-      <w:r>
-        <w:rPr>
-          <w:b/>
-        </w:rPr>
-        <w:t>Korallblylav</w:t>
-      </w:r>
-      <w:r>
-        <w:t xml:space="preserve"> växer på bark av asp, ask, rönn, sälg, bok och lönn och signalerar överallt skogsbestånd med höga naturvärden och den följs nästan alltid av andra ovanliga och rödlistade arter. Den indikerar hög och jämn luftfuktighet och växer främst i områden med lång skoglig kontinuitet där det funnits ett ständigt inslag av gamla lövträd. Korallblylav är typisk art för </w:t>
-      </w:r>
-      <w:r>
-        <w:rPr>
-          <w:i/>
-        </w:rPr>
-        <w:t xml:space="preserve">9020 Nordlig ädellövskog, 9070 Trädklädd betesmark, 9160 Näringsrik ekskog, 9180 Ädellövskog i branter </w:t>
-      </w:r>
-      <w:r>
-        <w:t>och</w:t>
-      </w:r>
-      <w:r>
-        <w:rPr>
-          <w:i/>
-        </w:rPr>
-        <w:t xml:space="preserve"> 9190 Näringsfattig ekskog</w:t>
-      </w:r>
-      <w:r>
-        <w:t xml:space="preserve"> (SLU Artdatabanken, 2024; Nitare &amp; Skogsstyrelsen, 2019).</w:t>
-      </w:r>
-    </w:p>
-    <w:p>
-      <w:r>
-        <w:rPr>
-          <w:b/>
-        </w:rPr>
-        <w:t>Lunglav (NT)</w:t>
-      </w:r>
-      <w:r>
-        <w:t xml:space="preserve"> är en av vårt lands främsta signalarter som överallt indikerar gamla lövträd, skogsbestånd med höga naturvärden och ekosystem med långskoglig kontinuitet. Lokalt kan förekomsten vara mycket riklig men den hittas nästan enbart i gamla och ej slutavverkade skogar. Artens samtliga förekomster bör uppmärksammas från naturvårdssynpunkt, då många lokaler även hyser andra ovanliga och rödlistade arter. Rikliga förekomster bör skyddas med biotopskydd, frivilliga avsättningar eller reservat. På lunglav kan de sällsynta lavparasiterna lunglavshårprick (CR), </w:t>
-      </w:r>
-      <w:r>
-        <w:rPr>
-          <w:i/>
-        </w:rPr>
-        <w:t>Abrothallus diederichii</w:t>
-      </w:r>
-      <w:r>
-        <w:t xml:space="preserve"> (VU), </w:t>
-      </w:r>
-      <w:r>
-        <w:rPr>
-          <w:i/>
-        </w:rPr>
-        <w:t>Abrothallus lobariae</w:t>
-      </w:r>
-      <w:r>
-        <w:t xml:space="preserve"> (VU), </w:t>
-      </w:r>
-      <w:r>
-        <w:rPr>
-          <w:i/>
-        </w:rPr>
-        <w:t>Calycina lobariae</w:t>
-      </w:r>
-      <w:r>
-        <w:t xml:space="preserve"> (VU), lunglavsknapp (VU) och skrovelmössing (VU) påträffas. Lunglav är typisk art för </w:t>
-      </w:r>
-      <w:r>
-        <w:rPr>
-          <w:i/>
-        </w:rPr>
-        <w:t>9010 Taiga, 9020 Nordlig ädellövskog, 9110 Näringsfattig bokskog, 9130 Näringsrik bokskog, 9160 Näringsrik ekskog, 9180 Ädellövskog i branter, 9190 Näringsfattig ekskog, 9070 Trädklädd betesmark, 9040 Fjällbjörkskog</w:t>
-      </w:r>
-      <w:r>
-        <w:t xml:space="preserve"> och</w:t>
-      </w:r>
-      <w:r>
-        <w:rPr>
-          <w:i/>
-        </w:rPr>
-        <w:t xml:space="preserve"> 6530 Lövängar</w:t>
-      </w:r>
-      <w:r>
-        <w:t xml:space="preserve"> (SLU Artdatabanken, 2026; Nitare &amp; Skogsstyrelsen, 2019).</w:t>
-      </w:r>
-    </w:p>
-    <w:p>
-      <w:r>
-        <w:rPr>
-          <w:b/>
-        </w:rPr>
-        <w:t>Rosenticka (NT)</w:t>
-      </w:r>
-      <w:r>
-        <w:t xml:space="preserve">, rödlistad som nära hotad, ingår i en karaktäristisk association av vedsvampar som växer på gamla, grova granlågor i urskogsartade barrskogar. Den är placerad i toppen av Skogsstyrelsens värdepyramid för bedömning av skog med höga naturvärden och indikerar ett granskogsekosystem med långvarig kontinuitet av grova lågor. Artens beroende av grova granlågor innebär att alla skogsskötselåtgärder på eller i omedelbar närhet av lokalerna utgör ett hot på lång sikt. Det är angeläget att populationerna inte ytterligare glesas ut och ett tillräckligt antal områden där arten nu finns måste sparas för framtiden. Rosenticka är typisk art för </w:t>
-      </w:r>
-      <w:r>
-        <w:rPr>
-          <w:i/>
-        </w:rPr>
-        <w:t xml:space="preserve">9010 Taiga </w:t>
-      </w:r>
-      <w:r>
-        <w:t xml:space="preserve">och </w:t>
-      </w:r>
-      <w:r>
-        <w:rPr>
-          <w:i/>
-        </w:rPr>
-        <w:t>9050 Näringsrik granskog</w:t>
-      </w:r>
-      <w:r>
-        <w:t xml:space="preserve"> (Nitare &amp; Skogsstyrelsen, 2019; SLU Artdatabanken, 2024).</w:t>
-      </w:r>
-    </w:p>
-    <w:p>
-      <w:r>
-        <w:rPr>
-          <w:b/>
-        </w:rPr>
-        <w:t>Stuplav</w:t>
-      </w:r>
-      <w:r>
-        <w:t xml:space="preserve"> är en mycket bra signalart i hela sitt utbredningsområde och förekommer nästan enbart i skogsmiljöer med höga naturvärden. Den indikerar långvarig förekomst av gamla lövträd och miljöer med konstant hög luftfuktighet. I skogar med suboceaniskt klimat finns det en mycket sällsynt parasit, njurlavsknapp </w:t>
-      </w:r>
-      <w:r>
-        <w:rPr>
-          <w:i/>
-        </w:rPr>
-        <w:t>Pletocarpon nephromeum</w:t>
-      </w:r>
-      <w:r>
-        <w:t xml:space="preserve"> (EN), som växer på stuplav. Ytterligare tre sällsynta lavparasiter, </w:t>
-      </w:r>
-      <w:r>
-        <w:rPr>
-          <w:i/>
-        </w:rPr>
-        <w:t>Protounguicularia nephromatis</w:t>
-      </w:r>
-      <w:r>
-        <w:t xml:space="preserve"> (VU), </w:t>
-      </w:r>
-      <w:r>
-        <w:rPr>
-          <w:i/>
-        </w:rPr>
-        <w:t>Refractohilum galligenum</w:t>
-      </w:r>
-      <w:r>
-        <w:t xml:space="preserve"> (NT) och </w:t>
-      </w:r>
-      <w:r>
-        <w:rPr>
-          <w:i/>
-        </w:rPr>
-        <w:t>Roselliniella nephromatis</w:t>
-      </w:r>
-      <w:r>
-        <w:t xml:space="preserve"> (DD), kan också påträffas på stuplav. Stuplav är typisk art för </w:t>
-      </w:r>
-      <w:r>
-        <w:rPr>
-          <w:i/>
-        </w:rPr>
-        <w:t>9010 Taiga</w:t>
-      </w:r>
-      <w:r>
-        <w:t xml:space="preserve"> (SLU Artdatabanken, 2026; Nitare &amp; Skogsstyrelsen, 2019).</w:t>
-      </w:r>
-    </w:p>
-    <w:p>
-      <w:r>
-        <w:rPr>
-          <w:b/>
-        </w:rPr>
-        <w:t xml:space="preserve">Tallticka (NT) </w:t>
-      </w:r>
-      <w:r>
-        <w:t xml:space="preserve">uppträder först på tallar som är 100–150 år gamla men är vanligast på träd som är runt 150–200 år eller äldre. I skogslandskapet är den främst knuten till tallnaturskogar och restbiotoper med biologiskt gamla träd och signalerar vanligtvis skyddsvärda tallbestånd med höga naturvärden. Tallticka är typisk art för </w:t>
-      </w:r>
-      <w:r>
-        <w:rPr>
-          <w:i/>
-        </w:rPr>
-        <w:t xml:space="preserve">9010 Taiga </w:t>
-      </w:r>
-      <w:r>
-        <w:t xml:space="preserve">och </w:t>
-      </w:r>
-      <w:r>
-        <w:rPr>
-          <w:i/>
-        </w:rPr>
-        <w:t>9060 Åsbarrskog</w:t>
-      </w:r>
-      <w:r>
-        <w:t xml:space="preserve"> (SLU Artdatabanken, 2023; Nitare &amp; Skogsstyrelsen, 2019).</w:t>
-      </w:r>
-    </w:p>
-    <w:p>
-      <w:r>
-        <w:rPr>
-          <w:b/>
-        </w:rPr>
-        <w:t>Ullticka (NT)</w:t>
-      </w:r>
-      <w:r>
-        <w:t xml:space="preserve"> är knuten till restbestånd av barrnaturskog och förekommer med ett tydligt optimum i orörda eller måttligt påverkade gamla granskogar där det föreligger viss kontinuitet av grov död ved. Ullticka är en bra signalart inom hela sitt utbredningsområde och i södra Sverige är den sällsynt och en god signalart för skyddsvärda granskogsmiljöer. Den hotas av avverkning och fragmentering av naturskog och äldre granskog med lång trädkontinuitet. På ullticka kan ibland ulltickeporing (VU) påträffas - det är en sällsynt ticka som nyligen delats upp i de tre olika arterna ulltickeporing </w:t>
-      </w:r>
-      <w:r>
-        <w:rPr>
-          <w:i/>
-        </w:rPr>
-        <w:t xml:space="preserve">Skeletocutis brevispora </w:t>
-      </w:r>
-      <w:r>
-        <w:t>(VU)</w:t>
-      </w:r>
-      <w:r>
-        <w:rPr>
-          <w:i/>
-        </w:rPr>
-        <w:t>, Skeletocutis delicata</w:t>
-      </w:r>
-      <w:r>
-        <w:t xml:space="preserve"> (VU)</w:t>
-      </w:r>
-      <w:r>
-        <w:rPr>
-          <w:i/>
-        </w:rPr>
-        <w:t xml:space="preserve"> och Skeletocutis exilis</w:t>
-      </w:r>
-      <w:r>
-        <w:t xml:space="preserve"> (NT). Ullticka är typisk art för </w:t>
-      </w:r>
-      <w:r>
-        <w:rPr>
-          <w:i/>
-        </w:rPr>
-        <w:t xml:space="preserve">9010 Taiga, 9050 Näringsrik granskog </w:t>
-      </w:r>
-      <w:r>
-        <w:t xml:space="preserve">och </w:t>
-      </w:r>
-      <w:r>
-        <w:rPr>
-          <w:i/>
-        </w:rPr>
-        <w:t>9030 Landhöjningsskog</w:t>
-      </w:r>
-      <w:r>
-        <w:t xml:space="preserve"> (SLU Artdatabanken, 2026; Nitare &amp; Skogsstyrelsen, 2019; Miettinen &amp; Niemelä, 2018).</w:t>
-      </w:r>
-    </w:p>
-    <w:p>
-      <w:r>
-        <w:rPr>
-          <w:b/>
-        </w:rPr>
-        <w:t>Vedflamlav (NT)</w:t>
-      </w:r>
-      <w:r>
-        <w:t xml:space="preserve"> växer på gammal hård och torr, exponerad kärnved av tall, främst på högstubbar i ljusöppna lägen, t.ex. vid och på myrar, sjökanter, i glesa hällmarkskogar och i brandpräglade tallnaturskogar. Substratet nyskapas i begränsad omfattning och arten är en utmärkt indikator på höga naturvärden i denna skogstyp. Tall- och barrblandskogar med naturskogskaraktär och spår av bränder har ofta höga biologiska värden och bör skyddas. På vedflamlavens bål kan den sällsynta spiklaven/parasiten </w:t>
-      </w:r>
-      <w:r>
-        <w:rPr>
-          <w:i/>
-        </w:rPr>
-        <w:t>Calicium ramboldiicola</w:t>
-      </w:r>
-      <w:r>
-        <w:t xml:space="preserve"> (VU) påträffas (SLU Artdatabanken, 2026).</w:t>
-      </w:r>
-    </w:p>
-    <w:p>
-      <w:r>
-        <w:rPr>
-          <w:b/>
-        </w:rPr>
-        <w:t>Vedskivlav (NT)</w:t>
-      </w:r>
-      <w:r>
-        <w:t xml:space="preserve"> växer på gammal, torr, exponerad, hård kärnved av framförallt tall i naturskogsartade bestånd. Avverkning av tallskog av naturskogskaraktär med spår av återkommande bränder är ett hot. Mängden lämplig ved att växa på för vedskivlav minskar, dels på grund av naturlig nedbrytning men framförallt på grund av att de förstörs i samband med slutavverkningar, gallringar och markberedning. Tall- och blandbarrskogar av naturskogskaraktär med spår av återkommande bränder bör skyddas. Vedskivlav är typisk art för </w:t>
-      </w:r>
-      <w:r>
-        <w:rPr>
-          <w:i/>
-        </w:rPr>
-        <w:t>9010 Taiga</w:t>
-      </w:r>
-      <w:r>
-        <w:t xml:space="preserve"> (SLU Artdatabanken, 2024).</w:t>
-      </w:r>
-    </w:p>
-    <w:p>
-      <w:r>
-        <w:rPr>
-          <w:b/>
-        </w:rPr>
-        <w:t xml:space="preserve">Vedticka </w:t>
-      </w:r>
-      <w:r>
-        <w:t xml:space="preserve">är en bra signalart söder om den naturliga norrlandsgränsen. Den är huvudsakligen knuten till äldre barrskogar där det föreligger långvarig kontinuitet av död barrved. Vedticka är typisk art för </w:t>
-      </w:r>
-      <w:r>
-        <w:rPr>
-          <w:i/>
-        </w:rPr>
-        <w:t xml:space="preserve">9010 Taiga </w:t>
-      </w:r>
-      <w:r>
-        <w:t>(Nitare &amp; Skogsstyrelsen, 2019; SLU Artdatabanken, 2025).</w:t>
-      </w:r>
-    </w:p>
-    <w:p>
-      <w:r>
-        <w:rPr>
-          <w:b/>
-        </w:rPr>
-        <w:t>Violettgrå tagellav (NT)</w:t>
-      </w:r>
-      <w:r>
-        <w:t xml:space="preserve"> växer nästan uteslutande i gamla olikåldriga barrnaturskogar med lång skoglig kontinuitet och är en utmärkt signal på skog med höga naturvärden. Slutavverkning av tidigare aldrig slutavverkad skog (kontinuitetsskog) är det största hotet. Biotopen nyskapas i begränsad omfattning och barrskog äldre än 160 år, där den violettgrå tagellaven huvudsakligen påträffas har minskat med 50% de senaste 50 åren. Lågproduktiv skogsmark där laven förekommer bör undantas från skogsbruk och rika förekomster i äldre granskog bör skyddas. Arten är känslig för uttorkning och det är väsentligt att tillräckligt stora bestånd avsätts. Violettgrå tagellav är typisk art för </w:t>
-      </w:r>
-      <w:r>
-        <w:rPr>
-          <w:i/>
-        </w:rPr>
-        <w:t>9010 Taiga</w:t>
-      </w:r>
-      <w:r>
-        <w:t xml:space="preserve"> (SLU Artdatabanken, 2024; Nitare &amp; Skogsstyrelsen, 2019).</w:t>
-      </w:r>
-    </w:p>
-    <w:p>
-      <w:r>
-        <w:rPr>
-          <w:b/>
-        </w:rPr>
-        <w:t xml:space="preserve">Vågbandad barkbock </w:t>
-      </w:r>
-      <w:r>
-        <w:t>är en långhorning vars larvutveckling sker under bark på nyligen döda stående barrträd, främst gran, mer undantagsvis på tall. Främst i stående träd, särskilt gamla, långsamvuxna granar med grov bark, även i grövre grenar, stubbar eller vindfällen. Arten är starkt knuten till naturskogsliknande granskogar, och gynnas av extrema torrsomrar som försvagar träden. Arten påverkas negativt av brist på kontinuitetsskog och en minskning av populationen pågår eller förväntas ske (SLU Artdatabanken, 2025).</w:t>
       </w:r>
     </w:p>
     <w:p>
@@ -1402,7 +1384,7 @@
     <w:r>
       <w:tab/>
       <w:tab/>
-      <w:t>2026-06-20</w:t>
+      <w:t>2026-06-21</w:t>
       <w:br/>
       <w:br/>
     </w:r>

--- a/tillsyn/A 61826-2025 tillsynsbegäran.docx
+++ b/tillsyn/A 61826-2025 tillsynsbegäran.docx
@@ -1384,7 +1384,7 @@
     <w:r>
       <w:tab/>
       <w:tab/>
-      <w:t>2026-06-21</w:t>
+      <w:t>2026-06-22</w:t>
       <w:br/>
       <w:br/>
     </w:r>

--- a/tillsyn/A 61826-2025 tillsynsbegäran.docx
+++ b/tillsyn/A 61826-2025 tillsynsbegäran.docx
@@ -1384,7 +1384,7 @@
     <w:r>
       <w:tab/>
       <w:tab/>
-      <w:t>2026-06-22</w:t>
+      <w:t>2026-06-23</w:t>
       <w:br/>
       <w:br/>
     </w:r>

--- a/tillsyn/A 61826-2025 tillsynsbegäran.docx
+++ b/tillsyn/A 61826-2025 tillsynsbegäran.docx
@@ -1384,7 +1384,7 @@
     <w:r>
       <w:tab/>
       <w:tab/>
-      <w:t>2026-06-23</w:t>
+      <w:t>2026-06-24</w:t>
       <w:br/>
       <w:br/>
     </w:r>

--- a/tillsyn/A 61826-2025 tillsynsbegäran.docx
+++ b/tillsyn/A 61826-2025 tillsynsbegäran.docx
@@ -1384,7 +1384,7 @@
     <w:r>
       <w:tab/>
       <w:tab/>
-      <w:t>2026-06-24</w:t>
+      <w:t>2026-06-25</w:t>
       <w:br/>
       <w:br/>
     </w:r>

--- a/tillsyn/A 61826-2025 tillsynsbegäran.docx
+++ b/tillsyn/A 61826-2025 tillsynsbegäran.docx
@@ -1384,7 +1384,7 @@
     <w:r>
       <w:tab/>
       <w:tab/>
-      <w:t>2026-06-25</w:t>
+      <w:t>2026-06-26</w:t>
       <w:br/>
       <w:br/>
     </w:r>

--- a/tillsyn/A 61826-2025 tillsynsbegäran.docx
+++ b/tillsyn/A 61826-2025 tillsynsbegäran.docx
@@ -1384,7 +1384,7 @@
     <w:r>
       <w:tab/>
       <w:tab/>
-      <w:t>2026-06-26</w:t>
+      <w:t>2026-06-27</w:t>
       <w:br/>
       <w:br/>
     </w:r>

--- a/tillsyn/A 61826-2025 tillsynsbegäran.docx
+++ b/tillsyn/A 61826-2025 tillsynsbegäran.docx
@@ -1384,7 +1384,7 @@
     <w:r>
       <w:tab/>
       <w:tab/>
-      <w:t>2026-06-27</w:t>
+      <w:t>2026-06-28</w:t>
       <w:br/>
       <w:br/>
     </w:r>

--- a/tillsyn/A 61826-2025 tillsynsbegäran.docx
+++ b/tillsyn/A 61826-2025 tillsynsbegäran.docx
@@ -1384,7 +1384,7 @@
     <w:r>
       <w:tab/>
       <w:tab/>
-      <w:t>2026-06-28</w:t>
+      <w:t>2026-06-29</w:t>
       <w:br/>
       <w:br/>
     </w:r>

--- a/tillsyn/A 61826-2025 tillsynsbegäran.docx
+++ b/tillsyn/A 61826-2025 tillsynsbegäran.docx
@@ -1384,7 +1384,7 @@
     <w:r>
       <w:tab/>
       <w:tab/>
-      <w:t>2026-06-29</w:t>
+      <w:t>2026-06-30</w:t>
       <w:br/>
       <w:br/>
     </w:r>

--- a/tillsyn/A 61826-2025 tillsynsbegäran.docx
+++ b/tillsyn/A 61826-2025 tillsynsbegäran.docx
@@ -1384,7 +1384,7 @@
     <w:r>
       <w:tab/>
       <w:tab/>
-      <w:t>2026-06-30</w:t>
+      <w:t>2026-07-01</w:t>
       <w:br/>
       <w:br/>
     </w:r>

--- a/tillsyn/A 61826-2025 tillsynsbegäran.docx
+++ b/tillsyn/A 61826-2025 tillsynsbegäran.docx
@@ -1384,7 +1384,7 @@
     <w:r>
       <w:tab/>
       <w:tab/>
-      <w:t>2026-07-01</w:t>
+      <w:t>2026-07-02</w:t>
       <w:br/>
       <w:br/>
     </w:r>

--- a/tillsyn/A 61826-2025 tillsynsbegäran.docx
+++ b/tillsyn/A 61826-2025 tillsynsbegäran.docx
@@ -1384,7 +1384,7 @@
     <w:r>
       <w:tab/>
       <w:tab/>
-      <w:t>2026-07-13</w:t>
+      <w:t>2026-07-14</w:t>
       <w:br/>
       <w:br/>
     </w:r>

--- a/tillsyn/A 61826-2025 tillsynsbegäran.docx
+++ b/tillsyn/A 61826-2025 tillsynsbegäran.docx
@@ -1384,7 +1384,7 @@
     <w:r>
       <w:tab/>
       <w:tab/>
-      <w:t>2026-07-14</w:t>
+      <w:t>2026-07-15</w:t>
       <w:br/>
       <w:br/>
     </w:r>

--- a/tillsyn/A 61826-2025 tillsynsbegäran.docx
+++ b/tillsyn/A 61826-2025 tillsynsbegäran.docx
@@ -1384,7 +1384,7 @@
     <w:r>
       <w:tab/>
       <w:tab/>
-      <w:t>2026-07-15</w:t>
+      <w:t>2026-07-16</w:t>
       <w:br/>
       <w:br/>
     </w:r>

--- a/tillsyn/A 61826-2025 tillsynsbegäran.docx
+++ b/tillsyn/A 61826-2025 tillsynsbegäran.docx
@@ -1384,7 +1384,7 @@
     <w:r>
       <w:tab/>
       <w:tab/>
-      <w:t>2026-07-16</w:t>
+      <w:t>2026-07-17</w:t>
       <w:br/>
       <w:br/>
     </w:r>

--- a/tillsyn/A 61826-2025 tillsynsbegäran.docx
+++ b/tillsyn/A 61826-2025 tillsynsbegäran.docx
@@ -1384,7 +1384,7 @@
     <w:r>
       <w:tab/>
       <w:tab/>
-      <w:t>2026-07-17</w:t>
+      <w:t>2026-07-18</w:t>
       <w:br/>
       <w:br/>
     </w:r>

--- a/tillsyn/A 61826-2025 tillsynsbegäran.docx
+++ b/tillsyn/A 61826-2025 tillsynsbegäran.docx
@@ -1384,7 +1384,7 @@
     <w:r>
       <w:tab/>
       <w:tab/>
-      <w:t>2026-07-18</w:t>
+      <w:t>2026-07-19</w:t>
       <w:br/>
       <w:br/>
     </w:r>

--- a/tillsyn/A 61826-2025 tillsynsbegäran.docx
+++ b/tillsyn/A 61826-2025 tillsynsbegäran.docx
@@ -1384,7 +1384,7 @@
     <w:r>
       <w:tab/>
       <w:tab/>
-      <w:t>2026-07-19</w:t>
+      <w:t>2026-07-20</w:t>
       <w:br/>
       <w:br/>
     </w:r>

--- a/tillsyn/A 61826-2025 tillsynsbegäran.docx
+++ b/tillsyn/A 61826-2025 tillsynsbegäran.docx
@@ -1384,7 +1384,7 @@
     <w:r>
       <w:tab/>
       <w:tab/>
-      <w:t>2026-07-20</w:t>
+      <w:t>2026-07-21</w:t>
       <w:br/>
       <w:br/>
     </w:r>

--- a/tillsyn/A 61826-2025 tillsynsbegäran.docx
+++ b/tillsyn/A 61826-2025 tillsynsbegäran.docx
@@ -1384,7 +1384,7 @@
     <w:r>
       <w:tab/>
       <w:tab/>
-      <w:t>2026-07-21</w:t>
+      <w:t>2026-07-22</w:t>
       <w:br/>
       <w:br/>
     </w:r>

--- a/tillsyn/A 61826-2025 tillsynsbegäran.docx
+++ b/tillsyn/A 61826-2025 tillsynsbegäran.docx
@@ -1384,7 +1384,7 @@
     <w:r>
       <w:tab/>
       <w:tab/>
-      <w:t>2026-07-22</w:t>
+      <w:t>2026-07-23</w:t>
       <w:br/>
       <w:br/>
     </w:r>

--- a/tillsyn/A 61826-2025 tillsynsbegäran.docx
+++ b/tillsyn/A 61826-2025 tillsynsbegäran.docx
@@ -1384,7 +1384,7 @@
     <w:r>
       <w:tab/>
       <w:tab/>
-      <w:t>2026-07-23</w:t>
+      <w:t>2026-07-24</w:t>
       <w:br/>
       <w:br/>
     </w:r>

--- a/tillsyn/A 61826-2025 tillsynsbegäran.docx
+++ b/tillsyn/A 61826-2025 tillsynsbegäran.docx
@@ -1384,7 +1384,7 @@
     <w:r>
       <w:tab/>
       <w:tab/>
-      <w:t>2026-07-24</w:t>
+      <w:t>2026-07-25</w:t>
       <w:br/>
       <w:br/>
     </w:r>

--- a/tillsyn/A 61826-2025 tillsynsbegäran.docx
+++ b/tillsyn/A 61826-2025 tillsynsbegäran.docx
@@ -1384,7 +1384,7 @@
     <w:r>
       <w:tab/>
       <w:tab/>
-      <w:t>2026-07-25</w:t>
+      <w:t>2026-07-26</w:t>
       <w:br/>
       <w:br/>
     </w:r>

--- a/tillsyn/A 61826-2025 tillsynsbegäran.docx
+++ b/tillsyn/A 61826-2025 tillsynsbegäran.docx
@@ -1384,7 +1384,7 @@
     <w:r>
       <w:tab/>
       <w:tab/>
-      <w:t>2026-07-26</w:t>
+      <w:t>2026-07-27</w:t>
       <w:br/>
       <w:br/>
     </w:r>

--- a/tillsyn/A 61826-2025 tillsynsbegäran.docx
+++ b/tillsyn/A 61826-2025 tillsynsbegäran.docx
@@ -1384,7 +1384,7 @@
     <w:r>
       <w:tab/>
       <w:tab/>
-      <w:t>2026-07-27</w:t>
+      <w:t>2026-07-28</w:t>
       <w:br/>
       <w:br/>
     </w:r>

--- a/tillsyn/A 61826-2025 tillsynsbegäran.docx
+++ b/tillsyn/A 61826-2025 tillsynsbegäran.docx
@@ -1384,7 +1384,7 @@
     <w:r>
       <w:tab/>
       <w:tab/>
-      <w:t>2026-07-28</w:t>
+      <w:t>2026-07-29</w:t>
       <w:br/>
       <w:br/>
     </w:r>

--- a/tillsyn/A 61826-2025 tillsynsbegäran.docx
+++ b/tillsyn/A 61826-2025 tillsynsbegäran.docx
@@ -1384,7 +1384,7 @@
     <w:r>
       <w:tab/>
       <w:tab/>
-      <w:t>2026-07-29</w:t>
+      <w:t>2026-07-30</w:t>
       <w:br/>
       <w:br/>
     </w:r>

--- a/tillsyn/A 61826-2025 tillsynsbegäran.docx
+++ b/tillsyn/A 61826-2025 tillsynsbegäran.docx
@@ -1384,7 +1384,7 @@
     <w:r>
       <w:tab/>
       <w:tab/>
-      <w:t>2026-07-30</w:t>
+      <w:t>2026-07-31</w:t>
       <w:br/>
       <w:br/>
     </w:r>

--- a/tillsyn/A 61826-2025 tillsynsbegäran.docx
+++ b/tillsyn/A 61826-2025 tillsynsbegäran.docx
@@ -1384,7 +1384,7 @@
     <w:r>
       <w:tab/>
       <w:tab/>
-      <w:t>2026-07-31</w:t>
+      <w:t>2026-08-01</w:t>
       <w:br/>
       <w:br/>
     </w:r>

--- a/tillsyn/A 61826-2025 tillsynsbegäran.docx
+++ b/tillsyn/A 61826-2025 tillsynsbegäran.docx
@@ -1384,7 +1384,7 @@
     <w:r>
       <w:tab/>
       <w:tab/>
-      <w:t>2026-08-01</w:t>
+      <w:t>2026-08-02</w:t>
       <w:br/>
       <w:br/>
     </w:r>

--- a/tillsyn/A 61826-2025 tillsynsbegäran.docx
+++ b/tillsyn/A 61826-2025 tillsynsbegäran.docx
@@ -1384,7 +1384,7 @@
     <w:r>
       <w:tab/>
       <w:tab/>
-      <w:t>2026-08-02</w:t>
+      <w:t>2026-08-03</w:t>
       <w:br/>
       <w:br/>
     </w:r>

--- a/tillsyn/A 61826-2025 tillsynsbegäran.docx
+++ b/tillsyn/A 61826-2025 tillsynsbegäran.docx
@@ -1384,7 +1384,7 @@
     <w:r>
       <w:tab/>
       <w:tab/>
-      <w:t>2026-08-03</w:t>
+      <w:t>2026-08-05</w:t>
       <w:br/>
       <w:br/>
     </w:r>

--- a/tillsyn/A 61826-2025 tillsynsbegäran.docx
+++ b/tillsyn/A 61826-2025 tillsynsbegäran.docx
@@ -1384,7 +1384,7 @@
     <w:r>
       <w:tab/>
       <w:tab/>
-      <w:t>2026-08-05</w:t>
+      <w:t>2026-08-07</w:t>
       <w:br/>
       <w:br/>
     </w:r>

--- a/tillsyn/A 61826-2025 tillsynsbegäran.docx
+++ b/tillsyn/A 61826-2025 tillsynsbegäran.docx
@@ -1384,7 +1384,7 @@
     <w:r>
       <w:tab/>
       <w:tab/>
-      <w:t>2026-08-07</w:t>
+      <w:t>2026-08-08</w:t>
       <w:br/>
       <w:br/>
     </w:r>

--- a/tillsyn/A 61826-2025 tillsynsbegäran.docx
+++ b/tillsyn/A 61826-2025 tillsynsbegäran.docx
@@ -60,7 +60,7 @@
         <w:spacing w:after="240"/>
       </w:pPr>
       <w:r>
-        <w:t>Figur 1. Fyndplatser för naturvårdsarter i och inom 2 meter från avverkningsanmälan. Markörer utan svart kant är placerade på fyndplatsen. Markörer med svart kant är placerade vid sidan av fyndplatsen har ett svart streck som visar fyndplatsens exakta position. Kartans mittpunktskoordinat är N 6895778, E 621492 i SWEREF 99 TM.</w:t>
+        <w:t>Figur 1. Fyndplatser för naturvårdsarter i och inom 2 meter från avverkningsanmälan. Markörer utan svart kant är placerade på fyndplatsen. Markörer med svart kant är placerade vid sidan av fyndplatsen och har ett svart streck som visar fyndplatsens exakta position. Kartans mittpunktskoordinat är N 6895778, E 621492 i SWEREF 99 TM.</w:t>
       </w:r>
     </w:p>
     <w:p>
@@ -1384,7 +1384,7 @@
     <w:r>
       <w:tab/>
       <w:tab/>
-      <w:t>2026-08-14</w:t>
+      <w:t>2026-08-15</w:t>
       <w:br/>
       <w:br/>
     </w:r>

--- a/tillsyn/A 61826-2025 tillsynsbegäran.docx
+++ b/tillsyn/A 61826-2025 tillsynsbegäran.docx
@@ -1384,7 +1384,7 @@
     <w:r>
       <w:tab/>
       <w:tab/>
-      <w:t>2026-08-15</w:t>
+      <w:t>2026-08-16</w:t>
       <w:br/>
       <w:br/>
     </w:r>

--- a/tillsyn/A 61826-2025 tillsynsbegäran.docx
+++ b/tillsyn/A 61826-2025 tillsynsbegäran.docx
@@ -1384,7 +1384,7 @@
     <w:r>
       <w:tab/>
       <w:tab/>
-      <w:t>2026-08-16</w:t>
+      <w:t>2026-08-17</w:t>
       <w:br/>
       <w:br/>
     </w:r>

--- a/tillsyn/A 61826-2025 tillsynsbegäran.docx
+++ b/tillsyn/A 61826-2025 tillsynsbegäran.docx
@@ -1384,7 +1384,7 @@
     <w:r>
       <w:tab/>
       <w:tab/>
-      <w:t>2026-08-17</w:t>
+      <w:t>2026-08-18</w:t>
       <w:br/>
       <w:br/>
     </w:r>

--- a/tillsyn/A 61826-2025 tillsynsbegäran.docx
+++ b/tillsyn/A 61826-2025 tillsynsbegäran.docx
@@ -1384,7 +1384,7 @@
     <w:r>
       <w:tab/>
       <w:tab/>
-      <w:t>2026-08-18</w:t>
+      <w:t>2026-08-19</w:t>
       <w:br/>
       <w:br/>
     </w:r>

--- a/tillsyn/A 61826-2025 tillsynsbegäran.docx
+++ b/tillsyn/A 61826-2025 tillsynsbegäran.docx
@@ -1384,7 +1384,7 @@
     <w:r>
       <w:tab/>
       <w:tab/>
-      <w:t>2026-08-19</w:t>
+      <w:t>2026-08-20</w:t>
       <w:br/>
       <w:br/>
     </w:r>

--- a/tillsyn/A 61826-2025 tillsynsbegäran.docx
+++ b/tillsyn/A 61826-2025 tillsynsbegäran.docx
@@ -1384,7 +1384,7 @@
     <w:r>
       <w:tab/>
       <w:tab/>
-      <w:t>2026-08-20</w:t>
+      <w:t>2026-08-21</w:t>
       <w:br/>
       <w:br/>
     </w:r>

--- a/tillsyn/A 61826-2025 tillsynsbegäran.docx
+++ b/tillsyn/A 61826-2025 tillsynsbegäran.docx
@@ -1384,7 +1384,7 @@
     <w:r>
       <w:tab/>
       <w:tab/>
-      <w:t>2026-08-21</w:t>
+      <w:t>2026-08-22</w:t>
       <w:br/>
       <w:br/>
     </w:r>

--- a/tillsyn/A 61826-2025 tillsynsbegäran.docx
+++ b/tillsyn/A 61826-2025 tillsynsbegäran.docx
@@ -1384,7 +1384,7 @@
     <w:r>
       <w:tab/>
       <w:tab/>
-      <w:t>2026-08-22</w:t>
+      <w:t>2026-08-23</w:t>
       <w:br/>
       <w:br/>
     </w:r>

--- a/tillsyn/A 61826-2025 tillsynsbegäran.docx
+++ b/tillsyn/A 61826-2025 tillsynsbegäran.docx
@@ -1384,7 +1384,7 @@
     <w:r>
       <w:tab/>
       <w:tab/>
-      <w:t>2026-08-23</w:t>
+      <w:t>2026-08-24</w:t>
       <w:br/>
       <w:br/>
     </w:r>

--- a/tillsyn/A 61826-2025 tillsynsbegäran.docx
+++ b/tillsyn/A 61826-2025 tillsynsbegäran.docx
@@ -1384,7 +1384,7 @@
     <w:r>
       <w:tab/>
       <w:tab/>
-      <w:t>2026-08-24</w:t>
+      <w:t>2026-08-25</w:t>
       <w:br/>
       <w:br/>
     </w:r>

--- a/tillsyn/A 61826-2025 tillsynsbegäran.docx
+++ b/tillsyn/A 61826-2025 tillsynsbegäran.docx
@@ -1384,7 +1384,7 @@
     <w:r>
       <w:tab/>
       <w:tab/>
-      <w:t>2026-08-25</w:t>
+      <w:t>2026-08-26</w:t>
       <w:br/>
       <w:br/>
     </w:r>

--- a/tillsyn/A 61826-2025 tillsynsbegäran.docx
+++ b/tillsyn/A 61826-2025 tillsynsbegäran.docx
@@ -1384,7 +1384,7 @@
     <w:r>
       <w:tab/>
       <w:tab/>
-      <w:t>2026-08-26</w:t>
+      <w:t>2026-08-27</w:t>
       <w:br/>
       <w:br/>
     </w:r>

--- a/tillsyn/A 61826-2025 tillsynsbegäran.docx
+++ b/tillsyn/A 61826-2025 tillsynsbegäran.docx
@@ -1384,7 +1384,7 @@
     <w:r>
       <w:tab/>
       <w:tab/>
-      <w:t>2026-08-27</w:t>
+      <w:t>2026-08-28</w:t>
       <w:br/>
       <w:br/>
     </w:r>

--- a/tillsyn/A 61826-2025 tillsynsbegäran.docx
+++ b/tillsyn/A 61826-2025 tillsynsbegäran.docx
@@ -1384,7 +1384,7 @@
     <w:r>
       <w:tab/>
       <w:tab/>
-      <w:t>2026-08-28</w:t>
+      <w:t>2026-08-29</w:t>
       <w:br/>
       <w:br/>
     </w:r>

--- a/tillsyn/A 61826-2025 tillsynsbegäran.docx
+++ b/tillsyn/A 61826-2025 tillsynsbegäran.docx
@@ -1384,7 +1384,7 @@
     <w:r>
       <w:tab/>
       <w:tab/>
-      <w:t>2026-08-29</w:t>
+      <w:t>2026-08-31</w:t>
       <w:br/>
       <w:br/>
     </w:r>

--- a/tillsyn/A 61826-2025 tillsynsbegäran.docx
+++ b/tillsyn/A 61826-2025 tillsynsbegäran.docx
@@ -1384,7 +1384,7 @@
     <w:r>
       <w:tab/>
       <w:tab/>
-      <w:t>2026-08-31</w:t>
+      <w:t>2026-09-01</w:t>
       <w:br/>
       <w:br/>
     </w:r>

--- a/tillsyn/A 61826-2025 tillsynsbegäran.docx
+++ b/tillsyn/A 61826-2025 tillsynsbegäran.docx
@@ -1384,7 +1384,7 @@
     <w:r>
       <w:tab/>
       <w:tab/>
-      <w:t>2026-09-01</w:t>
+      <w:t>2026-09-02</w:t>
       <w:br/>
       <w:br/>
     </w:r>

--- a/tillsyn/A 61826-2025 tillsynsbegäran.docx
+++ b/tillsyn/A 61826-2025 tillsynsbegäran.docx
@@ -1384,7 +1384,7 @@
     <w:r>
       <w:tab/>
       <w:tab/>
-      <w:t>2026-09-02</w:t>
+      <w:t>2026-09-03</w:t>
       <w:br/>
       <w:br/>
     </w:r>

--- a/tillsyn/A 61826-2025 tillsynsbegäran.docx
+++ b/tillsyn/A 61826-2025 tillsynsbegäran.docx
@@ -1384,7 +1384,7 @@
     <w:r>
       <w:tab/>
       <w:tab/>
-      <w:t>2026-09-03</w:t>
+      <w:t>2026-09-04</w:t>
       <w:br/>
       <w:br/>
     </w:r>

--- a/tillsyn/A 61826-2025 tillsynsbegäran.docx
+++ b/tillsyn/A 61826-2025 tillsynsbegäran.docx
@@ -1384,7 +1384,7 @@
     <w:r>
       <w:tab/>
       <w:tab/>
-      <w:t>2026-09-04</w:t>
+      <w:t>2026-09-05</w:t>
       <w:br/>
       <w:br/>
     </w:r>

--- a/tillsyn/A 61826-2025 tillsynsbegäran.docx
+++ b/tillsyn/A 61826-2025 tillsynsbegäran.docx
@@ -1384,7 +1384,7 @@
     <w:r>
       <w:tab/>
       <w:tab/>
-      <w:t>2026-09-05</w:t>
+      <w:t>2026-09-06</w:t>
       <w:br/>
       <w:br/>
     </w:r>

--- a/tillsyn/A 61826-2025 tillsynsbegäran.docx
+++ b/tillsyn/A 61826-2025 tillsynsbegäran.docx
@@ -1384,7 +1384,7 @@
     <w:r>
       <w:tab/>
       <w:tab/>
-      <w:t>2026-09-06</w:t>
+      <w:t>2026-09-07</w:t>
       <w:br/>
       <w:br/>
     </w:r>

--- a/tillsyn/A 61826-2025 tillsynsbegäran.docx
+++ b/tillsyn/A 61826-2025 tillsynsbegäran.docx
@@ -1384,7 +1384,7 @@
     <w:r>
       <w:tab/>
       <w:tab/>
-      <w:t>2026-09-07</w:t>
+      <w:t>2026-09-08</w:t>
       <w:br/>
       <w:br/>
     </w:r>

--- a/tillsyn/A 61826-2025 tillsynsbegäran.docx
+++ b/tillsyn/A 61826-2025 tillsynsbegäran.docx
@@ -1384,7 +1384,7 @@
     <w:r>
       <w:tab/>
       <w:tab/>
-      <w:t>2026-09-08</w:t>
+      <w:t>2026-09-09</w:t>
       <w:br/>
       <w:br/>
     </w:r>

--- a/tillsyn/A 61826-2025 tillsynsbegäran.docx
+++ b/tillsyn/A 61826-2025 tillsynsbegäran.docx
@@ -1384,7 +1384,7 @@
     <w:r>
       <w:tab/>
       <w:tab/>
-      <w:t>2026-09-09</w:t>
+      <w:t>2026-09-10</w:t>
       <w:br/>
       <w:br/>
     </w:r>

--- a/tillsyn/A 61826-2025 tillsynsbegäran.docx
+++ b/tillsyn/A 61826-2025 tillsynsbegäran.docx
@@ -1384,7 +1384,7 @@
     <w:r>
       <w:tab/>
       <w:tab/>
-      <w:t>2026-09-10</w:t>
+      <w:t>2026-09-11</w:t>
       <w:br/>
       <w:br/>
     </w:r>

--- a/tillsyn/A 61826-2025 tillsynsbegäran.docx
+++ b/tillsyn/A 61826-2025 tillsynsbegäran.docx
@@ -1384,7 +1384,7 @@
     <w:r>
       <w:tab/>
       <w:tab/>
-      <w:t>2026-09-11</w:t>
+      <w:t>2026-09-12</w:t>
       <w:br/>
       <w:br/>
     </w:r>
